--- a/master/Diploma/docx/OnyushevA_RK6-41M_Diploma.docx
+++ b/master/Diploma/docx/OnyushevA_RK6-41M_Diploma.docx
@@ -4630,20 +4630,7 @@
                 <w:u w:val="single"/>
                 <w:lang w:val="ru-RU"/>
               </w:rPr>
-              <w:t xml:space="preserve"> </w:t>
-            </w:r>
-            <w:r>
-              <w:rPr>
-                <w:rFonts w:eastAsia="Times New Roman" w:cs="Times New Roman"/>
-                <w:i/>
-                <w:iCs/>
-                <w:color w:val="000000" w:themeColor="text1"/>
-                <w:sz w:val="24"/>
-                <w:szCs w:val="24"/>
-                <w:u w:val="single"/>
-                <w:lang w:val="ru-RU"/>
-              </w:rPr>
-              <w:t>механизмы обмена сообщениями и отправки уведомлений</w:t>
+              <w:t xml:space="preserve"> механизмы обмена сообщениями и отправки уведомлений</w:t>
             </w:r>
             <w:r>
               <w:rPr>
@@ -10619,6 +10606,7 @@
       <w:bookmarkStart w:id="7" w:name="_Toc200354878"/>
       <w:bookmarkStart w:id="8" w:name="_Toc200354912"/>
       <w:bookmarkStart w:id="9" w:name="_Toc200356936"/>
+      <w:bookmarkStart w:id="10" w:name="_Toc227887510"/>
       <w:r>
         <w:lastRenderedPageBreak/>
         <w:t>АННОТАЦИЯ</w:t>
@@ -10627,6 +10615,7 @@
       <w:bookmarkEnd w:id="7"/>
       <w:bookmarkEnd w:id="8"/>
       <w:bookmarkEnd w:id="9"/>
+      <w:bookmarkEnd w:id="10"/>
     </w:p>
     <w:p>
       <w:pPr>
@@ -10750,24 +10739,26 @@
           <w:docGrid w:linePitch="381"/>
         </w:sectPr>
       </w:pPr>
-      <w:bookmarkStart w:id="10" w:name="_Toc192611280"/>
+      <w:bookmarkStart w:id="11" w:name="_Toc192611280"/>
     </w:p>
     <w:p>
       <w:pPr>
         <w:pStyle w:val="HeaderDefault"/>
         <w:spacing w:line="360" w:lineRule="auto"/>
       </w:pPr>
-      <w:bookmarkStart w:id="11" w:name="_Toc200354879"/>
-      <w:bookmarkStart w:id="12" w:name="_Toc200354913"/>
-      <w:bookmarkStart w:id="13" w:name="_Toc200356937"/>
+      <w:bookmarkStart w:id="12" w:name="_Toc200354879"/>
+      <w:bookmarkStart w:id="13" w:name="_Toc200354913"/>
+      <w:bookmarkStart w:id="14" w:name="_Toc200356937"/>
+      <w:bookmarkStart w:id="15" w:name="_Toc227887511"/>
       <w:r>
         <w:lastRenderedPageBreak/>
         <w:t>ОСНОВНЫЕ ПОНЯТИЯ И ОПРЕДЕЛЕНИЯ</w:t>
       </w:r>
-      <w:bookmarkEnd w:id="10"/>
       <w:bookmarkEnd w:id="11"/>
       <w:bookmarkEnd w:id="12"/>
       <w:bookmarkEnd w:id="13"/>
+      <w:bookmarkEnd w:id="14"/>
+      <w:bookmarkEnd w:id="15"/>
     </w:p>
     <w:p>
       <w:pPr>
@@ -11177,23 +11168,67 @@
       <w:pPr>
         <w:spacing w:after="0" w:line="360" w:lineRule="auto"/>
         <w:jc w:val="both"/>
+        <w:rPr>
+          <w:lang w:val="ru-RU"/>
+        </w:rPr>
       </w:pPr>
       <w:r>
         <w:rPr>
           <w:rStyle w:val="ac"/>
         </w:rPr>
-        <w:t>JWT (JSON Web Token)</w:t>
-      </w:r>
-      <w:r>
-        <w:t xml:space="preserve"> — </w:t>
-      </w:r>
-      <w:proofErr w:type="spellStart"/>
-      <w:r>
-        <w:t>компактный</w:t>
-      </w:r>
-      <w:proofErr w:type="spellEnd"/>
-      <w:r>
-        <w:t xml:space="preserve"> формат токена, используемый для безопасной передачи данных о пользователе и его правах.</w:t>
+        <w:t>JWT</w:t>
+      </w:r>
+      <w:r>
+        <w:rPr>
+          <w:rStyle w:val="ac"/>
+          <w:lang w:val="ru-RU"/>
+        </w:rPr>
+        <w:t xml:space="preserve"> (</w:t>
+      </w:r>
+      <w:r>
+        <w:rPr>
+          <w:rStyle w:val="ac"/>
+        </w:rPr>
+        <w:t>JSON</w:t>
+      </w:r>
+      <w:r>
+        <w:rPr>
+          <w:rStyle w:val="ac"/>
+          <w:lang w:val="ru-RU"/>
+        </w:rPr>
+        <w:t xml:space="preserve"> </w:t>
+      </w:r>
+      <w:r>
+        <w:rPr>
+          <w:rStyle w:val="ac"/>
+        </w:rPr>
+        <w:t>Web</w:t>
+      </w:r>
+      <w:r>
+        <w:rPr>
+          <w:rStyle w:val="ac"/>
+          <w:lang w:val="ru-RU"/>
+        </w:rPr>
+        <w:t xml:space="preserve"> </w:t>
+      </w:r>
+      <w:r>
+        <w:rPr>
+          <w:rStyle w:val="ac"/>
+        </w:rPr>
+        <w:t>Token</w:t>
+      </w:r>
+      <w:r>
+        <w:rPr>
+          <w:rStyle w:val="ac"/>
+          <w:lang w:val="ru-RU"/>
+        </w:rPr>
+        <w:t>)</w:t>
+      </w:r>
+      <w:r>
+        <w:rPr>
+          <w:lang w:val="ru-RU"/>
+        </w:rPr>
+        <w:t xml:space="preserve"> — компактный формат токена, используемый для безопасной передачи данных о пользователе и его правах.</w:t>
       </w:r>
     </w:p>
     <w:p>
@@ -11608,25 +11643,7 @@
         <w:rPr>
           <w:lang w:val="ru-RU"/>
         </w:rPr>
-        <w:t xml:space="preserve"> </w:t>
-      </w:r>
-      <w:r>
-        <w:rPr>
-          <w:lang w:val="ru-RU"/>
-        </w:rPr>
-        <w:t>–</w:t>
-      </w:r>
-      <w:r>
-        <w:rPr>
-          <w:lang w:val="ru-RU"/>
-        </w:rPr>
-        <w:t xml:space="preserve"> </w:t>
-      </w:r>
-      <w:r>
-        <w:rPr>
-          <w:lang w:val="ru-RU"/>
-        </w:rPr>
-        <w:t>требования к качественным характеристикам системы, включая производительность, надежность, безопасность и удобство сопровождения.</w:t>
+        <w:t xml:space="preserve"> – требования к качественным характеристикам системы, включая производительность, надежность, безопасность и удобство сопровождения.</w:t>
       </w:r>
     </w:p>
     <w:p>
@@ -11685,6 +11702,7 @@
             <w:jc w:val="center"/>
             <w:rPr>
               <w:noProof/>
+              <w:lang w:val="ru-RU"/>
             </w:rPr>
           </w:pPr>
           <w:r>
@@ -11763,10 +11781,14 @@
             <w:rPr>
               <w:rFonts w:asciiTheme="minorHAnsi" w:hAnsiTheme="minorHAnsi" w:cstheme="minorBidi"/>
               <w:noProof/>
-              <w:sz w:val="22"/>
+              <w:kern w:val="2"/>
+              <w:sz w:val="24"/>
+              <w:szCs w:val="24"/>
+              <w:lang w:val="ru-RU" w:eastAsia="ru-RU"/>
+              <w14:ligatures w14:val="standardContextual"/>
             </w:rPr>
           </w:pPr>
-          <w:hyperlink w:anchor="_Toc200356938" w:history="1">
+          <w:hyperlink w:anchor="_Toc227887512" w:history="1">
             <w:r>
               <w:rPr>
                 <w:rStyle w:val="aa"/>
@@ -11793,7 +11815,7 @@
                 <w:noProof/>
                 <w:webHidden/>
               </w:rPr>
-              <w:instrText xml:space="preserve"> PAGEREF _Toc200356938 \h </w:instrText>
+              <w:instrText xml:space="preserve"> PAGEREF _Toc227887512 \h </w:instrText>
             </w:r>
             <w:r>
               <w:rPr>
@@ -11828,27 +11850,35 @@
           <w:pPr>
             <w:pStyle w:val="11"/>
             <w:tabs>
-              <w:tab w:val="left" w:pos="440"/>
+              <w:tab w:val="left" w:pos="480"/>
             </w:tabs>
             <w:rPr>
               <w:rFonts w:asciiTheme="minorHAnsi" w:hAnsiTheme="minorHAnsi" w:cstheme="minorBidi"/>
               <w:noProof/>
-              <w:sz w:val="22"/>
+              <w:kern w:val="2"/>
+              <w:sz w:val="24"/>
+              <w:szCs w:val="24"/>
+              <w:lang w:val="ru-RU" w:eastAsia="ru-RU"/>
+              <w14:ligatures w14:val="standardContextual"/>
             </w:rPr>
           </w:pPr>
-          <w:hyperlink w:anchor="_Toc200356939" w:history="1">
+          <w:hyperlink w:anchor="_Toc227887513" w:history="1">
             <w:r>
               <w:rPr>
                 <w:rStyle w:val="aa"/>
                 <w:noProof/>
               </w:rPr>
-              <w:t>1</w:t>
+              <w:t>1.</w:t>
             </w:r>
             <w:r>
               <w:rPr>
                 <w:rFonts w:asciiTheme="minorHAnsi" w:hAnsiTheme="minorHAnsi" w:cstheme="minorBidi"/>
                 <w:noProof/>
-                <w:sz w:val="22"/>
+                <w:kern w:val="2"/>
+                <w:sz w:val="24"/>
+                <w:szCs w:val="24"/>
+                <w:lang w:val="ru-RU" w:eastAsia="ru-RU"/>
+                <w14:ligatures w14:val="standardContextual"/>
               </w:rPr>
               <w:tab/>
             </w:r>
@@ -11857,7 +11887,7 @@
                 <w:rStyle w:val="aa"/>
                 <w:noProof/>
               </w:rPr>
-              <w:t>Обзор используемых технологий</w:t>
+              <w:t>Системы аутентификации и авторизации</w:t>
             </w:r>
             <w:r>
               <w:rPr>
@@ -11878,7 +11908,7 @@
                 <w:noProof/>
                 <w:webHidden/>
               </w:rPr>
-              <w:instrText xml:space="preserve"> PAGEREF _Toc200356939 \h </w:instrText>
+              <w:instrText xml:space="preserve"> PAGEREF _Toc227887513 \h </w:instrText>
             </w:r>
             <w:r>
               <w:rPr>
@@ -11898,7 +11928,7 @@
                 <w:noProof/>
                 <w:webHidden/>
               </w:rPr>
-              <w:t>11</w:t>
+              <w:t>13</w:t>
             </w:r>
             <w:r>
               <w:rPr>
@@ -11913,27 +11943,35 @@
           <w:pPr>
             <w:pStyle w:val="11"/>
             <w:tabs>
-              <w:tab w:val="left" w:pos="440"/>
+              <w:tab w:val="left" w:pos="480"/>
             </w:tabs>
             <w:rPr>
               <w:rFonts w:asciiTheme="minorHAnsi" w:hAnsiTheme="minorHAnsi" w:cstheme="minorBidi"/>
               <w:noProof/>
-              <w:sz w:val="22"/>
+              <w:kern w:val="2"/>
+              <w:sz w:val="24"/>
+              <w:szCs w:val="24"/>
+              <w:lang w:val="ru-RU" w:eastAsia="ru-RU"/>
+              <w14:ligatures w14:val="standardContextual"/>
             </w:rPr>
           </w:pPr>
-          <w:hyperlink w:anchor="_Toc200356940" w:history="1">
+          <w:hyperlink w:anchor="_Toc227887514" w:history="1">
             <w:r>
               <w:rPr>
                 <w:rStyle w:val="aa"/>
                 <w:noProof/>
               </w:rPr>
-              <w:t>2</w:t>
+              <w:t>2.</w:t>
             </w:r>
             <w:r>
               <w:rPr>
                 <w:rFonts w:asciiTheme="minorHAnsi" w:hAnsiTheme="minorHAnsi" w:cstheme="minorBidi"/>
                 <w:noProof/>
-                <w:sz w:val="22"/>
+                <w:kern w:val="2"/>
+                <w:sz w:val="24"/>
+                <w:szCs w:val="24"/>
+                <w:lang w:val="ru-RU" w:eastAsia="ru-RU"/>
+                <w14:ligatures w14:val="standardContextual"/>
               </w:rPr>
               <w:tab/>
             </w:r>
@@ -11942,7 +11980,7 @@
                 <w:rStyle w:val="aa"/>
                 <w:noProof/>
               </w:rPr>
-              <w:t>Требования к пользовательскому интерфейсу</w:t>
+              <w:t>Обзор существующих SSO-решений</w:t>
             </w:r>
             <w:r>
               <w:rPr>
@@ -11963,7 +12001,7 @@
                 <w:noProof/>
                 <w:webHidden/>
               </w:rPr>
-              <w:instrText xml:space="preserve"> PAGEREF _Toc200356940 \h </w:instrText>
+              <w:instrText xml:space="preserve"> PAGEREF _Toc227887514 \h </w:instrText>
             </w:r>
             <w:r>
               <w:rPr>
@@ -11998,27 +12036,35 @@
           <w:pPr>
             <w:pStyle w:val="11"/>
             <w:tabs>
-              <w:tab w:val="left" w:pos="440"/>
+              <w:tab w:val="left" w:pos="480"/>
             </w:tabs>
             <w:rPr>
               <w:rFonts w:asciiTheme="minorHAnsi" w:hAnsiTheme="minorHAnsi" w:cstheme="minorBidi"/>
               <w:noProof/>
-              <w:sz w:val="22"/>
+              <w:kern w:val="2"/>
+              <w:sz w:val="24"/>
+              <w:szCs w:val="24"/>
+              <w:lang w:val="ru-RU" w:eastAsia="ru-RU"/>
+              <w14:ligatures w14:val="standardContextual"/>
             </w:rPr>
           </w:pPr>
-          <w:hyperlink w:anchor="_Toc200356941" w:history="1">
+          <w:hyperlink w:anchor="_Toc227887515" w:history="1">
             <w:r>
               <w:rPr>
                 <w:rStyle w:val="aa"/>
                 <w:noProof/>
               </w:rPr>
-              <w:t>3</w:t>
+              <w:t>3.</w:t>
             </w:r>
             <w:r>
               <w:rPr>
                 <w:rFonts w:asciiTheme="minorHAnsi" w:hAnsiTheme="minorHAnsi" w:cstheme="minorBidi"/>
                 <w:noProof/>
-                <w:sz w:val="22"/>
+                <w:kern w:val="2"/>
+                <w:sz w:val="24"/>
+                <w:szCs w:val="24"/>
+                <w:lang w:val="ru-RU" w:eastAsia="ru-RU"/>
+                <w14:ligatures w14:val="standardContextual"/>
               </w:rPr>
               <w:tab/>
             </w:r>
@@ -12027,7 +12073,7 @@
                 <w:rStyle w:val="aa"/>
                 <w:noProof/>
               </w:rPr>
-              <w:t>Авторизация пользователей</w:t>
+              <w:t>Получившаяся система</w:t>
             </w:r>
             <w:r>
               <w:rPr>
@@ -12048,7 +12094,7 @@
                 <w:noProof/>
                 <w:webHidden/>
               </w:rPr>
-              <w:instrText xml:space="preserve"> PAGEREF _Toc200356941 \h </w:instrText>
+              <w:instrText xml:space="preserve"> PAGEREF _Toc227887515 \h </w:instrText>
             </w:r>
             <w:r>
               <w:rPr>
@@ -12068,1368 +12114,7 @@
                 <w:noProof/>
                 <w:webHidden/>
               </w:rPr>
-              <w:t>18</w:t>
-            </w:r>
-            <w:r>
-              <w:rPr>
-                <w:noProof/>
-                <w:webHidden/>
-              </w:rPr>
-              <w:fldChar w:fldCharType="end"/>
-            </w:r>
-          </w:hyperlink>
-        </w:p>
-        <w:p>
-          <w:pPr>
-            <w:pStyle w:val="11"/>
-            <w:tabs>
-              <w:tab w:val="left" w:pos="440"/>
-            </w:tabs>
-            <w:rPr>
-              <w:rFonts w:asciiTheme="minorHAnsi" w:hAnsiTheme="minorHAnsi" w:cstheme="minorBidi"/>
-              <w:noProof/>
-              <w:sz w:val="22"/>
-            </w:rPr>
-          </w:pPr>
-          <w:hyperlink w:anchor="_Toc200356942" w:history="1">
-            <w:r>
-              <w:rPr>
-                <w:rStyle w:val="aa"/>
-                <w:noProof/>
-              </w:rPr>
-              <w:t>4</w:t>
-            </w:r>
-            <w:r>
-              <w:rPr>
-                <w:rFonts w:asciiTheme="minorHAnsi" w:hAnsiTheme="minorHAnsi" w:cstheme="minorBidi"/>
-                <w:noProof/>
-                <w:sz w:val="22"/>
-              </w:rPr>
-              <w:tab/>
-            </w:r>
-            <w:r>
-              <w:rPr>
-                <w:rStyle w:val="aa"/>
-                <w:noProof/>
-              </w:rPr>
-              <w:t>Разработка картографического модуля</w:t>
-            </w:r>
-            <w:r>
-              <w:rPr>
-                <w:noProof/>
-                <w:webHidden/>
-              </w:rPr>
-              <w:tab/>
-            </w:r>
-            <w:r>
-              <w:rPr>
-                <w:noProof/>
-                <w:webHidden/>
-              </w:rPr>
-              <w:fldChar w:fldCharType="begin"/>
-            </w:r>
-            <w:r>
-              <w:rPr>
-                <w:noProof/>
-                <w:webHidden/>
-              </w:rPr>
-              <w:instrText xml:space="preserve"> PAGEREF _Toc200356942 \h </w:instrText>
-            </w:r>
-            <w:r>
-              <w:rPr>
-                <w:noProof/>
-                <w:webHidden/>
-              </w:rPr>
-            </w:r>
-            <w:r>
-              <w:rPr>
-                <w:noProof/>
-                <w:webHidden/>
-              </w:rPr>
-              <w:fldChar w:fldCharType="separate"/>
-            </w:r>
-            <w:r>
-              <w:rPr>
-                <w:noProof/>
-                <w:webHidden/>
-              </w:rPr>
-              <w:t>20</w:t>
-            </w:r>
-            <w:r>
-              <w:rPr>
-                <w:noProof/>
-                <w:webHidden/>
-              </w:rPr>
-              <w:fldChar w:fldCharType="end"/>
-            </w:r>
-          </w:hyperlink>
-        </w:p>
-        <w:p>
-          <w:pPr>
-            <w:pStyle w:val="11"/>
-            <w:tabs>
-              <w:tab w:val="left" w:pos="440"/>
-            </w:tabs>
-            <w:rPr>
-              <w:rFonts w:asciiTheme="minorHAnsi" w:hAnsiTheme="minorHAnsi" w:cstheme="minorBidi"/>
-              <w:noProof/>
-              <w:sz w:val="22"/>
-            </w:rPr>
-          </w:pPr>
-          <w:hyperlink w:anchor="_Toc200356943" w:history="1">
-            <w:r>
-              <w:rPr>
-                <w:rStyle w:val="aa"/>
-                <w:noProof/>
-              </w:rPr>
-              <w:t>5</w:t>
-            </w:r>
-            <w:r>
-              <w:rPr>
-                <w:rFonts w:asciiTheme="minorHAnsi" w:hAnsiTheme="minorHAnsi" w:cstheme="minorBidi"/>
-                <w:noProof/>
-                <w:sz w:val="22"/>
-              </w:rPr>
-              <w:tab/>
-            </w:r>
-            <w:r>
-              <w:rPr>
-                <w:rStyle w:val="aa"/>
-                <w:noProof/>
-              </w:rPr>
-              <w:t>Разработка модуля дополненной реальности</w:t>
-            </w:r>
-            <w:r>
-              <w:rPr>
-                <w:noProof/>
-                <w:webHidden/>
-              </w:rPr>
-              <w:tab/>
-            </w:r>
-            <w:r>
-              <w:rPr>
-                <w:noProof/>
-                <w:webHidden/>
-              </w:rPr>
-              <w:fldChar w:fldCharType="begin"/>
-            </w:r>
-            <w:r>
-              <w:rPr>
-                <w:noProof/>
-                <w:webHidden/>
-              </w:rPr>
-              <w:instrText xml:space="preserve"> PAGEREF _Toc200356943 \h </w:instrText>
-            </w:r>
-            <w:r>
-              <w:rPr>
-                <w:noProof/>
-                <w:webHidden/>
-              </w:rPr>
-            </w:r>
-            <w:r>
-              <w:rPr>
-                <w:noProof/>
-                <w:webHidden/>
-              </w:rPr>
-              <w:fldChar w:fldCharType="separate"/>
-            </w:r>
-            <w:r>
-              <w:rPr>
-                <w:noProof/>
-                <w:webHidden/>
-              </w:rPr>
-              <w:t>26</w:t>
-            </w:r>
-            <w:r>
-              <w:rPr>
-                <w:noProof/>
-                <w:webHidden/>
-              </w:rPr>
-              <w:fldChar w:fldCharType="end"/>
-            </w:r>
-          </w:hyperlink>
-        </w:p>
-        <w:p>
-          <w:pPr>
-            <w:pStyle w:val="11"/>
-            <w:tabs>
-              <w:tab w:val="left" w:pos="440"/>
-            </w:tabs>
-            <w:rPr>
-              <w:rFonts w:asciiTheme="minorHAnsi" w:hAnsiTheme="minorHAnsi" w:cstheme="minorBidi"/>
-              <w:noProof/>
-              <w:sz w:val="22"/>
-            </w:rPr>
-          </w:pPr>
-          <w:hyperlink w:anchor="_Toc200356944" w:history="1">
-            <w:r>
-              <w:rPr>
-                <w:rStyle w:val="aa"/>
-                <w:noProof/>
-              </w:rPr>
-              <w:t>6</w:t>
-            </w:r>
-            <w:r>
-              <w:rPr>
-                <w:rFonts w:asciiTheme="minorHAnsi" w:hAnsiTheme="minorHAnsi" w:cstheme="minorBidi"/>
-                <w:noProof/>
-                <w:sz w:val="22"/>
-              </w:rPr>
-              <w:tab/>
-            </w:r>
-            <w:r>
-              <w:rPr>
-                <w:rStyle w:val="aa"/>
-                <w:noProof/>
-              </w:rPr>
-              <w:t>Методы загрузки работ в режиме AR</w:t>
-            </w:r>
-            <w:r>
-              <w:rPr>
-                <w:noProof/>
-                <w:webHidden/>
-              </w:rPr>
-              <w:tab/>
-            </w:r>
-            <w:r>
-              <w:rPr>
-                <w:noProof/>
-                <w:webHidden/>
-              </w:rPr>
-              <w:fldChar w:fldCharType="begin"/>
-            </w:r>
-            <w:r>
-              <w:rPr>
-                <w:noProof/>
-                <w:webHidden/>
-              </w:rPr>
-              <w:instrText xml:space="preserve"> PAGEREF _Toc200356944 \h </w:instrText>
-            </w:r>
-            <w:r>
-              <w:rPr>
-                <w:noProof/>
-                <w:webHidden/>
-              </w:rPr>
-            </w:r>
-            <w:r>
-              <w:rPr>
-                <w:noProof/>
-                <w:webHidden/>
-              </w:rPr>
-              <w:fldChar w:fldCharType="separate"/>
-            </w:r>
-            <w:r>
-              <w:rPr>
-                <w:noProof/>
-                <w:webHidden/>
-              </w:rPr>
-              <w:t>29</w:t>
-            </w:r>
-            <w:r>
-              <w:rPr>
-                <w:noProof/>
-                <w:webHidden/>
-              </w:rPr>
-              <w:fldChar w:fldCharType="end"/>
-            </w:r>
-          </w:hyperlink>
-        </w:p>
-        <w:p>
-          <w:pPr>
-            <w:pStyle w:val="11"/>
-            <w:tabs>
-              <w:tab w:val="left" w:pos="440"/>
-            </w:tabs>
-            <w:rPr>
-              <w:rFonts w:asciiTheme="minorHAnsi" w:hAnsiTheme="minorHAnsi" w:cstheme="minorBidi"/>
-              <w:noProof/>
-              <w:sz w:val="22"/>
-            </w:rPr>
-          </w:pPr>
-          <w:hyperlink w:anchor="_Toc200356945" w:history="1">
-            <w:r>
-              <w:rPr>
-                <w:rStyle w:val="aa"/>
-                <w:noProof/>
-              </w:rPr>
-              <w:t>7</w:t>
-            </w:r>
-            <w:r>
-              <w:rPr>
-                <w:rFonts w:asciiTheme="minorHAnsi" w:hAnsiTheme="minorHAnsi" w:cstheme="minorBidi"/>
-                <w:noProof/>
-                <w:sz w:val="22"/>
-              </w:rPr>
-              <w:tab/>
-            </w:r>
-            <w:r>
-              <w:rPr>
-                <w:rStyle w:val="aa"/>
-                <w:noProof/>
-              </w:rPr>
-              <w:t>Разработка GPT-ассистента</w:t>
-            </w:r>
-            <w:r>
-              <w:rPr>
-                <w:noProof/>
-                <w:webHidden/>
-              </w:rPr>
-              <w:tab/>
-            </w:r>
-            <w:r>
-              <w:rPr>
-                <w:noProof/>
-                <w:webHidden/>
-              </w:rPr>
-              <w:fldChar w:fldCharType="begin"/>
-            </w:r>
-            <w:r>
-              <w:rPr>
-                <w:noProof/>
-                <w:webHidden/>
-              </w:rPr>
-              <w:instrText xml:space="preserve"> PAGEREF _Toc200356945 \h </w:instrText>
-            </w:r>
-            <w:r>
-              <w:rPr>
-                <w:noProof/>
-                <w:webHidden/>
-              </w:rPr>
-            </w:r>
-            <w:r>
-              <w:rPr>
-                <w:noProof/>
-                <w:webHidden/>
-              </w:rPr>
-              <w:fldChar w:fldCharType="separate"/>
-            </w:r>
-            <w:r>
-              <w:rPr>
-                <w:noProof/>
-                <w:webHidden/>
-              </w:rPr>
-              <w:t>31</w:t>
-            </w:r>
-            <w:r>
-              <w:rPr>
-                <w:noProof/>
-                <w:webHidden/>
-              </w:rPr>
-              <w:fldChar w:fldCharType="end"/>
-            </w:r>
-          </w:hyperlink>
-        </w:p>
-        <w:p>
-          <w:pPr>
-            <w:pStyle w:val="11"/>
-            <w:tabs>
-              <w:tab w:val="left" w:pos="660"/>
-            </w:tabs>
-            <w:rPr>
-              <w:rFonts w:asciiTheme="minorHAnsi" w:hAnsiTheme="minorHAnsi" w:cstheme="minorBidi"/>
-              <w:noProof/>
-              <w:sz w:val="22"/>
-            </w:rPr>
-          </w:pPr>
-          <w:hyperlink w:anchor="_Toc200356946" w:history="1">
-            <w:r>
-              <w:rPr>
-                <w:rStyle w:val="aa"/>
-                <w:noProof/>
-              </w:rPr>
-              <w:t>7.1</w:t>
-            </w:r>
-            <w:r>
-              <w:rPr>
-                <w:rFonts w:asciiTheme="minorHAnsi" w:hAnsiTheme="minorHAnsi" w:cstheme="minorBidi"/>
-                <w:noProof/>
-                <w:sz w:val="22"/>
-              </w:rPr>
-              <w:tab/>
-            </w:r>
-            <w:r>
-              <w:rPr>
-                <w:rStyle w:val="aa"/>
-                <w:noProof/>
-              </w:rPr>
-              <w:t>Интеграция с OpenAI</w:t>
-            </w:r>
-            <w:r>
-              <w:rPr>
-                <w:noProof/>
-                <w:webHidden/>
-              </w:rPr>
-              <w:tab/>
-            </w:r>
-            <w:r>
-              <w:rPr>
-                <w:noProof/>
-                <w:webHidden/>
-              </w:rPr>
-              <w:fldChar w:fldCharType="begin"/>
-            </w:r>
-            <w:r>
-              <w:rPr>
-                <w:noProof/>
-                <w:webHidden/>
-              </w:rPr>
-              <w:instrText xml:space="preserve"> PAGEREF _Toc200356946 \h </w:instrText>
-            </w:r>
-            <w:r>
-              <w:rPr>
-                <w:noProof/>
-                <w:webHidden/>
-              </w:rPr>
-            </w:r>
-            <w:r>
-              <w:rPr>
-                <w:noProof/>
-                <w:webHidden/>
-              </w:rPr>
-              <w:fldChar w:fldCharType="separate"/>
-            </w:r>
-            <w:r>
-              <w:rPr>
-                <w:noProof/>
-                <w:webHidden/>
-              </w:rPr>
-              <w:t>31</w:t>
-            </w:r>
-            <w:r>
-              <w:rPr>
-                <w:noProof/>
-                <w:webHidden/>
-              </w:rPr>
-              <w:fldChar w:fldCharType="end"/>
-            </w:r>
-          </w:hyperlink>
-        </w:p>
-        <w:p>
-          <w:pPr>
-            <w:pStyle w:val="11"/>
-            <w:tabs>
-              <w:tab w:val="left" w:pos="660"/>
-            </w:tabs>
-            <w:rPr>
-              <w:rFonts w:asciiTheme="minorHAnsi" w:hAnsiTheme="minorHAnsi" w:cstheme="minorBidi"/>
-              <w:noProof/>
-              <w:sz w:val="22"/>
-            </w:rPr>
-          </w:pPr>
-          <w:hyperlink w:anchor="_Toc200356947" w:history="1">
-            <w:r>
-              <w:rPr>
-                <w:rStyle w:val="aa"/>
-                <w:noProof/>
-              </w:rPr>
-              <w:t>7.2</w:t>
-            </w:r>
-            <w:r>
-              <w:rPr>
-                <w:rFonts w:asciiTheme="minorHAnsi" w:hAnsiTheme="minorHAnsi" w:cstheme="minorBidi"/>
-                <w:noProof/>
-                <w:sz w:val="22"/>
-              </w:rPr>
-              <w:tab/>
-            </w:r>
-            <w:r>
-              <w:rPr>
-                <w:rStyle w:val="aa"/>
-                <w:noProof/>
-              </w:rPr>
-              <w:t>Обработка запросов пользователя к GPT-ассистенту</w:t>
-            </w:r>
-            <w:r>
-              <w:rPr>
-                <w:noProof/>
-                <w:webHidden/>
-              </w:rPr>
-              <w:tab/>
-            </w:r>
-            <w:r>
-              <w:rPr>
-                <w:noProof/>
-                <w:webHidden/>
-              </w:rPr>
-              <w:fldChar w:fldCharType="begin"/>
-            </w:r>
-            <w:r>
-              <w:rPr>
-                <w:noProof/>
-                <w:webHidden/>
-              </w:rPr>
-              <w:instrText xml:space="preserve"> PAGEREF _Toc200356947 \h </w:instrText>
-            </w:r>
-            <w:r>
-              <w:rPr>
-                <w:noProof/>
-                <w:webHidden/>
-              </w:rPr>
-            </w:r>
-            <w:r>
-              <w:rPr>
-                <w:noProof/>
-                <w:webHidden/>
-              </w:rPr>
-              <w:fldChar w:fldCharType="separate"/>
-            </w:r>
-            <w:r>
-              <w:rPr>
-                <w:noProof/>
-                <w:webHidden/>
-              </w:rPr>
-              <w:t>33</w:t>
-            </w:r>
-            <w:r>
-              <w:rPr>
-                <w:noProof/>
-                <w:webHidden/>
-              </w:rPr>
-              <w:fldChar w:fldCharType="end"/>
-            </w:r>
-          </w:hyperlink>
-        </w:p>
-        <w:p>
-          <w:pPr>
-            <w:pStyle w:val="11"/>
-            <w:tabs>
-              <w:tab w:val="left" w:pos="660"/>
-            </w:tabs>
-            <w:rPr>
-              <w:rFonts w:asciiTheme="minorHAnsi" w:hAnsiTheme="minorHAnsi" w:cstheme="minorBidi"/>
-              <w:noProof/>
-              <w:sz w:val="22"/>
-            </w:rPr>
-          </w:pPr>
-          <w:hyperlink w:anchor="_Toc200356948" w:history="1">
-            <w:r>
-              <w:rPr>
-                <w:rStyle w:val="aa"/>
-                <w:noProof/>
-              </w:rPr>
-              <w:t>7.3</w:t>
-            </w:r>
-            <w:r>
-              <w:rPr>
-                <w:rFonts w:asciiTheme="minorHAnsi" w:hAnsiTheme="minorHAnsi" w:cstheme="minorBidi"/>
-                <w:noProof/>
-                <w:sz w:val="22"/>
-              </w:rPr>
-              <w:tab/>
-            </w:r>
-            <w:r>
-              <w:rPr>
-                <w:rStyle w:val="aa"/>
-                <w:noProof/>
-              </w:rPr>
-              <w:t>Разработка промптов</w:t>
-            </w:r>
-            <w:r>
-              <w:rPr>
-                <w:noProof/>
-                <w:webHidden/>
-              </w:rPr>
-              <w:tab/>
-            </w:r>
-            <w:r>
-              <w:rPr>
-                <w:noProof/>
-                <w:webHidden/>
-              </w:rPr>
-              <w:fldChar w:fldCharType="begin"/>
-            </w:r>
-            <w:r>
-              <w:rPr>
-                <w:noProof/>
-                <w:webHidden/>
-              </w:rPr>
-              <w:instrText xml:space="preserve"> PAGEREF _Toc200356948 \h </w:instrText>
-            </w:r>
-            <w:r>
-              <w:rPr>
-                <w:noProof/>
-                <w:webHidden/>
-              </w:rPr>
-            </w:r>
-            <w:r>
-              <w:rPr>
-                <w:noProof/>
-                <w:webHidden/>
-              </w:rPr>
-              <w:fldChar w:fldCharType="separate"/>
-            </w:r>
-            <w:r>
-              <w:rPr>
-                <w:noProof/>
-                <w:webHidden/>
-              </w:rPr>
-              <w:t>37</w:t>
-            </w:r>
-            <w:r>
-              <w:rPr>
-                <w:noProof/>
-                <w:webHidden/>
-              </w:rPr>
-              <w:fldChar w:fldCharType="end"/>
-            </w:r>
-          </w:hyperlink>
-        </w:p>
-        <w:p>
-          <w:pPr>
-            <w:pStyle w:val="11"/>
-            <w:tabs>
-              <w:tab w:val="left" w:pos="660"/>
-            </w:tabs>
-            <w:rPr>
-              <w:rFonts w:asciiTheme="minorHAnsi" w:hAnsiTheme="minorHAnsi" w:cstheme="minorBidi"/>
-              <w:noProof/>
-              <w:sz w:val="22"/>
-            </w:rPr>
-          </w:pPr>
-          <w:hyperlink w:anchor="_Toc200356949" w:history="1">
-            <w:r>
-              <w:rPr>
-                <w:rStyle w:val="aa"/>
-                <w:noProof/>
-              </w:rPr>
-              <w:t>7.4</w:t>
-            </w:r>
-            <w:r>
-              <w:rPr>
-                <w:rFonts w:asciiTheme="minorHAnsi" w:hAnsiTheme="minorHAnsi" w:cstheme="minorBidi"/>
-                <w:noProof/>
-                <w:sz w:val="22"/>
-              </w:rPr>
-              <w:tab/>
-            </w:r>
-            <w:r>
-              <w:rPr>
-                <w:rStyle w:val="aa"/>
-                <w:noProof/>
-              </w:rPr>
-              <w:t>Реализация генерации ответа</w:t>
-            </w:r>
-            <w:r>
-              <w:rPr>
-                <w:noProof/>
-                <w:webHidden/>
-              </w:rPr>
-              <w:tab/>
-            </w:r>
-            <w:r>
-              <w:rPr>
-                <w:noProof/>
-                <w:webHidden/>
-              </w:rPr>
-              <w:fldChar w:fldCharType="begin"/>
-            </w:r>
-            <w:r>
-              <w:rPr>
-                <w:noProof/>
-                <w:webHidden/>
-              </w:rPr>
-              <w:instrText xml:space="preserve"> PAGEREF _Toc200356949 \h </w:instrText>
-            </w:r>
-            <w:r>
-              <w:rPr>
-                <w:noProof/>
-                <w:webHidden/>
-              </w:rPr>
-            </w:r>
-            <w:r>
-              <w:rPr>
-                <w:noProof/>
-                <w:webHidden/>
-              </w:rPr>
-              <w:fldChar w:fldCharType="separate"/>
-            </w:r>
-            <w:r>
-              <w:rPr>
-                <w:noProof/>
-                <w:webHidden/>
-              </w:rPr>
-              <w:t>43</w:t>
-            </w:r>
-            <w:r>
-              <w:rPr>
-                <w:noProof/>
-                <w:webHidden/>
-              </w:rPr>
-              <w:fldChar w:fldCharType="end"/>
-            </w:r>
-          </w:hyperlink>
-        </w:p>
-        <w:p>
-          <w:pPr>
-            <w:pStyle w:val="11"/>
-            <w:tabs>
-              <w:tab w:val="left" w:pos="440"/>
-            </w:tabs>
-            <w:rPr>
-              <w:rFonts w:asciiTheme="minorHAnsi" w:hAnsiTheme="minorHAnsi" w:cstheme="minorBidi"/>
-              <w:noProof/>
-              <w:sz w:val="22"/>
-            </w:rPr>
-          </w:pPr>
-          <w:hyperlink w:anchor="_Toc200356950" w:history="1">
-            <w:r>
-              <w:rPr>
-                <w:rStyle w:val="aa"/>
-                <w:noProof/>
-              </w:rPr>
-              <w:t>8</w:t>
-            </w:r>
-            <w:r>
-              <w:rPr>
-                <w:rFonts w:asciiTheme="minorHAnsi" w:hAnsiTheme="minorHAnsi" w:cstheme="minorBidi"/>
-                <w:noProof/>
-                <w:sz w:val="22"/>
-              </w:rPr>
-              <w:tab/>
-            </w:r>
-            <w:r>
-              <w:rPr>
-                <w:rStyle w:val="aa"/>
-                <w:noProof/>
-              </w:rPr>
-              <w:t>Организация системы подписки</w:t>
-            </w:r>
-            <w:r>
-              <w:rPr>
-                <w:noProof/>
-                <w:webHidden/>
-              </w:rPr>
-              <w:tab/>
-            </w:r>
-            <w:r>
-              <w:rPr>
-                <w:noProof/>
-                <w:webHidden/>
-              </w:rPr>
-              <w:fldChar w:fldCharType="begin"/>
-            </w:r>
-            <w:r>
-              <w:rPr>
-                <w:noProof/>
-                <w:webHidden/>
-              </w:rPr>
-              <w:instrText xml:space="preserve"> PAGEREF _Toc200356950 \h </w:instrText>
-            </w:r>
-            <w:r>
-              <w:rPr>
-                <w:noProof/>
-                <w:webHidden/>
-              </w:rPr>
-            </w:r>
-            <w:r>
-              <w:rPr>
-                <w:noProof/>
-                <w:webHidden/>
-              </w:rPr>
-              <w:fldChar w:fldCharType="separate"/>
-            </w:r>
-            <w:r>
-              <w:rPr>
-                <w:noProof/>
-                <w:webHidden/>
-              </w:rPr>
-              <w:t>51</w:t>
-            </w:r>
-            <w:r>
-              <w:rPr>
-                <w:noProof/>
-                <w:webHidden/>
-              </w:rPr>
-              <w:fldChar w:fldCharType="end"/>
-            </w:r>
-          </w:hyperlink>
-        </w:p>
-        <w:p>
-          <w:pPr>
-            <w:pStyle w:val="11"/>
-            <w:tabs>
-              <w:tab w:val="left" w:pos="660"/>
-            </w:tabs>
-            <w:rPr>
-              <w:rFonts w:asciiTheme="minorHAnsi" w:hAnsiTheme="minorHAnsi" w:cstheme="minorBidi"/>
-              <w:noProof/>
-              <w:sz w:val="22"/>
-            </w:rPr>
-          </w:pPr>
-          <w:hyperlink w:anchor="_Toc200356951" w:history="1">
-            <w:r>
-              <w:rPr>
-                <w:rStyle w:val="aa"/>
-                <w:noProof/>
-              </w:rPr>
-              <w:t>8.1</w:t>
-            </w:r>
-            <w:r>
-              <w:rPr>
-                <w:rFonts w:asciiTheme="minorHAnsi" w:hAnsiTheme="minorHAnsi" w:cstheme="minorBidi"/>
-                <w:noProof/>
-                <w:sz w:val="22"/>
-              </w:rPr>
-              <w:tab/>
-            </w:r>
-            <w:r>
-              <w:rPr>
-                <w:rStyle w:val="aa"/>
-                <w:noProof/>
-              </w:rPr>
-              <w:t>Выбор платежной системы</w:t>
-            </w:r>
-            <w:r>
-              <w:rPr>
-                <w:noProof/>
-                <w:webHidden/>
-              </w:rPr>
-              <w:tab/>
-            </w:r>
-            <w:r>
-              <w:rPr>
-                <w:noProof/>
-                <w:webHidden/>
-              </w:rPr>
-              <w:fldChar w:fldCharType="begin"/>
-            </w:r>
-            <w:r>
-              <w:rPr>
-                <w:noProof/>
-                <w:webHidden/>
-              </w:rPr>
-              <w:instrText xml:space="preserve"> PAGEREF _Toc200356951 \h </w:instrText>
-            </w:r>
-            <w:r>
-              <w:rPr>
-                <w:noProof/>
-                <w:webHidden/>
-              </w:rPr>
-            </w:r>
-            <w:r>
-              <w:rPr>
-                <w:noProof/>
-                <w:webHidden/>
-              </w:rPr>
-              <w:fldChar w:fldCharType="separate"/>
-            </w:r>
-            <w:r>
-              <w:rPr>
-                <w:noProof/>
-                <w:webHidden/>
-              </w:rPr>
-              <w:t>51</w:t>
-            </w:r>
-            <w:r>
-              <w:rPr>
-                <w:noProof/>
-                <w:webHidden/>
-              </w:rPr>
-              <w:fldChar w:fldCharType="end"/>
-            </w:r>
-          </w:hyperlink>
-        </w:p>
-        <w:p>
-          <w:pPr>
-            <w:pStyle w:val="11"/>
-            <w:tabs>
-              <w:tab w:val="left" w:pos="660"/>
-            </w:tabs>
-            <w:rPr>
-              <w:rFonts w:asciiTheme="minorHAnsi" w:hAnsiTheme="minorHAnsi" w:cstheme="minorBidi"/>
-              <w:noProof/>
-              <w:sz w:val="22"/>
-            </w:rPr>
-          </w:pPr>
-          <w:hyperlink w:anchor="_Toc200356952" w:history="1">
-            <w:r>
-              <w:rPr>
-                <w:rStyle w:val="aa"/>
-                <w:noProof/>
-              </w:rPr>
-              <w:t>8.2</w:t>
-            </w:r>
-            <w:r>
-              <w:rPr>
-                <w:rFonts w:asciiTheme="minorHAnsi" w:hAnsiTheme="minorHAnsi" w:cstheme="minorBidi"/>
-                <w:noProof/>
-                <w:sz w:val="22"/>
-              </w:rPr>
-              <w:tab/>
-            </w:r>
-            <w:r>
-              <w:rPr>
-                <w:rStyle w:val="aa"/>
-                <w:noProof/>
-              </w:rPr>
-              <w:t>Использование Stripe в проекте</w:t>
-            </w:r>
-            <w:r>
-              <w:rPr>
-                <w:noProof/>
-                <w:webHidden/>
-              </w:rPr>
-              <w:tab/>
-            </w:r>
-            <w:r>
-              <w:rPr>
-                <w:noProof/>
-                <w:webHidden/>
-              </w:rPr>
-              <w:fldChar w:fldCharType="begin"/>
-            </w:r>
-            <w:r>
-              <w:rPr>
-                <w:noProof/>
-                <w:webHidden/>
-              </w:rPr>
-              <w:instrText xml:space="preserve"> PAGEREF _Toc200356952 \h </w:instrText>
-            </w:r>
-            <w:r>
-              <w:rPr>
-                <w:noProof/>
-                <w:webHidden/>
-              </w:rPr>
-            </w:r>
-            <w:r>
-              <w:rPr>
-                <w:noProof/>
-                <w:webHidden/>
-              </w:rPr>
-              <w:fldChar w:fldCharType="separate"/>
-            </w:r>
-            <w:r>
-              <w:rPr>
-                <w:noProof/>
-                <w:webHidden/>
-              </w:rPr>
-              <w:t>52</w:t>
-            </w:r>
-            <w:r>
-              <w:rPr>
-                <w:noProof/>
-                <w:webHidden/>
-              </w:rPr>
-              <w:fldChar w:fldCharType="end"/>
-            </w:r>
-          </w:hyperlink>
-        </w:p>
-        <w:p>
-          <w:pPr>
-            <w:pStyle w:val="11"/>
-            <w:tabs>
-              <w:tab w:val="left" w:pos="660"/>
-            </w:tabs>
-            <w:rPr>
-              <w:rFonts w:asciiTheme="minorHAnsi" w:hAnsiTheme="minorHAnsi" w:cstheme="minorBidi"/>
-              <w:noProof/>
-              <w:sz w:val="22"/>
-            </w:rPr>
-          </w:pPr>
-          <w:hyperlink w:anchor="_Toc200356953" w:history="1">
-            <w:r>
-              <w:rPr>
-                <w:rStyle w:val="aa"/>
-                <w:noProof/>
-              </w:rPr>
-              <w:t>8.3</w:t>
-            </w:r>
-            <w:r>
-              <w:rPr>
-                <w:rFonts w:asciiTheme="minorHAnsi" w:hAnsiTheme="minorHAnsi" w:cstheme="minorBidi"/>
-                <w:noProof/>
-                <w:sz w:val="22"/>
-              </w:rPr>
-              <w:tab/>
-            </w:r>
-            <w:r>
-              <w:rPr>
-                <w:rStyle w:val="aa"/>
-                <w:noProof/>
-              </w:rPr>
-              <w:t>Структура БД и ее связь с Stripe</w:t>
-            </w:r>
-            <w:r>
-              <w:rPr>
-                <w:noProof/>
-                <w:webHidden/>
-              </w:rPr>
-              <w:tab/>
-            </w:r>
-            <w:r>
-              <w:rPr>
-                <w:noProof/>
-                <w:webHidden/>
-              </w:rPr>
-              <w:fldChar w:fldCharType="begin"/>
-            </w:r>
-            <w:r>
-              <w:rPr>
-                <w:noProof/>
-                <w:webHidden/>
-              </w:rPr>
-              <w:instrText xml:space="preserve"> PAGEREF _Toc200356953 \h </w:instrText>
-            </w:r>
-            <w:r>
-              <w:rPr>
-                <w:noProof/>
-                <w:webHidden/>
-              </w:rPr>
-            </w:r>
-            <w:r>
-              <w:rPr>
-                <w:noProof/>
-                <w:webHidden/>
-              </w:rPr>
-              <w:fldChar w:fldCharType="separate"/>
-            </w:r>
-            <w:r>
-              <w:rPr>
-                <w:noProof/>
-                <w:webHidden/>
-              </w:rPr>
-              <w:t>57</w:t>
-            </w:r>
-            <w:r>
-              <w:rPr>
-                <w:noProof/>
-                <w:webHidden/>
-              </w:rPr>
-              <w:fldChar w:fldCharType="end"/>
-            </w:r>
-          </w:hyperlink>
-        </w:p>
-        <w:p>
-          <w:pPr>
-            <w:pStyle w:val="11"/>
-            <w:tabs>
-              <w:tab w:val="left" w:pos="440"/>
-            </w:tabs>
-            <w:rPr>
-              <w:rFonts w:asciiTheme="minorHAnsi" w:hAnsiTheme="minorHAnsi" w:cstheme="minorBidi"/>
-              <w:noProof/>
-              <w:sz w:val="22"/>
-            </w:rPr>
-          </w:pPr>
-          <w:hyperlink w:anchor="_Toc200356954" w:history="1">
-            <w:r>
-              <w:rPr>
-                <w:rStyle w:val="aa"/>
-                <w:noProof/>
-              </w:rPr>
-              <w:t>9</w:t>
-            </w:r>
-            <w:r>
-              <w:rPr>
-                <w:rFonts w:asciiTheme="minorHAnsi" w:hAnsiTheme="minorHAnsi" w:cstheme="minorBidi"/>
-                <w:noProof/>
-                <w:sz w:val="22"/>
-              </w:rPr>
-              <w:tab/>
-            </w:r>
-            <w:r>
-              <w:rPr>
-                <w:rStyle w:val="aa"/>
-                <w:noProof/>
-              </w:rPr>
-              <w:t>Архитектура взаимодействия компонентов приложения</w:t>
-            </w:r>
-            <w:r>
-              <w:rPr>
-                <w:noProof/>
-                <w:webHidden/>
-              </w:rPr>
-              <w:tab/>
-            </w:r>
-            <w:r>
-              <w:rPr>
-                <w:noProof/>
-                <w:webHidden/>
-              </w:rPr>
-              <w:fldChar w:fldCharType="begin"/>
-            </w:r>
-            <w:r>
-              <w:rPr>
-                <w:noProof/>
-                <w:webHidden/>
-              </w:rPr>
-              <w:instrText xml:space="preserve"> PAGEREF _Toc200356954 \h </w:instrText>
-            </w:r>
-            <w:r>
-              <w:rPr>
-                <w:noProof/>
-                <w:webHidden/>
-              </w:rPr>
-            </w:r>
-            <w:r>
-              <w:rPr>
-                <w:noProof/>
-                <w:webHidden/>
-              </w:rPr>
-              <w:fldChar w:fldCharType="separate"/>
-            </w:r>
-            <w:r>
-              <w:rPr>
-                <w:noProof/>
-                <w:webHidden/>
-              </w:rPr>
-              <w:t>61</w:t>
-            </w:r>
-            <w:r>
-              <w:rPr>
-                <w:noProof/>
-                <w:webHidden/>
-              </w:rPr>
-              <w:fldChar w:fldCharType="end"/>
-            </w:r>
-          </w:hyperlink>
-        </w:p>
-        <w:p>
-          <w:pPr>
-            <w:pStyle w:val="11"/>
-            <w:tabs>
-              <w:tab w:val="left" w:pos="660"/>
-            </w:tabs>
-            <w:rPr>
-              <w:rFonts w:asciiTheme="minorHAnsi" w:hAnsiTheme="minorHAnsi" w:cstheme="minorBidi"/>
-              <w:noProof/>
-              <w:sz w:val="22"/>
-            </w:rPr>
-          </w:pPr>
-          <w:hyperlink w:anchor="_Toc200356955" w:history="1">
-            <w:r>
-              <w:rPr>
-                <w:rStyle w:val="aa"/>
-                <w:noProof/>
-              </w:rPr>
-              <w:t>9.1</w:t>
-            </w:r>
-            <w:r>
-              <w:rPr>
-                <w:rFonts w:asciiTheme="minorHAnsi" w:hAnsiTheme="minorHAnsi" w:cstheme="minorBidi"/>
-                <w:noProof/>
-                <w:sz w:val="22"/>
-              </w:rPr>
-              <w:tab/>
-            </w:r>
-            <w:r>
-              <w:rPr>
-                <w:rStyle w:val="aa"/>
-                <w:noProof/>
-              </w:rPr>
-              <w:t>Общая архитектурная схема приложения</w:t>
-            </w:r>
-            <w:r>
-              <w:rPr>
-                <w:noProof/>
-                <w:webHidden/>
-              </w:rPr>
-              <w:tab/>
-            </w:r>
-            <w:r>
-              <w:rPr>
-                <w:noProof/>
-                <w:webHidden/>
-              </w:rPr>
-              <w:fldChar w:fldCharType="begin"/>
-            </w:r>
-            <w:r>
-              <w:rPr>
-                <w:noProof/>
-                <w:webHidden/>
-              </w:rPr>
-              <w:instrText xml:space="preserve"> PAGEREF _Toc200356955 \h </w:instrText>
-            </w:r>
-            <w:r>
-              <w:rPr>
-                <w:noProof/>
-                <w:webHidden/>
-              </w:rPr>
-            </w:r>
-            <w:r>
-              <w:rPr>
-                <w:noProof/>
-                <w:webHidden/>
-              </w:rPr>
-              <w:fldChar w:fldCharType="separate"/>
-            </w:r>
-            <w:r>
-              <w:rPr>
-                <w:noProof/>
-                <w:webHidden/>
-              </w:rPr>
-              <w:t>61</w:t>
-            </w:r>
-            <w:r>
-              <w:rPr>
-                <w:noProof/>
-                <w:webHidden/>
-              </w:rPr>
-              <w:fldChar w:fldCharType="end"/>
-            </w:r>
-          </w:hyperlink>
-        </w:p>
-        <w:p>
-          <w:pPr>
-            <w:pStyle w:val="11"/>
-            <w:tabs>
-              <w:tab w:val="left" w:pos="660"/>
-            </w:tabs>
-            <w:rPr>
-              <w:rFonts w:asciiTheme="minorHAnsi" w:hAnsiTheme="minorHAnsi" w:cstheme="minorBidi"/>
-              <w:noProof/>
-              <w:sz w:val="22"/>
-            </w:rPr>
-          </w:pPr>
-          <w:hyperlink w:anchor="_Toc200356956" w:history="1">
-            <w:r>
-              <w:rPr>
-                <w:rStyle w:val="aa"/>
-                <w:noProof/>
-              </w:rPr>
-              <w:t>9.2</w:t>
-            </w:r>
-            <w:r>
-              <w:rPr>
-                <w:rFonts w:asciiTheme="minorHAnsi" w:hAnsiTheme="minorHAnsi" w:cstheme="minorBidi"/>
-                <w:noProof/>
-                <w:sz w:val="22"/>
-              </w:rPr>
-              <w:tab/>
-            </w:r>
-            <w:r>
-              <w:rPr>
-                <w:rStyle w:val="aa"/>
-                <w:noProof/>
-              </w:rPr>
-              <w:t>Инфраструктура AI-компонента</w:t>
-            </w:r>
-            <w:r>
-              <w:rPr>
-                <w:noProof/>
-                <w:webHidden/>
-              </w:rPr>
-              <w:tab/>
-            </w:r>
-            <w:r>
-              <w:rPr>
-                <w:noProof/>
-                <w:webHidden/>
-              </w:rPr>
-              <w:fldChar w:fldCharType="begin"/>
-            </w:r>
-            <w:r>
-              <w:rPr>
-                <w:noProof/>
-                <w:webHidden/>
-              </w:rPr>
-              <w:instrText xml:space="preserve"> PAGEREF _Toc200356956 \h </w:instrText>
-            </w:r>
-            <w:r>
-              <w:rPr>
-                <w:noProof/>
-                <w:webHidden/>
-              </w:rPr>
-            </w:r>
-            <w:r>
-              <w:rPr>
-                <w:noProof/>
-                <w:webHidden/>
-              </w:rPr>
-              <w:fldChar w:fldCharType="separate"/>
-            </w:r>
-            <w:r>
-              <w:rPr>
-                <w:noProof/>
-                <w:webHidden/>
-              </w:rPr>
-              <w:t>62</w:t>
-            </w:r>
-            <w:r>
-              <w:rPr>
-                <w:noProof/>
-                <w:webHidden/>
-              </w:rPr>
-              <w:fldChar w:fldCharType="end"/>
-            </w:r>
-          </w:hyperlink>
-        </w:p>
-        <w:p>
-          <w:pPr>
-            <w:pStyle w:val="11"/>
-            <w:tabs>
-              <w:tab w:val="left" w:pos="660"/>
-            </w:tabs>
-            <w:rPr>
-              <w:rFonts w:asciiTheme="minorHAnsi" w:hAnsiTheme="minorHAnsi" w:cstheme="minorBidi"/>
-              <w:noProof/>
-              <w:sz w:val="22"/>
-            </w:rPr>
-          </w:pPr>
-          <w:hyperlink w:anchor="_Toc200356957" w:history="1">
-            <w:r>
-              <w:rPr>
-                <w:rStyle w:val="aa"/>
-                <w:rFonts w:eastAsia="Times New Roman"/>
-                <w:noProof/>
-              </w:rPr>
-              <w:t>9.3</w:t>
-            </w:r>
-            <w:r>
-              <w:rPr>
-                <w:rFonts w:asciiTheme="minorHAnsi" w:hAnsiTheme="minorHAnsi" w:cstheme="minorBidi"/>
-                <w:noProof/>
-                <w:sz w:val="22"/>
-              </w:rPr>
-              <w:tab/>
-            </w:r>
-            <w:r>
-              <w:rPr>
-                <w:rStyle w:val="aa"/>
-                <w:noProof/>
-              </w:rPr>
-              <w:t>Перспективы масштабирования</w:t>
-            </w:r>
-            <w:r>
-              <w:rPr>
-                <w:noProof/>
-                <w:webHidden/>
-              </w:rPr>
-              <w:tab/>
-            </w:r>
-            <w:r>
-              <w:rPr>
-                <w:noProof/>
-                <w:webHidden/>
-              </w:rPr>
-              <w:fldChar w:fldCharType="begin"/>
-            </w:r>
-            <w:r>
-              <w:rPr>
-                <w:noProof/>
-                <w:webHidden/>
-              </w:rPr>
-              <w:instrText xml:space="preserve"> PAGEREF _Toc200356957 \h </w:instrText>
-            </w:r>
-            <w:r>
-              <w:rPr>
-                <w:noProof/>
-                <w:webHidden/>
-              </w:rPr>
-            </w:r>
-            <w:r>
-              <w:rPr>
-                <w:noProof/>
-                <w:webHidden/>
-              </w:rPr>
-              <w:fldChar w:fldCharType="separate"/>
-            </w:r>
-            <w:r>
-              <w:rPr>
-                <w:noProof/>
-                <w:webHidden/>
-              </w:rPr>
-              <w:t>62</w:t>
+              <w:t>19</w:t>
             </w:r>
             <w:r>
               <w:rPr>
@@ -13446,10 +12131,14 @@
             <w:rPr>
               <w:rFonts w:asciiTheme="minorHAnsi" w:hAnsiTheme="minorHAnsi" w:cstheme="minorBidi"/>
               <w:noProof/>
-              <w:sz w:val="22"/>
+              <w:kern w:val="2"/>
+              <w:sz w:val="24"/>
+              <w:szCs w:val="24"/>
+              <w:lang w:val="ru-RU" w:eastAsia="ru-RU"/>
+              <w14:ligatures w14:val="standardContextual"/>
             </w:rPr>
           </w:pPr>
-          <w:hyperlink w:anchor="_Toc200356958" w:history="1">
+          <w:hyperlink w:anchor="_Toc227887516" w:history="1">
             <w:r>
               <w:rPr>
                 <w:rStyle w:val="aa"/>
@@ -13476,7 +12165,7 @@
                 <w:noProof/>
                 <w:webHidden/>
               </w:rPr>
-              <w:instrText xml:space="preserve"> PAGEREF _Toc200356958 \h </w:instrText>
+              <w:instrText xml:space="preserve"> PAGEREF _Toc227887516 \h </w:instrText>
             </w:r>
             <w:r>
               <w:rPr>
@@ -13496,7 +12185,7 @@
                 <w:noProof/>
                 <w:webHidden/>
               </w:rPr>
-              <w:t>64</w:t>
+              <w:t>22</w:t>
             </w:r>
             <w:r>
               <w:rPr>
@@ -13513,10 +12202,14 @@
             <w:rPr>
               <w:rFonts w:asciiTheme="minorHAnsi" w:hAnsiTheme="minorHAnsi" w:cstheme="minorBidi"/>
               <w:noProof/>
-              <w:sz w:val="22"/>
+              <w:kern w:val="2"/>
+              <w:sz w:val="24"/>
+              <w:szCs w:val="24"/>
+              <w:lang w:val="ru-RU" w:eastAsia="ru-RU"/>
+              <w14:ligatures w14:val="standardContextual"/>
             </w:rPr>
           </w:pPr>
-          <w:hyperlink w:anchor="_Toc200356959" w:history="1">
+          <w:hyperlink w:anchor="_Toc227887518" w:history="1">
             <w:r>
               <w:rPr>
                 <w:rStyle w:val="aa"/>
@@ -13543,7 +12236,7 @@
                 <w:noProof/>
                 <w:webHidden/>
               </w:rPr>
-              <w:instrText xml:space="preserve"> PAGEREF _Toc200356959 \h </w:instrText>
+              <w:instrText xml:space="preserve"> PAGEREF _Toc227887518 \h </w:instrText>
             </w:r>
             <w:r>
               <w:rPr>
@@ -13563,7 +12256,7 @@
                 <w:noProof/>
                 <w:webHidden/>
               </w:rPr>
-              <w:t>65</w:t>
+              <w:t>26</w:t>
             </w:r>
             <w:r>
               <w:rPr>
@@ -13580,10 +12273,14 @@
             <w:rPr>
               <w:rFonts w:asciiTheme="minorHAnsi" w:hAnsiTheme="minorHAnsi" w:cstheme="minorBidi"/>
               <w:noProof/>
-              <w:sz w:val="22"/>
+              <w:kern w:val="2"/>
+              <w:sz w:val="24"/>
+              <w:szCs w:val="24"/>
+              <w:lang w:val="ru-RU" w:eastAsia="ru-RU"/>
+              <w14:ligatures w14:val="standardContextual"/>
             </w:rPr>
           </w:pPr>
-          <w:hyperlink w:anchor="_Toc200356960" w:history="1">
+          <w:hyperlink w:anchor="_Toc227887519" w:history="1">
             <w:r>
               <w:rPr>
                 <w:rStyle w:val="aa"/>
@@ -13610,7 +12307,7 @@
                 <w:noProof/>
                 <w:webHidden/>
               </w:rPr>
-              <w:instrText xml:space="preserve"> PAGEREF _Toc200356960 \h </w:instrText>
+              <w:instrText xml:space="preserve"> PAGEREF _Toc227887519 \h </w:instrText>
             </w:r>
             <w:r>
               <w:rPr>
@@ -13630,7 +12327,7 @@
                 <w:noProof/>
                 <w:webHidden/>
               </w:rPr>
-              <w:t>66</w:t>
+              <w:t>28</w:t>
             </w:r>
             <w:r>
               <w:rPr>
@@ -13673,12 +12370,12 @@
         <w:pStyle w:val="HeaderDefault"/>
         <w:spacing w:line="360" w:lineRule="auto"/>
       </w:pPr>
-      <w:bookmarkStart w:id="14" w:name="_Toc200356938"/>
+      <w:bookmarkStart w:id="16" w:name="_Toc227887512"/>
       <w:r>
         <w:lastRenderedPageBreak/>
         <w:t>ВВЕДЕНИЕ</w:t>
       </w:r>
-      <w:bookmarkEnd w:id="14"/>
+      <w:bookmarkEnd w:id="16"/>
     </w:p>
     <w:p>
       <w:pPr>
@@ -14103,8 +12800,9 @@
         <w:spacing w:line="360" w:lineRule="auto"/>
         <w:ind w:left="1134" w:hanging="425"/>
       </w:pPr>
-      <w:bookmarkStart w:id="15" w:name="_Toc161356272"/>
-      <w:bookmarkStart w:id="16" w:name="_Toc221468627"/>
+      <w:bookmarkStart w:id="17" w:name="_Toc161356272"/>
+      <w:bookmarkStart w:id="18" w:name="_Toc221468627"/>
+      <w:bookmarkStart w:id="19" w:name="_Toc227887513"/>
       <w:r>
         <w:lastRenderedPageBreak/>
         <w:t>Системы</w:t>
@@ -14121,8 +12819,9 @@
       <w:r>
         <w:t>авторизации</w:t>
       </w:r>
-      <w:bookmarkEnd w:id="15"/>
-      <w:bookmarkEnd w:id="16"/>
+      <w:bookmarkEnd w:id="17"/>
+      <w:bookmarkEnd w:id="18"/>
+      <w:bookmarkEnd w:id="19"/>
     </w:p>
     <w:p>
       <w:pPr>
@@ -14180,7 +12879,7 @@
           <w:noProof/>
         </w:rPr>
         <w:drawing>
-          <wp:inline distT="0" distB="0" distL="0" distR="0" wp14:anchorId="0483E890" wp14:editId="69F7641E">
+          <wp:inline distT="0" distB="0" distL="0" distR="0" wp14:anchorId="0483E890" wp14:editId="1A2E23F9">
             <wp:extent cx="5783361" cy="2938780"/>
             <wp:effectExtent l="0" t="0" r="8255" b="0"/>
             <wp:docPr id="1975419124" name="Рисунок 1" descr="Picture background"/>
@@ -14261,7 +12960,8 @@
         <w:spacing w:after="0" w:line="360" w:lineRule="auto"/>
         <w:ind w:left="360"/>
       </w:pPr>
-      <w:bookmarkStart w:id="17" w:name="_Toc221468628"/>
+      <w:bookmarkStart w:id="20" w:name="_Toc221468628"/>
+      <w:bookmarkStart w:id="21" w:name="_Toc227887514"/>
       <w:r>
         <w:lastRenderedPageBreak/>
         <w:t xml:space="preserve">Обзор существующих </w:t>
@@ -14275,7 +12975,8 @@
       <w:r>
         <w:t>-решений</w:t>
       </w:r>
-      <w:bookmarkEnd w:id="17"/>
+      <w:bookmarkEnd w:id="20"/>
+      <w:bookmarkEnd w:id="21"/>
     </w:p>
     <w:p>
       <w:pPr>
@@ -14997,8 +13698,8 @@
         <w:t>Для выбора оптимального решения по реализации аутентификации и авторизации в разрабатываемой обучающей платформе был проведён сравнительный анализ различных подходов и существующих SSO-решений. Целью анализа являлось выявление решения, наиболее полно удовлетворяющего требованиям безопасности, масштабируемости, гибкости настройки и экономической целесообразности.</w:t>
       </w:r>
     </w:p>
-    <w:bookmarkStart w:id="18" w:name="_MON_1830799350"/>
-    <w:bookmarkEnd w:id="18"/>
+    <w:bookmarkStart w:id="22" w:name="_MON_1830799350"/>
+    <w:bookmarkEnd w:id="22"/>
     <w:p>
       <w:pPr>
         <w:ind w:firstLine="0"/>
@@ -15030,10 +13731,10 @@
             <v:path o:extrusionok="f" gradientshapeok="t" o:connecttype="rect"/>
             <o:lock v:ext="edit" aspectratio="t"/>
           </v:shapetype>
-          <v:shape id="_x0000_i1025" type="#_x0000_t75" style="width:495pt;height:81.75pt" o:ole="">
+          <v:shape id="_x0000_i1033" type="#_x0000_t75" style="width:495pt;height:81.75pt" o:ole="">
             <v:imagedata r:id="rId21" o:title=""/>
           </v:shape>
-          <o:OLEObject Type="Embed" ProgID="Excel.Sheet.12" ShapeID="_x0000_i1025" DrawAspect="Content" ObjectID="_1838327497" r:id="rId22"/>
+          <o:OLEObject Type="Embed" ProgID="Excel.Sheet.12" ShapeID="_x0000_i1033" DrawAspect="Content" ObjectID="_1838500282" r:id="rId22"/>
         </w:object>
       </w:r>
     </w:p>
@@ -15298,12 +13999,14 @@
         <w:spacing w:line="360" w:lineRule="auto"/>
         <w:ind w:left="2160"/>
       </w:pPr>
-      <w:bookmarkStart w:id="19" w:name="_Toc221468629"/>
+      <w:bookmarkStart w:id="23" w:name="_Toc221468629"/>
+      <w:bookmarkStart w:id="24" w:name="_Toc227887515"/>
       <w:r>
         <w:lastRenderedPageBreak/>
         <w:t>Получившаяся система</w:t>
       </w:r>
-      <w:bookmarkEnd w:id="19"/>
+      <w:bookmarkEnd w:id="23"/>
+      <w:bookmarkEnd w:id="24"/>
     </w:p>
     <w:p>
       <w:pPr>
@@ -15868,12 +14571,14 @@
       <w:pPr>
         <w:pStyle w:val="HeaderDefault"/>
       </w:pPr>
-      <w:bookmarkStart w:id="20" w:name="_Toc221468630"/>
+      <w:bookmarkStart w:id="25" w:name="_Toc221468630"/>
+      <w:bookmarkStart w:id="26" w:name="_Toc227887516"/>
       <w:r>
         <w:lastRenderedPageBreak/>
         <w:t>ЗАКЛЮЧЕНИЕ</w:t>
       </w:r>
-      <w:bookmarkEnd w:id="20"/>
+      <w:bookmarkEnd w:id="25"/>
+      <w:bookmarkEnd w:id="26"/>
     </w:p>
     <w:p>
       <w:pPr>
@@ -16004,12 +14709,12 @@
       <w:pPr>
         <w:pStyle w:val="HeaderDefault"/>
       </w:pPr>
-      <w:bookmarkStart w:id="21" w:name="_Toc200356958"/>
+      <w:bookmarkStart w:id="27" w:name="_Toc227887517"/>
       <w:r>
         <w:lastRenderedPageBreak/>
         <w:t>ЗАКЛЮЧЕНИЕ</w:t>
       </w:r>
-      <w:bookmarkEnd w:id="21"/>
+      <w:bookmarkEnd w:id="27"/>
     </w:p>
     <w:p>
       <w:pPr>
@@ -16144,12 +14849,12 @@
       <w:pPr>
         <w:pStyle w:val="HeaderDefault"/>
       </w:pPr>
-      <w:bookmarkStart w:id="22" w:name="_Toc200356959"/>
+      <w:bookmarkStart w:id="28" w:name="_Toc227887518"/>
       <w:r>
         <w:lastRenderedPageBreak/>
         <w:t>СПИСОК ИСПОЛЬЗОВАННЫХ ИСТОЧНИКОВ</w:t>
       </w:r>
-      <w:bookmarkEnd w:id="22"/>
+      <w:bookmarkEnd w:id="28"/>
     </w:p>
     <w:p>
       <w:pPr>
@@ -16233,16 +14938,7 @@
           <w:szCs w:val="28"/>
           <w:lang w:val="ru-RU"/>
         </w:rPr>
-        <w:t xml:space="preserve"> (дата обращения: 05.10.2025 - 06.02.2026)</w:t>
-      </w:r>
-      <w:r>
-        <w:rPr>
-          <w:rFonts w:eastAsia="Times New Roman" w:cs="Times New Roman"/>
-          <w:color w:val="000000" w:themeColor="text1"/>
-          <w:szCs w:val="28"/>
-          <w:lang w:val="ru-RU"/>
-        </w:rPr>
-        <w:t>.</w:t>
+        <w:t xml:space="preserve"> (дата обращения: 05.10.2025 - 06.02.2026).</w:t>
       </w:r>
     </w:p>
     <w:p>
@@ -16351,15 +15047,7 @@
           <w:color w:val="000000" w:themeColor="text1"/>
           <w:szCs w:val="28"/>
         </w:rPr>
-        <w:t>: 05.10.2025 - 06.02.2026)</w:t>
-      </w:r>
-      <w:r>
-        <w:rPr>
-          <w:rFonts w:eastAsia="Times New Roman" w:cs="Times New Roman"/>
-          <w:color w:val="000000" w:themeColor="text1"/>
-          <w:szCs w:val="28"/>
-        </w:rPr>
-        <w:t>.</w:t>
+        <w:t>: 05.10.2025 - 06.02.2026).</w:t>
       </w:r>
     </w:p>
     <w:p>
@@ -16468,15 +15156,7 @@
           <w:color w:val="000000" w:themeColor="text1"/>
           <w:szCs w:val="28"/>
         </w:rPr>
-        <w:t>: 05.10.2025 - 06.02.2026)</w:t>
-      </w:r>
-      <w:r>
-        <w:rPr>
-          <w:rFonts w:eastAsia="Times New Roman" w:cs="Times New Roman"/>
-          <w:color w:val="000000" w:themeColor="text1"/>
-          <w:szCs w:val="28"/>
-        </w:rPr>
-        <w:t>.</w:t>
+        <w:t>: 05.10.2025 - 06.02.2026).</w:t>
       </w:r>
     </w:p>
     <w:p>
@@ -16724,16 +15404,7 @@
           <w:szCs w:val="28"/>
           <w:lang w:val="ru-RU"/>
         </w:rPr>
-        <w:t xml:space="preserve"> (дата обращения: 05.10.2025 - 06.02.2026)</w:t>
-      </w:r>
-      <w:r>
-        <w:rPr>
-          <w:rFonts w:eastAsia="Times New Roman" w:cs="Times New Roman"/>
-          <w:color w:val="000000" w:themeColor="text1"/>
-          <w:szCs w:val="28"/>
-          <w:lang w:val="ru-RU"/>
-        </w:rPr>
-        <w:t>.</w:t>
+        <w:t xml:space="preserve"> (дата обращения: 05.10.2025 - 06.02.2026).</w:t>
       </w:r>
     </w:p>
     <w:p>
@@ -16983,16 +15654,7 @@
           <w:szCs w:val="28"/>
           <w:lang w:val="ru-RU"/>
         </w:rPr>
-        <w:t xml:space="preserve"> (дата обращения: 05.10.2025 - 06.02.2026)</w:t>
-      </w:r>
-      <w:r>
-        <w:rPr>
-          <w:rFonts w:eastAsia="Times New Roman" w:cs="Times New Roman"/>
-          <w:color w:val="000000" w:themeColor="text1"/>
-          <w:szCs w:val="28"/>
-          <w:lang w:val="ru-RU"/>
-        </w:rPr>
-        <w:t>.</w:t>
+        <w:t xml:space="preserve"> (дата обращения: 05.10.2025 - 06.02.2026).</w:t>
       </w:r>
     </w:p>
     <w:p>
@@ -17065,16 +15727,7 @@
           <w:szCs w:val="28"/>
           <w:lang w:val="ru-RU"/>
         </w:rPr>
-        <w:t xml:space="preserve"> (дата обращения: 05.10.2025 - 06.02.2026)</w:t>
-      </w:r>
-      <w:r>
-        <w:rPr>
-          <w:rFonts w:eastAsia="Times New Roman" w:cs="Times New Roman"/>
-          <w:color w:val="000000" w:themeColor="text1"/>
-          <w:szCs w:val="28"/>
-          <w:lang w:val="ru-RU"/>
-        </w:rPr>
-        <w:t>.</w:t>
+        <w:t xml:space="preserve"> (дата обращения: 05.10.2025 - 06.02.2026).</w:t>
       </w:r>
     </w:p>
     <w:p>
@@ -17147,16 +15800,7 @@
           <w:szCs w:val="28"/>
           <w:lang w:val="ru-RU"/>
         </w:rPr>
-        <w:t xml:space="preserve"> (дата обращения: 05.10.2025 - 06.02.2026)</w:t>
-      </w:r>
-      <w:r>
-        <w:rPr>
-          <w:rFonts w:eastAsia="Times New Roman" w:cs="Times New Roman"/>
-          <w:color w:val="000000" w:themeColor="text1"/>
-          <w:szCs w:val="28"/>
-          <w:lang w:val="ru-RU"/>
-        </w:rPr>
-        <w:t>.</w:t>
+        <w:t xml:space="preserve"> (дата обращения: 05.10.2025 - 06.02.2026).</w:t>
       </w:r>
     </w:p>
     <w:p>
@@ -17221,16 +15865,7 @@
           <w:szCs w:val="28"/>
           <w:lang w:val="ru-RU"/>
         </w:rPr>
-        <w:t xml:space="preserve"> (дата обращения: 05.10.2025 - 06.02.2026)</w:t>
-      </w:r>
-      <w:r>
-        <w:rPr>
-          <w:rFonts w:eastAsia="Times New Roman" w:cs="Times New Roman"/>
-          <w:color w:val="000000" w:themeColor="text1"/>
-          <w:szCs w:val="28"/>
-          <w:lang w:val="ru-RU"/>
-        </w:rPr>
-        <w:t>.</w:t>
+        <w:t xml:space="preserve"> (дата обращения: 05.10.2025 - 06.02.2026).</w:t>
       </w:r>
     </w:p>
     <w:p>
@@ -17295,16 +15930,7 @@
           <w:szCs w:val="28"/>
           <w:lang w:val="ru-RU"/>
         </w:rPr>
-        <w:t xml:space="preserve"> (дата обращения: 05.10.2025 - 06.02.2026)</w:t>
-      </w:r>
-      <w:r>
-        <w:rPr>
-          <w:rFonts w:eastAsia="Times New Roman" w:cs="Times New Roman"/>
-          <w:color w:val="000000" w:themeColor="text1"/>
-          <w:szCs w:val="28"/>
-          <w:lang w:val="ru-RU"/>
-        </w:rPr>
-        <w:t>.</w:t>
+        <w:t xml:space="preserve"> (дата обращения: 05.10.2025 - 06.02.2026).</w:t>
       </w:r>
     </w:p>
     <w:p>
@@ -17413,15 +16039,7 @@
           <w:color w:val="000000" w:themeColor="text1"/>
           <w:szCs w:val="28"/>
         </w:rPr>
-        <w:t>: 05.10.2025 - 06.02.2026)</w:t>
-      </w:r>
-      <w:r>
-        <w:rPr>
-          <w:rFonts w:eastAsia="Times New Roman" w:cs="Times New Roman"/>
-          <w:color w:val="000000" w:themeColor="text1"/>
-          <w:szCs w:val="28"/>
-        </w:rPr>
-        <w:t>.</w:t>
+        <w:t>: 05.10.2025 - 06.02.2026).</w:t>
       </w:r>
     </w:p>
     <w:p>
@@ -17530,15 +16148,7 @@
           <w:color w:val="000000" w:themeColor="text1"/>
           <w:szCs w:val="28"/>
         </w:rPr>
-        <w:t>: 05.10.2025 - 06.02.2026)</w:t>
-      </w:r>
-      <w:r>
-        <w:rPr>
-          <w:rFonts w:eastAsia="Times New Roman" w:cs="Times New Roman"/>
-          <w:color w:val="000000" w:themeColor="text1"/>
-          <w:szCs w:val="28"/>
-        </w:rPr>
-        <w:t>.</w:t>
+        <w:t>: 05.10.2025 - 06.02.2026).</w:t>
       </w:r>
     </w:p>
     <w:p>
@@ -17647,15 +16257,7 @@
           <w:color w:val="000000" w:themeColor="text1"/>
           <w:szCs w:val="28"/>
         </w:rPr>
-        <w:t>: 05.10.2025 - 06.02.2026)</w:t>
-      </w:r>
-      <w:r>
-        <w:rPr>
-          <w:rFonts w:eastAsia="Times New Roman" w:cs="Times New Roman"/>
-          <w:color w:val="000000" w:themeColor="text1"/>
-          <w:szCs w:val="28"/>
-        </w:rPr>
-        <w:t>.</w:t>
+        <w:t>: 05.10.2025 - 06.02.2026).</w:t>
       </w:r>
     </w:p>
     <w:p>
@@ -17764,15 +16366,7 @@
           <w:color w:val="000000" w:themeColor="text1"/>
           <w:szCs w:val="28"/>
         </w:rPr>
-        <w:t>: 05.10.2025 - 06.02.2026)</w:t>
-      </w:r>
-      <w:r>
-        <w:rPr>
-          <w:rFonts w:eastAsia="Times New Roman" w:cs="Times New Roman"/>
-          <w:color w:val="000000" w:themeColor="text1"/>
-          <w:szCs w:val="28"/>
-        </w:rPr>
-        <w:t>.</w:t>
+        <w:t>: 05.10.2025 - 06.02.2026).</w:t>
       </w:r>
     </w:p>
     <w:p>
@@ -17881,15 +16475,7 @@
           <w:color w:val="000000" w:themeColor="text1"/>
           <w:szCs w:val="28"/>
         </w:rPr>
-        <w:t>: 05.10.2025 - 06.02.2026)</w:t>
-      </w:r>
-      <w:r>
-        <w:rPr>
-          <w:rFonts w:eastAsia="Times New Roman" w:cs="Times New Roman"/>
-          <w:color w:val="000000" w:themeColor="text1"/>
-          <w:szCs w:val="28"/>
-        </w:rPr>
-        <w:t>.</w:t>
+        <w:t>: 05.10.2025 - 06.02.2026).</w:t>
       </w:r>
     </w:p>
     <w:p>
@@ -17974,16 +16560,7 @@
           <w:szCs w:val="28"/>
           <w:lang w:val="ru-RU"/>
         </w:rPr>
-        <w:t xml:space="preserve"> (дата обращения: 05.10.2025 - 06.02.2026)</w:t>
-      </w:r>
-      <w:r>
-        <w:rPr>
-          <w:rFonts w:eastAsia="Times New Roman" w:cs="Times New Roman"/>
-          <w:color w:val="000000" w:themeColor="text1"/>
-          <w:szCs w:val="28"/>
-          <w:lang w:val="ru-RU"/>
-        </w:rPr>
-        <w:t>.</w:t>
+        <w:t xml:space="preserve"> (дата обращения: 05.10.2025 - 06.02.2026).</w:t>
       </w:r>
     </w:p>
     <w:p>
@@ -18059,16 +16636,7 @@
           <w:szCs w:val="28"/>
           <w:lang w:val="ru-RU"/>
         </w:rPr>
-        <w:t xml:space="preserve"> (дата обращения: 05.10.2025 - 06.02.2026)</w:t>
-      </w:r>
-      <w:r>
-        <w:rPr>
-          <w:rFonts w:eastAsia="Times New Roman" w:cs="Times New Roman"/>
-          <w:color w:val="000000" w:themeColor="text1"/>
-          <w:szCs w:val="28"/>
-          <w:lang w:val="ru-RU"/>
-        </w:rPr>
-        <w:t>.</w:t>
+        <w:t xml:space="preserve"> (дата обращения: 05.10.2025 - 06.02.2026).</w:t>
       </w:r>
     </w:p>
     <w:p>
@@ -18133,16 +16701,7 @@
           <w:szCs w:val="28"/>
           <w:lang w:val="ru-RU"/>
         </w:rPr>
-        <w:t xml:space="preserve"> (дата обращения: 05.10.2025 - 06.02.2026)</w:t>
-      </w:r>
-      <w:r>
-        <w:rPr>
-          <w:rFonts w:eastAsia="Times New Roman" w:cs="Times New Roman"/>
-          <w:color w:val="000000" w:themeColor="text1"/>
-          <w:szCs w:val="28"/>
-          <w:lang w:val="ru-RU"/>
-        </w:rPr>
-        <w:t>.</w:t>
+        <w:t xml:space="preserve"> (дата обращения: 05.10.2025 - 06.02.2026).</w:t>
       </w:r>
     </w:p>
     <w:p>
@@ -18207,16 +16766,7 @@
           <w:szCs w:val="28"/>
           <w:lang w:val="ru-RU"/>
         </w:rPr>
-        <w:t xml:space="preserve"> (дата обращения: 05.10.2025 - 06.02.2026)</w:t>
-      </w:r>
-      <w:r>
-        <w:rPr>
-          <w:rFonts w:eastAsia="Times New Roman" w:cs="Times New Roman"/>
-          <w:color w:val="000000" w:themeColor="text1"/>
-          <w:szCs w:val="28"/>
-          <w:lang w:val="ru-RU"/>
-        </w:rPr>
-        <w:t>.</w:t>
+        <w:t xml:space="preserve"> (дата обращения: 05.10.2025 - 06.02.2026).</w:t>
       </w:r>
     </w:p>
     <w:p>
@@ -18325,15 +16875,7 @@
           <w:color w:val="000000" w:themeColor="text1"/>
           <w:szCs w:val="28"/>
         </w:rPr>
-        <w:t>: 05.10.2025 - 06.02.2026)</w:t>
-      </w:r>
-      <w:r>
-        <w:rPr>
-          <w:rFonts w:eastAsia="Times New Roman" w:cs="Times New Roman"/>
-          <w:color w:val="000000" w:themeColor="text1"/>
-          <w:szCs w:val="28"/>
-        </w:rPr>
-        <w:t>.</w:t>
+        <w:t>: 05.10.2025 - 06.02.2026).</w:t>
       </w:r>
     </w:p>
     <w:p>
@@ -18398,16 +16940,7 @@
           <w:szCs w:val="28"/>
           <w:lang w:val="ru-RU"/>
         </w:rPr>
-        <w:t xml:space="preserve"> (дата обращения: 05.10.2025 - 06.02.2026)</w:t>
-      </w:r>
-      <w:r>
-        <w:rPr>
-          <w:rFonts w:eastAsia="Times New Roman" w:cs="Times New Roman"/>
-          <w:color w:val="000000" w:themeColor="text1"/>
-          <w:szCs w:val="28"/>
-          <w:lang w:val="ru-RU"/>
-        </w:rPr>
-        <w:t>.</w:t>
+        <w:t xml:space="preserve"> (дата обращения: 05.10.2025 - 06.02.2026).</w:t>
       </w:r>
     </w:p>
     <w:p>
@@ -18433,7 +16966,7 @@
       <w:pPr>
         <w:pStyle w:val="HeaderDefault"/>
       </w:pPr>
-      <w:bookmarkStart w:id="23" w:name="_Toc200356960"/>
+      <w:bookmarkStart w:id="29" w:name="_Toc227887519"/>
       <w:r>
         <w:lastRenderedPageBreak/>
         <w:t xml:space="preserve">ПРИЛОЖЕНИЕ А. </w:t>
@@ -18441,7 +16974,7 @@
       <w:r>
         <w:t>Графическая часть выпускной квалификационной работы</w:t>
       </w:r>
-      <w:bookmarkEnd w:id="23"/>
+      <w:bookmarkEnd w:id="29"/>
     </w:p>
     <w:p>
       <w:pPr>
@@ -18571,7 +17104,7 @@
         </w:numPr>
       </w:pPr>
       <w:r>
-        <w:t>Система геопривязки</w:t>
+        <w:t>Реализация авторизации</w:t>
       </w:r>
       <w:r>
         <w:rPr>
@@ -18589,7 +17122,7 @@
         </w:numPr>
       </w:pPr>
       <w:r>
-        <w:t>AR-функционал</w:t>
+        <w:t>Структура урока</w:t>
       </w:r>
       <w:r>
         <w:rPr>
@@ -18607,7 +17140,7 @@
         </w:numPr>
       </w:pPr>
       <w:r>
-        <w:t>Матрица проекций</w:t>
+        <w:t>Представление формул</w:t>
       </w:r>
       <w:r>
         <w:rPr>
@@ -18625,7 +17158,7 @@
         </w:numPr>
       </w:pPr>
       <w:r>
-        <w:t>GPT-ассистент</w:t>
+        <w:t>Ролевая модель</w:t>
       </w:r>
       <w:r>
         <w:rPr>
@@ -18643,7 +17176,7 @@
         </w:numPr>
       </w:pPr>
       <w:r>
-        <w:t>Организация системы контекста запросов в GPT</w:t>
+        <w:t>Видеоплеер</w:t>
       </w:r>
       <w:r>
         <w:t>;</w:t>
@@ -18658,7 +17191,7 @@
         </w:numPr>
       </w:pPr>
       <w:r>
-        <w:t>Генерация ответа</w:t>
+        <w:t>Кодеки</w:t>
       </w:r>
       <w:r>
         <w:rPr>
@@ -18676,7 +17209,7 @@
         </w:numPr>
       </w:pPr>
       <w:r>
-        <w:t>Организация системы подписки</w:t>
+        <w:t>Демонстрация работы</w:t>
       </w:r>
       <w:r>
         <w:rPr>
@@ -24154,6 +22687,7 @@
   <w:style w:type="character" w:default="1" w:styleId="a0">
     <w:name w:val="Default Paragraph Font"/>
     <w:uiPriority w:val="1"/>
+    <w:semiHidden/>
     <w:unhideWhenUsed/>
   </w:style>
   <w:style w:type="table" w:default="1" w:styleId="a1">
@@ -25390,6 +23924,7 @@
     <w:rsid w:val="001C3F3A"/>
     <w:rsid w:val="00207311"/>
     <w:rsid w:val="00250605"/>
+    <w:rsid w:val="004864AF"/>
     <w:rsid w:val="00524E3C"/>
     <w:rsid w:val="00620703"/>
     <w:rsid w:val="006453E6"/>
@@ -25397,6 +23932,7 @@
     <w:rsid w:val="006B2E45"/>
     <w:rsid w:val="007E0FD2"/>
     <w:rsid w:val="00884D6D"/>
+    <w:rsid w:val="00A13321"/>
     <w:rsid w:val="00B22411"/>
     <w:rsid w:val="00BF7F0C"/>
     <w:rsid w:val="00C22CFC"/>

--- a/master/Diploma/docx/OnyushevA_RK6-41M_Diploma.docx
+++ b/master/Diploma/docx/OnyushevA_RK6-41M_Diploma.docx
@@ -1,6 +1,6 @@
 
 <file path=word/document.xml><?xml version="1.0" encoding="utf-8"?>
-<w:document xmlns:wpc="http://schemas.microsoft.com/office/word/2010/wordprocessingCanvas" xmlns:cx="http://schemas.microsoft.com/office/drawing/2014/chartex" xmlns:cx1="http://schemas.microsoft.com/office/drawing/2015/9/8/chartex" xmlns:cx2="http://schemas.microsoft.com/office/drawing/2015/10/21/chartex" xmlns:cx3="http://schemas.microsoft.com/office/drawing/2016/5/9/chartex" xmlns:cx4="http://schemas.microsoft.com/office/drawing/2016/5/10/chartex" xmlns:cx5="http://schemas.microsoft.com/office/drawing/2016/5/11/chartex" xmlns:cx6="http://schemas.microsoft.com/office/drawing/2016/5/12/chartex" xmlns:cx7="http://schemas.microsoft.com/office/drawing/2016/5/13/chartex" xmlns:cx8="http://schemas.microsoft.com/office/drawing/2016/5/14/chartex" xmlns:mc="http://schemas.openxmlformats.org/markup-compatibility/2006" xmlns:aink="http://schemas.microsoft.com/office/drawing/2016/ink" xmlns:am3d="http://schemas.microsoft.com/office/drawing/2017/model3d" xmlns:o="urn:schemas-microsoft-com:office:office" xmlns:oel="http://schemas.microsoft.com/office/2019/extlst" xmlns:r="http://schemas.openxmlformats.org/officeDocument/2006/relationships" xmlns:m="http://schemas.openxmlformats.org/officeDocument/2006/math" xmlns:v="urn:schemas-microsoft-com:vml" xmlns:wp14="http://schemas.microsoft.com/office/word/2010/wordprocessingDrawing" xmlns:wp="http://schemas.openxmlformats.org/drawingml/2006/wordprocessingDrawing" xmlns:w10="urn:schemas-microsoft-com:office:word" xmlns:w="http://schemas.openxmlformats.org/wordprocessingml/2006/main" xmlns:w14="http://schemas.microsoft.com/office/word/2010/wordml" xmlns:w15="http://schemas.microsoft.com/office/word/2012/wordml" xmlns:w16cex="http://schemas.microsoft.com/office/word/2018/wordml/cex" xmlns:w16cid="http://schemas.microsoft.com/office/word/2016/wordml/cid" xmlns:w16="http://schemas.microsoft.com/office/word/2018/wordml" xmlns:w16du="http://schemas.microsoft.com/office/word/2023/wordml/word16du" xmlns:w16sdtdh="http://schemas.microsoft.com/office/word/2020/wordml/sdtdatahash" xmlns:w16sdtfl="http://schemas.microsoft.com/office/word/2024/wordml/sdtformatlock" xmlns:w16se="http://schemas.microsoft.com/office/word/2015/wordml/symex" xmlns:wpg="http://schemas.microsoft.com/office/word/2010/wordprocessingGroup" xmlns:wpi="http://schemas.microsoft.com/office/word/2010/wordprocessingInk" xmlns:wne="http://schemas.microsoft.com/office/word/2006/wordml" xmlns:wps="http://schemas.microsoft.com/office/word/2010/wordprocessingShape" mc:Ignorable="w14 w15 w16se w16cid w16 w16cex w16sdtdh w16sdtfl w16du wp14">
+<w:document xmlns:wpc="http://schemas.microsoft.com/office/word/2010/wordprocessingCanvas" xmlns:cx="http://schemas.microsoft.com/office/drawing/2014/chartex" xmlns:cx1="http://schemas.microsoft.com/office/drawing/2015/9/8/chartex" xmlns:cx2="http://schemas.microsoft.com/office/drawing/2015/10/21/chartex" xmlns:cx3="http://schemas.microsoft.com/office/drawing/2016/5/9/chartex" xmlns:cx4="http://schemas.microsoft.com/office/drawing/2016/5/10/chartex" xmlns:cx5="http://schemas.microsoft.com/office/drawing/2016/5/11/chartex" xmlns:cx6="http://schemas.microsoft.com/office/drawing/2016/5/12/chartex" xmlns:cx7="http://schemas.microsoft.com/office/drawing/2016/5/13/chartex" xmlns:cx8="http://schemas.microsoft.com/office/drawing/2016/5/14/chartex" xmlns:mc="http://schemas.openxmlformats.org/markup-compatibility/2006" xmlns:aink="http://schemas.microsoft.com/office/drawing/2016/ink" xmlns:am3d="http://schemas.microsoft.com/office/drawing/2017/model3d" xmlns:o="urn:schemas-microsoft-com:office:office" xmlns:r="http://schemas.openxmlformats.org/officeDocument/2006/relationships" xmlns:m="http://schemas.openxmlformats.org/officeDocument/2006/math" xmlns:v="urn:schemas-microsoft-com:vml" xmlns:wp14="http://schemas.microsoft.com/office/word/2010/wordprocessingDrawing" xmlns:wp="http://schemas.openxmlformats.org/drawingml/2006/wordprocessingDrawing" xmlns:w10="urn:schemas-microsoft-com:office:word" xmlns:w="http://schemas.openxmlformats.org/wordprocessingml/2006/main" xmlns:w14="http://schemas.microsoft.com/office/word/2010/wordml" xmlns:w15="http://schemas.microsoft.com/office/word/2012/wordml" xmlns:w16cex="http://schemas.microsoft.com/office/word/2018/wordml/cex" xmlns:w16cid="http://schemas.microsoft.com/office/word/2016/wordml/cid" xmlns:w16="http://schemas.microsoft.com/office/word/2018/wordml" xmlns:w16sdtdh="http://schemas.microsoft.com/office/word/2020/wordml/sdtdatahash" xmlns:w16se="http://schemas.microsoft.com/office/word/2015/wordml/symex" xmlns:wpg="http://schemas.microsoft.com/office/word/2010/wordprocessingGroup" xmlns:wpi="http://schemas.microsoft.com/office/word/2010/wordprocessingInk" xmlns:wne="http://schemas.microsoft.com/office/word/2006/wordml" xmlns:wps="http://schemas.microsoft.com/office/word/2010/wordprocessingShape" mc:Ignorable="w14 w15 w16se w16cid w16 w16cex w16sdtdh wp14">
   <w:body>
     <w:tbl>
       <w:tblPr>
@@ -353,7 +353,33 @@
           <w:szCs w:val="28"/>
           <w:lang w:val="ru-RU"/>
         </w:rPr>
-        <w:t>Исследование и разработка образовательной платформы с курсами</w:t>
+        <w:t>Исследование и разработка образовательной платформы с</w:t>
+      </w:r>
+      <w:r>
+        <w:rPr>
+          <w:b/>
+          <w:bCs/>
+          <w:i/>
+          <w:iCs/>
+          <w:color w:val="000000" w:themeColor="text1"/>
+          <w:sz w:val="36"/>
+          <w:szCs w:val="28"/>
+          <w:lang w:val="ru-RU"/>
+        </w:rPr>
+        <w:t xml:space="preserve"> учебными</w:t>
+      </w:r>
+      <w:r>
+        <w:rPr>
+          <w:b/>
+          <w:bCs/>
+          <w:i/>
+          <w:iCs/>
+          <w:color w:val="000000" w:themeColor="text1"/>
+          <w:sz w:val="36"/>
+          <w:szCs w:val="28"/>
+          <w:lang w:val="ru-RU"/>
+        </w:rPr>
+        <w:t xml:space="preserve"> курсами</w:t>
       </w:r>
       <w:r>
         <w:rPr>
@@ -777,27 +803,7 @@
                 <w:szCs w:val="20"/>
                 <w:lang w:val="en-GB"/>
               </w:rPr>
-              <w:t>(</w:t>
-            </w:r>
-            <w:proofErr w:type="spellStart"/>
-            <w:r>
-              <w:rPr>
-                <w:rFonts w:eastAsia="Times New Roman" w:cs="Times New Roman"/>
-                <w:sz w:val="20"/>
-                <w:szCs w:val="20"/>
-                <w:lang w:val="en-GB"/>
-              </w:rPr>
-              <w:t>подпись</w:t>
-            </w:r>
-            <w:proofErr w:type="spellEnd"/>
-            <w:r>
-              <w:rPr>
-                <w:rFonts w:eastAsia="Times New Roman" w:cs="Times New Roman"/>
-                <w:sz w:val="20"/>
-                <w:szCs w:val="20"/>
-                <w:lang w:val="en-GB"/>
-              </w:rPr>
-              <w:t>)</w:t>
+              <w:t>(подпись)</w:t>
             </w:r>
           </w:p>
         </w:tc>
@@ -859,47 +865,7 @@
                 <w:szCs w:val="20"/>
                 <w:lang w:val="en-GB"/>
               </w:rPr>
-              <w:t>(</w:t>
-            </w:r>
-            <w:proofErr w:type="spellStart"/>
-            <w:r>
-              <w:rPr>
-                <w:rFonts w:eastAsia="Times New Roman" w:cs="Times New Roman"/>
-                <w:sz w:val="20"/>
-                <w:szCs w:val="20"/>
-                <w:lang w:val="en-GB"/>
-              </w:rPr>
-              <w:t>инициалы</w:t>
-            </w:r>
-            <w:proofErr w:type="spellEnd"/>
-            <w:r>
-              <w:rPr>
-                <w:rFonts w:eastAsia="Times New Roman" w:cs="Times New Roman"/>
-                <w:sz w:val="20"/>
-                <w:szCs w:val="20"/>
-                <w:lang w:val="en-GB"/>
-              </w:rPr>
-              <w:t xml:space="preserve">, </w:t>
-            </w:r>
-            <w:proofErr w:type="spellStart"/>
-            <w:r>
-              <w:rPr>
-                <w:rFonts w:eastAsia="Times New Roman" w:cs="Times New Roman"/>
-                <w:sz w:val="20"/>
-                <w:szCs w:val="20"/>
-                <w:lang w:val="en-GB"/>
-              </w:rPr>
-              <w:t>фамилия</w:t>
-            </w:r>
-            <w:proofErr w:type="spellEnd"/>
-            <w:r>
-              <w:rPr>
-                <w:rFonts w:eastAsia="Times New Roman" w:cs="Times New Roman"/>
-                <w:sz w:val="20"/>
-                <w:szCs w:val="20"/>
-                <w:lang w:val="en-GB"/>
-              </w:rPr>
-              <w:t>)</w:t>
+              <w:t>(инициалы, фамилия)</w:t>
             </w:r>
           </w:p>
         </w:tc>
@@ -924,6 +890,7 @@
             </w:placeholder>
             <w:text/>
           </w:sdtPr>
+          <w:sdtEndPr/>
           <w:sdtContent>
             <w:tc>
               <w:tcPr>
@@ -1040,6 +1007,7 @@
                 <w:rFonts w:eastAsia="Times New Roman" w:cs="Times New Roman"/>
                 <w:sz w:val="24"/>
                 <w:szCs w:val="24"/>
+                <w:u w:val="single"/>
                 <w:lang w:val="ru-RU"/>
               </w:rPr>
             </w:pPr>
@@ -1048,6 +1016,7 @@
                 <w:rFonts w:eastAsia="Times New Roman" w:cs="Times New Roman"/>
                 <w:sz w:val="24"/>
                 <w:szCs w:val="24"/>
+                <w:u w:val="single"/>
                 <w:lang w:val="ru-RU"/>
               </w:rPr>
               <w:t>Ф.А. Витюков</w:t>
@@ -1120,7 +1089,6 @@
               </w:rPr>
               <w:t>(</w:t>
             </w:r>
-            <w:proofErr w:type="spellStart"/>
             <w:r>
               <w:rPr>
                 <w:rFonts w:eastAsia="Times New Roman" w:cs="Times New Roman"/>
@@ -1130,7 +1098,6 @@
               </w:rPr>
               <w:t>подпись</w:t>
             </w:r>
-            <w:proofErr w:type="spellEnd"/>
             <w:r>
               <w:rPr>
                 <w:rFonts w:eastAsia="Times New Roman" w:cs="Times New Roman"/>
@@ -1199,47 +1166,7 @@
                 <w:szCs w:val="20"/>
                 <w:lang w:val="en-GB"/>
               </w:rPr>
-              <w:t>(</w:t>
-            </w:r>
-            <w:proofErr w:type="spellStart"/>
-            <w:r>
-              <w:rPr>
-                <w:rFonts w:eastAsia="Times New Roman" w:cs="Times New Roman"/>
-                <w:sz w:val="20"/>
-                <w:szCs w:val="20"/>
-                <w:lang w:val="en-GB"/>
-              </w:rPr>
-              <w:t>инициалы</w:t>
-            </w:r>
-            <w:proofErr w:type="spellEnd"/>
-            <w:r>
-              <w:rPr>
-                <w:rFonts w:eastAsia="Times New Roman" w:cs="Times New Roman"/>
-                <w:sz w:val="20"/>
-                <w:szCs w:val="20"/>
-                <w:lang w:val="en-GB"/>
-              </w:rPr>
-              <w:t xml:space="preserve">, </w:t>
-            </w:r>
-            <w:proofErr w:type="spellStart"/>
-            <w:r>
-              <w:rPr>
-                <w:rFonts w:eastAsia="Times New Roman" w:cs="Times New Roman"/>
-                <w:sz w:val="20"/>
-                <w:szCs w:val="20"/>
-                <w:lang w:val="en-GB"/>
-              </w:rPr>
-              <w:t>фамилия</w:t>
-            </w:r>
-            <w:proofErr w:type="spellEnd"/>
-            <w:r>
-              <w:rPr>
-                <w:rFonts w:eastAsia="Times New Roman" w:cs="Times New Roman"/>
-                <w:sz w:val="20"/>
-                <w:szCs w:val="20"/>
-                <w:lang w:val="en-GB"/>
-              </w:rPr>
-              <w:t>)</w:t>
+              <w:t>(инициалы, фамилия)</w:t>
             </w:r>
           </w:p>
         </w:tc>
@@ -1264,6 +1191,7 @@
             </w:placeholder>
             <w:text/>
           </w:sdtPr>
+          <w:sdtEndPr/>
           <w:sdtContent>
             <w:tc>
               <w:tcPr>
@@ -1381,6 +1309,7 @@
                 <w:rFonts w:eastAsia="Times New Roman" w:cs="Times New Roman"/>
                 <w:sz w:val="24"/>
                 <w:szCs w:val="24"/>
+                <w:u w:val="single"/>
                 <w:lang w:val="ru-RU"/>
               </w:rPr>
             </w:pPr>
@@ -1389,6 +1318,7 @@
                 <w:rFonts w:eastAsia="Times New Roman" w:cs="Times New Roman"/>
                 <w:sz w:val="24"/>
                 <w:szCs w:val="24"/>
+                <w:u w:val="single"/>
                 <w:lang w:val="ru-RU"/>
               </w:rPr>
               <w:t>С.В. Грошев</w:t>
@@ -1461,27 +1391,7 @@
                 <w:szCs w:val="20"/>
                 <w:lang w:val="en-GB"/>
               </w:rPr>
-              <w:t>(</w:t>
-            </w:r>
-            <w:proofErr w:type="spellStart"/>
-            <w:r>
-              <w:rPr>
-                <w:rFonts w:eastAsia="Times New Roman" w:cs="Times New Roman"/>
-                <w:sz w:val="20"/>
-                <w:szCs w:val="20"/>
-                <w:lang w:val="en-GB"/>
-              </w:rPr>
-              <w:t>подпись</w:t>
-            </w:r>
-            <w:proofErr w:type="spellEnd"/>
-            <w:r>
-              <w:rPr>
-                <w:rFonts w:eastAsia="Times New Roman" w:cs="Times New Roman"/>
-                <w:sz w:val="20"/>
-                <w:szCs w:val="20"/>
-                <w:lang w:val="en-GB"/>
-              </w:rPr>
-              <w:t>)</w:t>
+              <w:t>(подпись)</w:t>
             </w:r>
           </w:p>
         </w:tc>
@@ -1544,47 +1454,7 @@
                 <w:szCs w:val="20"/>
                 <w:lang w:val="en-GB"/>
               </w:rPr>
-              <w:t>(</w:t>
-            </w:r>
-            <w:proofErr w:type="spellStart"/>
-            <w:r>
-              <w:rPr>
-                <w:rFonts w:eastAsia="Times New Roman" w:cs="Times New Roman"/>
-                <w:sz w:val="20"/>
-                <w:szCs w:val="20"/>
-                <w:lang w:val="en-GB"/>
-              </w:rPr>
-              <w:t>инициалы</w:t>
-            </w:r>
-            <w:proofErr w:type="spellEnd"/>
-            <w:r>
-              <w:rPr>
-                <w:rFonts w:eastAsia="Times New Roman" w:cs="Times New Roman"/>
-                <w:sz w:val="20"/>
-                <w:szCs w:val="20"/>
-                <w:lang w:val="en-GB"/>
-              </w:rPr>
-              <w:t xml:space="preserve">, </w:t>
-            </w:r>
-            <w:proofErr w:type="spellStart"/>
-            <w:r>
-              <w:rPr>
-                <w:rFonts w:eastAsia="Times New Roman" w:cs="Times New Roman"/>
-                <w:sz w:val="20"/>
-                <w:szCs w:val="20"/>
-                <w:lang w:val="en-GB"/>
-              </w:rPr>
-              <w:t>фамилия</w:t>
-            </w:r>
-            <w:proofErr w:type="spellEnd"/>
-            <w:r>
-              <w:rPr>
-                <w:rFonts w:eastAsia="Times New Roman" w:cs="Times New Roman"/>
-                <w:sz w:val="20"/>
-                <w:szCs w:val="20"/>
-                <w:lang w:val="en-GB"/>
-              </w:rPr>
-              <w:t>)</w:t>
+              <w:t>(инициалы, фамилия)</w:t>
             </w:r>
           </w:p>
         </w:tc>
@@ -1724,6 +1594,7 @@
           </w:placeholder>
           <w:text/>
         </w:sdtPr>
+        <w:sdtEndPr/>
         <w:sdtContent>
           <w:r>
             <w:rPr>
@@ -1839,6 +1710,7 @@
             </w:placeholder>
             <w:text/>
           </w:sdtPr>
+          <w:sdtEndPr/>
           <w:sdtContent>
             <w:tc>
               <w:tcPr>
@@ -1860,41 +1732,13 @@
                     <w:lang w:val="en-GB" w:eastAsia="ar-SA"/>
                   </w:rPr>
                 </w:pPr>
-                <w:proofErr w:type="spellStart"/>
                 <w:r>
                   <w:rPr>
                     <w:rFonts w:eastAsia="Calibri" w:cs="Times New Roman"/>
                     <w:szCs w:val="28"/>
                     <w:lang w:val="en-GB" w:eastAsia="ar-SA"/>
                   </w:rPr>
-                  <w:t>Заведующий</w:t>
-                </w:r>
-                <w:proofErr w:type="spellEnd"/>
-                <w:r>
-                  <w:rPr>
-                    <w:rFonts w:eastAsia="Calibri" w:cs="Times New Roman"/>
-                    <w:szCs w:val="28"/>
-                    <w:lang w:val="en-GB" w:eastAsia="ar-SA"/>
-                  </w:rPr>
-                  <w:t xml:space="preserve"> </w:t>
-                </w:r>
-                <w:proofErr w:type="spellStart"/>
-                <w:r>
-                  <w:rPr>
-                    <w:rFonts w:eastAsia="Calibri" w:cs="Times New Roman"/>
-                    <w:szCs w:val="28"/>
-                    <w:lang w:val="en-GB" w:eastAsia="ar-SA"/>
-                  </w:rPr>
-                  <w:t>кафедрой</w:t>
-                </w:r>
-                <w:proofErr w:type="spellEnd"/>
-                <w:r>
-                  <w:rPr>
-                    <w:rFonts w:eastAsia="Calibri" w:cs="Times New Roman"/>
-                    <w:szCs w:val="28"/>
-                    <w:lang w:val="en-GB" w:eastAsia="ar-SA"/>
-                  </w:rPr>
-                  <w:t xml:space="preserve"> </w:t>
+                  <w:t xml:space="preserve">Заведующий кафедрой </w:t>
                 </w:r>
               </w:p>
             </w:tc>
@@ -2030,6 +1874,7 @@
             </w:placeholder>
             <w:text/>
           </w:sdtPr>
+          <w:sdtEndPr/>
           <w:sdtContent>
             <w:tc>
               <w:tcPr>
@@ -2052,7 +1897,6 @@
                     <w:lang w:val="en-GB" w:eastAsia="ar-SA"/>
                   </w:rPr>
                 </w:pPr>
-                <w:proofErr w:type="spellStart"/>
                 <w:r>
                   <w:rPr>
                     <w:rFonts w:eastAsia="Times New Roman" w:cs="Times New Roman"/>
@@ -2061,7 +1905,6 @@
                   </w:rPr>
                   <w:t>А.П.Карпенко</w:t>
                 </w:r>
-                <w:proofErr w:type="spellEnd"/>
               </w:p>
             </w:tc>
           </w:sdtContent>
@@ -2102,27 +1945,7 @@
                 <w:szCs w:val="20"/>
                 <w:lang w:val="en-GB" w:eastAsia="ar-SA"/>
               </w:rPr>
-              <w:t>(</w:t>
-            </w:r>
-            <w:proofErr w:type="spellStart"/>
-            <w:r>
-              <w:rPr>
-                <w:rFonts w:eastAsia="Calibri" w:cs="Times New Roman"/>
-                <w:sz w:val="20"/>
-                <w:szCs w:val="20"/>
-                <w:lang w:val="en-GB" w:eastAsia="ar-SA"/>
-              </w:rPr>
-              <w:t>подпись</w:t>
-            </w:r>
-            <w:proofErr w:type="spellEnd"/>
-            <w:r>
-              <w:rPr>
-                <w:rFonts w:eastAsia="Calibri" w:cs="Times New Roman"/>
-                <w:sz w:val="20"/>
-                <w:szCs w:val="20"/>
-                <w:lang w:val="en-GB" w:eastAsia="ar-SA"/>
-              </w:rPr>
-              <w:t>)</w:t>
+              <w:t>(подпись)</w:t>
             </w:r>
           </w:p>
         </w:tc>
@@ -2237,27 +2060,7 @@
                 <w:szCs w:val="20"/>
                 <w:lang w:val="en-GB" w:eastAsia="ar-SA"/>
               </w:rPr>
-              <w:t>(</w:t>
-            </w:r>
-            <w:proofErr w:type="spellStart"/>
-            <w:r>
-              <w:rPr>
-                <w:rFonts w:eastAsia="Calibri" w:cs="Times New Roman"/>
-                <w:sz w:val="20"/>
-                <w:szCs w:val="20"/>
-                <w:lang w:val="en-GB" w:eastAsia="ar-SA"/>
-              </w:rPr>
-              <w:t>дата</w:t>
-            </w:r>
-            <w:proofErr w:type="spellEnd"/>
-            <w:r>
-              <w:rPr>
-                <w:rFonts w:eastAsia="Calibri" w:cs="Times New Roman"/>
-                <w:sz w:val="20"/>
-                <w:szCs w:val="20"/>
-                <w:lang w:val="en-GB" w:eastAsia="ar-SA"/>
-              </w:rPr>
-              <w:t>)</w:t>
+              <w:t>(дата)</w:t>
             </w:r>
           </w:p>
         </w:tc>
@@ -2611,7 +2414,25 @@
                 <w:szCs w:val="24"/>
                 <w:lang w:val="ru-RU"/>
               </w:rPr>
-              <w:t>Исследование и разработка образовательной платформы с курсами</w:t>
+              <w:t xml:space="preserve">Исследование и разработка образовательной платформы с </w:t>
+            </w:r>
+            <w:r>
+              <w:rPr>
+                <w:rFonts w:eastAsia="Times New Roman" w:cs="Times New Roman"/>
+                <w:sz w:val="24"/>
+                <w:szCs w:val="24"/>
+                <w:lang w:val="ru-RU"/>
+              </w:rPr>
+              <w:t xml:space="preserve">учебными </w:t>
+            </w:r>
+            <w:r>
+              <w:rPr>
+                <w:rFonts w:eastAsia="Times New Roman" w:cs="Times New Roman"/>
+                <w:sz w:val="24"/>
+                <w:szCs w:val="24"/>
+                <w:lang w:val="ru-RU"/>
+              </w:rPr>
+              <w:t>курсами</w:t>
             </w:r>
             <w:r>
               <w:rPr>
@@ -4240,7 +4061,6 @@
               </w:rPr>
               <w:t xml:space="preserve">Разработать структуру доменной модели, базы данных и схему взаимодействия компонентов системы. </w:t>
             </w:r>
-            <w:proofErr w:type="spellStart"/>
             <w:r>
               <w:rPr>
                 <w:rFonts w:eastAsia="Times New Roman" w:cs="Times New Roman"/>
@@ -4251,202 +4071,7 @@
                 <w:szCs w:val="24"/>
                 <w:u w:val="single"/>
               </w:rPr>
-              <w:t>Описать</w:t>
-            </w:r>
-            <w:proofErr w:type="spellEnd"/>
-            <w:r>
-              <w:rPr>
-                <w:rFonts w:eastAsia="Times New Roman" w:cs="Times New Roman"/>
-                <w:i/>
-                <w:iCs/>
-                <w:color w:val="000000" w:themeColor="text1"/>
-                <w:sz w:val="24"/>
-                <w:szCs w:val="24"/>
-                <w:u w:val="single"/>
-              </w:rPr>
-              <w:t xml:space="preserve"> </w:t>
-            </w:r>
-            <w:proofErr w:type="spellStart"/>
-            <w:r>
-              <w:rPr>
-                <w:rFonts w:eastAsia="Times New Roman" w:cs="Times New Roman"/>
-                <w:i/>
-                <w:iCs/>
-                <w:color w:val="000000" w:themeColor="text1"/>
-                <w:sz w:val="24"/>
-                <w:szCs w:val="24"/>
-                <w:u w:val="single"/>
-              </w:rPr>
-              <w:t>основные</w:t>
-            </w:r>
-            <w:proofErr w:type="spellEnd"/>
-            <w:r>
-              <w:rPr>
-                <w:rFonts w:eastAsia="Times New Roman" w:cs="Times New Roman"/>
-                <w:i/>
-                <w:iCs/>
-                <w:color w:val="000000" w:themeColor="text1"/>
-                <w:sz w:val="24"/>
-                <w:szCs w:val="24"/>
-                <w:u w:val="single"/>
-              </w:rPr>
-              <w:t xml:space="preserve"> </w:t>
-            </w:r>
-            <w:proofErr w:type="spellStart"/>
-            <w:r>
-              <w:rPr>
-                <w:rFonts w:eastAsia="Times New Roman" w:cs="Times New Roman"/>
-                <w:i/>
-                <w:iCs/>
-                <w:color w:val="000000" w:themeColor="text1"/>
-                <w:sz w:val="24"/>
-                <w:szCs w:val="24"/>
-                <w:u w:val="single"/>
-              </w:rPr>
-              <w:t>сущности</w:t>
-            </w:r>
-            <w:proofErr w:type="spellEnd"/>
-            <w:r>
-              <w:rPr>
-                <w:rFonts w:eastAsia="Times New Roman" w:cs="Times New Roman"/>
-                <w:i/>
-                <w:iCs/>
-                <w:color w:val="000000" w:themeColor="text1"/>
-                <w:sz w:val="24"/>
-                <w:szCs w:val="24"/>
-                <w:u w:val="single"/>
-              </w:rPr>
-              <w:t xml:space="preserve"> </w:t>
-            </w:r>
-            <w:proofErr w:type="spellStart"/>
-            <w:r>
-              <w:rPr>
-                <w:rFonts w:eastAsia="Times New Roman" w:cs="Times New Roman"/>
-                <w:i/>
-                <w:iCs/>
-                <w:color w:val="000000" w:themeColor="text1"/>
-                <w:sz w:val="24"/>
-                <w:szCs w:val="24"/>
-                <w:u w:val="single"/>
-              </w:rPr>
-              <w:t>платформы</w:t>
-            </w:r>
-            <w:proofErr w:type="spellEnd"/>
-            <w:r>
-              <w:rPr>
-                <w:rFonts w:eastAsia="Times New Roman" w:cs="Times New Roman"/>
-                <w:i/>
-                <w:iCs/>
-                <w:color w:val="000000" w:themeColor="text1"/>
-                <w:sz w:val="24"/>
-                <w:szCs w:val="24"/>
-                <w:u w:val="single"/>
-              </w:rPr>
-              <w:t xml:space="preserve">, </w:t>
-            </w:r>
-            <w:proofErr w:type="spellStart"/>
-            <w:r>
-              <w:rPr>
-                <w:rFonts w:eastAsia="Times New Roman" w:cs="Times New Roman"/>
-                <w:i/>
-                <w:iCs/>
-                <w:color w:val="000000" w:themeColor="text1"/>
-                <w:sz w:val="24"/>
-                <w:szCs w:val="24"/>
-                <w:u w:val="single"/>
-              </w:rPr>
-              <w:t>их</w:t>
-            </w:r>
-            <w:proofErr w:type="spellEnd"/>
-            <w:r>
-              <w:rPr>
-                <w:rFonts w:eastAsia="Times New Roman" w:cs="Times New Roman"/>
-                <w:i/>
-                <w:iCs/>
-                <w:color w:val="000000" w:themeColor="text1"/>
-                <w:sz w:val="24"/>
-                <w:szCs w:val="24"/>
-                <w:u w:val="single"/>
-              </w:rPr>
-              <w:t xml:space="preserve"> </w:t>
-            </w:r>
-            <w:proofErr w:type="spellStart"/>
-            <w:r>
-              <w:rPr>
-                <w:rFonts w:eastAsia="Times New Roman" w:cs="Times New Roman"/>
-                <w:i/>
-                <w:iCs/>
-                <w:color w:val="000000" w:themeColor="text1"/>
-                <w:sz w:val="24"/>
-                <w:szCs w:val="24"/>
-                <w:u w:val="single"/>
-              </w:rPr>
-              <w:t>связи</w:t>
-            </w:r>
-            <w:proofErr w:type="spellEnd"/>
-            <w:r>
-              <w:rPr>
-                <w:rFonts w:eastAsia="Times New Roman" w:cs="Times New Roman"/>
-                <w:i/>
-                <w:iCs/>
-                <w:color w:val="000000" w:themeColor="text1"/>
-                <w:sz w:val="24"/>
-                <w:szCs w:val="24"/>
-                <w:u w:val="single"/>
-              </w:rPr>
-              <w:t xml:space="preserve"> и </w:t>
-            </w:r>
-            <w:proofErr w:type="spellStart"/>
-            <w:r>
-              <w:rPr>
-                <w:rFonts w:eastAsia="Times New Roman" w:cs="Times New Roman"/>
-                <w:i/>
-                <w:iCs/>
-                <w:color w:val="000000" w:themeColor="text1"/>
-                <w:sz w:val="24"/>
-                <w:szCs w:val="24"/>
-                <w:u w:val="single"/>
-              </w:rPr>
-              <w:t>пользовательские</w:t>
-            </w:r>
-            <w:proofErr w:type="spellEnd"/>
-            <w:r>
-              <w:rPr>
-                <w:rFonts w:eastAsia="Times New Roman" w:cs="Times New Roman"/>
-                <w:i/>
-                <w:iCs/>
-                <w:color w:val="000000" w:themeColor="text1"/>
-                <w:sz w:val="24"/>
-                <w:szCs w:val="24"/>
-                <w:u w:val="single"/>
-              </w:rPr>
-              <w:t xml:space="preserve"> </w:t>
-            </w:r>
-            <w:proofErr w:type="spellStart"/>
-            <w:r>
-              <w:rPr>
-                <w:rFonts w:eastAsia="Times New Roman" w:cs="Times New Roman"/>
-                <w:i/>
-                <w:iCs/>
-                <w:color w:val="000000" w:themeColor="text1"/>
-                <w:sz w:val="24"/>
-                <w:szCs w:val="24"/>
-                <w:u w:val="single"/>
-              </w:rPr>
-              <w:t>сценарии</w:t>
-            </w:r>
-            <w:proofErr w:type="spellEnd"/>
-            <w:r>
-              <w:rPr>
-                <w:rFonts w:eastAsia="Times New Roman" w:cs="Times New Roman"/>
-                <w:i/>
-                <w:iCs/>
-                <w:color w:val="000000" w:themeColor="text1"/>
-                <w:sz w:val="24"/>
-                <w:szCs w:val="24"/>
-                <w:u w:val="single"/>
-              </w:rPr>
-              <w:t>.</w:t>
+              <w:t>Описать основные сущности платформы, их связи и пользовательские сценарии.</w:t>
             </w:r>
           </w:p>
         </w:tc>
@@ -4763,6 +4388,7 @@
           </w:placeholder>
           <w:text/>
         </w:sdtPr>
+        <w:sdtEndPr/>
         <w:sdtContent>
           <w:r>
             <w:rPr>
@@ -5070,6 +4696,7 @@
           </w:placeholder>
           <w:text/>
         </w:sdtPr>
+        <w:sdtEndPr/>
         <w:sdtContent>
           <w:r>
             <w:rPr>
@@ -5164,6 +4791,7 @@
           </w:placeholder>
           <w:text/>
         </w:sdtPr>
+        <w:sdtEndPr/>
         <w:sdtContent>
           <w:r>
             <w:rPr>
@@ -5240,12 +4868,12 @@
         <w:tblLook w:val="0000" w:firstRow="0" w:lastRow="0" w:firstColumn="0" w:lastColumn="0" w:noHBand="0" w:noVBand="0"/>
       </w:tblPr>
       <w:tblGrid>
-        <w:gridCol w:w="4320"/>
-        <w:gridCol w:w="1538"/>
-        <w:gridCol w:w="139"/>
-        <w:gridCol w:w="2093"/>
-        <w:gridCol w:w="139"/>
-        <w:gridCol w:w="1411"/>
+        <w:gridCol w:w="4395"/>
+        <w:gridCol w:w="1559"/>
+        <w:gridCol w:w="141"/>
+        <w:gridCol w:w="2127"/>
+        <w:gridCol w:w="142"/>
+        <w:gridCol w:w="1276"/>
       </w:tblGrid>
       <w:tr>
         <w:bookmarkStart w:id="5" w:name="_Hlk185594639" w:displacedByCustomXml="next"/>
@@ -5266,6 +4894,7 @@
             </w:placeholder>
             <w:text/>
           </w:sdtPr>
+          <w:sdtEndPr/>
           <w:sdtContent>
             <w:tc>
               <w:tcPr>
@@ -5463,9 +5092,8 @@
                 <w:bCs/>
                 <w:sz w:val="24"/>
                 <w:szCs w:val="24"/>
-                <w:lang w:val="ru-RU"/>
-              </w:rPr>
-              <w:t>ДД</w:t>
+              </w:rPr>
+              <w:t>10</w:t>
             </w:r>
             <w:r>
               <w:rPr>
@@ -5483,9 +5111,8 @@
                 <w:bCs/>
                 <w:sz w:val="24"/>
                 <w:szCs w:val="24"/>
-                <w:lang w:val="ru-RU"/>
-              </w:rPr>
-              <w:t>ММ</w:t>
+              </w:rPr>
+              <w:t>02</w:t>
             </w:r>
             <w:r>
               <w:rPr>
@@ -5574,27 +5201,7 @@
                 <w:szCs w:val="20"/>
                 <w:lang w:val="en-GB"/>
               </w:rPr>
-              <w:t>(</w:t>
-            </w:r>
-            <w:proofErr w:type="spellStart"/>
-            <w:r>
-              <w:rPr>
-                <w:rFonts w:eastAsia="Times New Roman" w:cs="Times New Roman"/>
-                <w:sz w:val="20"/>
-                <w:szCs w:val="20"/>
-                <w:lang w:val="en-GB"/>
-              </w:rPr>
-              <w:t>подпись</w:t>
-            </w:r>
-            <w:proofErr w:type="spellEnd"/>
-            <w:r>
-              <w:rPr>
-                <w:rFonts w:eastAsia="Times New Roman" w:cs="Times New Roman"/>
-                <w:sz w:val="20"/>
-                <w:szCs w:val="20"/>
-                <w:lang w:val="en-GB"/>
-              </w:rPr>
-              <w:t>)</w:t>
+              <w:t>(подпись)</w:t>
             </w:r>
           </w:p>
         </w:tc>
@@ -5657,47 +5264,7 @@
                 <w:szCs w:val="20"/>
                 <w:lang w:val="en-GB"/>
               </w:rPr>
-              <w:t>(</w:t>
-            </w:r>
-            <w:proofErr w:type="spellStart"/>
-            <w:r>
-              <w:rPr>
-                <w:rFonts w:eastAsia="Times New Roman" w:cs="Times New Roman"/>
-                <w:sz w:val="20"/>
-                <w:szCs w:val="20"/>
-                <w:lang w:val="en-GB"/>
-              </w:rPr>
-              <w:t>инициалы</w:t>
-            </w:r>
-            <w:proofErr w:type="spellEnd"/>
-            <w:r>
-              <w:rPr>
-                <w:rFonts w:eastAsia="Times New Roman" w:cs="Times New Roman"/>
-                <w:sz w:val="20"/>
-                <w:szCs w:val="20"/>
-                <w:lang w:val="en-GB"/>
-              </w:rPr>
-              <w:t xml:space="preserve">, </w:t>
-            </w:r>
-            <w:proofErr w:type="spellStart"/>
-            <w:r>
-              <w:rPr>
-                <w:rFonts w:eastAsia="Times New Roman" w:cs="Times New Roman"/>
-                <w:sz w:val="20"/>
-                <w:szCs w:val="20"/>
-                <w:lang w:val="en-GB"/>
-              </w:rPr>
-              <w:t>фамилия</w:t>
-            </w:r>
-            <w:proofErr w:type="spellEnd"/>
-            <w:r>
-              <w:rPr>
-                <w:rFonts w:eastAsia="Times New Roman" w:cs="Times New Roman"/>
-                <w:sz w:val="20"/>
-                <w:szCs w:val="20"/>
-                <w:lang w:val="en-GB"/>
-              </w:rPr>
-              <w:t>)</w:t>
+              <w:t>(инициалы, фамилия)</w:t>
             </w:r>
           </w:p>
         </w:tc>
@@ -5784,6 +5351,7 @@
             </w:placeholder>
             <w:text/>
           </w:sdtPr>
+          <w:sdtEndPr/>
           <w:sdtContent>
             <w:tc>
               <w:tcPr>
@@ -6001,9 +5569,8 @@
                 <w:bCs/>
                 <w:sz w:val="24"/>
                 <w:szCs w:val="24"/>
-                <w:lang w:val="ru-RU"/>
-              </w:rPr>
-              <w:t>ДД</w:t>
+              </w:rPr>
+              <w:t>10</w:t>
             </w:r>
             <w:r>
               <w:rPr>
@@ -6021,9 +5588,8 @@
                 <w:bCs/>
                 <w:sz w:val="24"/>
                 <w:szCs w:val="24"/>
-                <w:lang w:val="ru-RU"/>
-              </w:rPr>
-              <w:t>ММ</w:t>
+              </w:rPr>
+              <w:t>02</w:t>
             </w:r>
             <w:r>
               <w:rPr>
@@ -6112,27 +5678,7 @@
                 <w:szCs w:val="20"/>
                 <w:lang w:val="en-GB"/>
               </w:rPr>
-              <w:t>(</w:t>
-            </w:r>
-            <w:proofErr w:type="spellStart"/>
-            <w:r>
-              <w:rPr>
-                <w:rFonts w:eastAsia="Times New Roman" w:cs="Times New Roman"/>
-                <w:sz w:val="20"/>
-                <w:szCs w:val="20"/>
-                <w:lang w:val="en-GB"/>
-              </w:rPr>
-              <w:t>подпись</w:t>
-            </w:r>
-            <w:proofErr w:type="spellEnd"/>
-            <w:r>
-              <w:rPr>
-                <w:rFonts w:eastAsia="Times New Roman" w:cs="Times New Roman"/>
-                <w:sz w:val="20"/>
-                <w:szCs w:val="20"/>
-                <w:lang w:val="en-GB"/>
-              </w:rPr>
-              <w:t>)</w:t>
+              <w:t>(подпись)</w:t>
             </w:r>
           </w:p>
         </w:tc>
@@ -6195,47 +5741,7 @@
                 <w:szCs w:val="20"/>
                 <w:lang w:val="en-GB"/>
               </w:rPr>
-              <w:t>(</w:t>
-            </w:r>
-            <w:proofErr w:type="spellStart"/>
-            <w:r>
-              <w:rPr>
-                <w:rFonts w:eastAsia="Times New Roman" w:cs="Times New Roman"/>
-                <w:sz w:val="20"/>
-                <w:szCs w:val="20"/>
-                <w:lang w:val="en-GB"/>
-              </w:rPr>
-              <w:t>инициалы</w:t>
-            </w:r>
-            <w:proofErr w:type="spellEnd"/>
-            <w:r>
-              <w:rPr>
-                <w:rFonts w:eastAsia="Times New Roman" w:cs="Times New Roman"/>
-                <w:sz w:val="20"/>
-                <w:szCs w:val="20"/>
-                <w:lang w:val="en-GB"/>
-              </w:rPr>
-              <w:t xml:space="preserve">, </w:t>
-            </w:r>
-            <w:proofErr w:type="spellStart"/>
-            <w:r>
-              <w:rPr>
-                <w:rFonts w:eastAsia="Times New Roman" w:cs="Times New Roman"/>
-                <w:sz w:val="20"/>
-                <w:szCs w:val="20"/>
-                <w:lang w:val="en-GB"/>
-              </w:rPr>
-              <w:t>фамилия</w:t>
-            </w:r>
-            <w:proofErr w:type="spellEnd"/>
-            <w:r>
-              <w:rPr>
-                <w:rFonts w:eastAsia="Times New Roman" w:cs="Times New Roman"/>
-                <w:sz w:val="20"/>
-                <w:szCs w:val="20"/>
-                <w:lang w:val="en-GB"/>
-              </w:rPr>
-              <w:t>)</w:t>
+              <w:t>(инициалы, фамилия)</w:t>
             </w:r>
           </w:p>
         </w:tc>
@@ -6667,6 +6173,7 @@
             </w:placeholder>
             <w:text/>
           </w:sdtPr>
+          <w:sdtEndPr/>
           <w:sdtContent>
             <w:tc>
               <w:tcPr>
@@ -6688,34 +6195,14 @@
                     <w:lang w:val="en-GB" w:eastAsia="ar-SA"/>
                   </w:rPr>
                 </w:pPr>
-                <w:proofErr w:type="spellStart"/>
                 <w:r>
                   <w:rPr>
                     <w:rFonts w:eastAsia="Calibri" w:cs="Times New Roman"/>
                     <w:szCs w:val="28"/>
                     <w:lang w:val="en-GB" w:eastAsia="ar-SA"/>
                   </w:rPr>
-                  <w:t>Заведующий</w:t>
+                  <w:t>Заведующий кафедрой</w:t>
                 </w:r>
-                <w:proofErr w:type="spellEnd"/>
-                <w:r>
-                  <w:rPr>
-                    <w:rFonts w:eastAsia="Calibri" w:cs="Times New Roman"/>
-                    <w:szCs w:val="28"/>
-                    <w:lang w:val="en-GB" w:eastAsia="ar-SA"/>
-                  </w:rPr>
-                  <w:t xml:space="preserve"> </w:t>
-                </w:r>
-                <w:proofErr w:type="spellStart"/>
-                <w:r>
-                  <w:rPr>
-                    <w:rFonts w:eastAsia="Calibri" w:cs="Times New Roman"/>
-                    <w:szCs w:val="28"/>
-                    <w:lang w:val="en-GB" w:eastAsia="ar-SA"/>
-                  </w:rPr>
-                  <w:t>кафедрой</w:t>
-                </w:r>
-                <w:proofErr w:type="spellEnd"/>
               </w:p>
             </w:tc>
           </w:sdtContent>
@@ -6899,6 +6386,7 @@
             </w:placeholder>
             <w:text/>
           </w:sdtPr>
+          <w:sdtEndPr/>
           <w:sdtContent>
             <w:tc>
               <w:tcPr>
@@ -7436,7 +6924,25 @@
                 <w:szCs w:val="24"/>
                 <w:lang w:val="ru-RU"/>
               </w:rPr>
-              <w:t>платформы с курсами</w:t>
+              <w:t xml:space="preserve">платформы с </w:t>
+            </w:r>
+            <w:r>
+              <w:rPr>
+                <w:rFonts w:eastAsia="Times New Roman" w:cs="Times New Roman"/>
+                <w:sz w:val="24"/>
+                <w:szCs w:val="24"/>
+                <w:lang w:val="ru-RU"/>
+              </w:rPr>
+              <w:t xml:space="preserve">учебными </w:t>
+            </w:r>
+            <w:r>
+              <w:rPr>
+                <w:rFonts w:eastAsia="Times New Roman" w:cs="Times New Roman"/>
+                <w:sz w:val="24"/>
+                <w:szCs w:val="24"/>
+                <w:lang w:val="ru-RU"/>
+              </w:rPr>
+              <w:t>курсами</w:t>
             </w:r>
             <w:r>
               <w:rPr>
@@ -9133,7 +8639,22 @@
                 <w:sz w:val="20"/>
                 <w:lang w:val="ru-RU"/>
               </w:rPr>
-              <w:t>09.06.2026</w:t>
+              <w:t>0</w:t>
+            </w:r>
+            <w:r>
+              <w:rPr>
+                <w:color w:val="000000" w:themeColor="text1"/>
+                <w:sz w:val="20"/>
+              </w:rPr>
+              <w:t>7</w:t>
+            </w:r>
+            <w:r>
+              <w:rPr>
+                <w:color w:val="000000" w:themeColor="text1"/>
+                <w:sz w:val="20"/>
+                <w:lang w:val="ru-RU"/>
+              </w:rPr>
+              <w:t>.06.2026</w:t>
             </w:r>
           </w:p>
         </w:tc>
@@ -9284,9 +8805,16 @@
               <w:rPr>
                 <w:color w:val="000000" w:themeColor="text1"/>
                 <w:sz w:val="20"/>
-                <w:lang w:val="ru-RU"/>
-              </w:rPr>
-              <w:t>10.06.2026</w:t>
+              </w:rPr>
+              <w:t>07</w:t>
+            </w:r>
+            <w:r>
+              <w:rPr>
+                <w:color w:val="000000" w:themeColor="text1"/>
+                <w:sz w:val="20"/>
+                <w:lang w:val="ru-RU"/>
+              </w:rPr>
+              <w:t>.06.2026</w:t>
             </w:r>
           </w:p>
         </w:tc>
@@ -9429,13 +8957,23 @@
               <w:rPr>
                 <w:color w:val="000000" w:themeColor="text1"/>
                 <w:sz w:val="20"/>
-              </w:rPr>
-              <w:t>17.06.202</w:t>
-            </w:r>
-            <w:r>
-              <w:rPr>
-                <w:color w:val="000000" w:themeColor="text1"/>
-                <w:sz w:val="20"/>
+                <w:highlight w:val="yellow"/>
+              </w:rPr>
+              <w:t>05</w:t>
+            </w:r>
+            <w:r>
+              <w:rPr>
+                <w:color w:val="000000" w:themeColor="text1"/>
+                <w:sz w:val="20"/>
+                <w:highlight w:val="yellow"/>
+              </w:rPr>
+              <w:t>.06.202</w:t>
+            </w:r>
+            <w:r>
+              <w:rPr>
+                <w:color w:val="000000" w:themeColor="text1"/>
+                <w:sz w:val="20"/>
+                <w:highlight w:val="yellow"/>
                 <w:lang w:val="ru-RU"/>
               </w:rPr>
               <w:t>6</w:t>
@@ -9581,9 +9119,16 @@
               <w:rPr>
                 <w:color w:val="000000" w:themeColor="text1"/>
                 <w:sz w:val="20"/>
-                <w:lang w:val="ru-RU"/>
-              </w:rPr>
-              <w:t>17.06.2026</w:t>
+              </w:rPr>
+              <w:t>07</w:t>
+            </w:r>
+            <w:r>
+              <w:rPr>
+                <w:color w:val="000000" w:themeColor="text1"/>
+                <w:sz w:val="20"/>
+                <w:lang w:val="ru-RU"/>
+              </w:rPr>
+              <w:t>.06.2026</w:t>
             </w:r>
           </w:p>
         </w:tc>
@@ -9719,7 +9264,14 @@
                 <w:color w:val="000000" w:themeColor="text1"/>
                 <w:sz w:val="20"/>
               </w:rPr>
-              <w:t>23.06.202</w:t>
+              <w:t>08</w:t>
+            </w:r>
+            <w:r>
+              <w:rPr>
+                <w:color w:val="000000" w:themeColor="text1"/>
+                <w:sz w:val="20"/>
+              </w:rPr>
+              <w:t>.06.202</w:t>
             </w:r>
             <w:r>
               <w:rPr>
@@ -9846,6 +9398,7 @@
             </w:placeholder>
             <w:text/>
           </w:sdtPr>
+          <w:sdtEndPr/>
           <w:sdtContent>
             <w:tc>
               <w:tcPr>
@@ -10005,30 +9558,41 @@
             </w:pPr>
             <w:r>
               <w:rPr>
+                <w:rFonts w:eastAsia="Times New Roman" w:cs="Times New Roman"/>
                 <w:bCs/>
                 <w:sz w:val="24"/>
                 <w:szCs w:val="24"/>
-                <w:lang w:val="ru-RU"/>
-              </w:rPr>
-              <w:t xml:space="preserve">     </w:t>
-            </w:r>
-            <w:r>
-              <w:rPr>
+              </w:rPr>
+              <w:t>10</w:t>
+            </w:r>
+            <w:r>
+              <w:rPr>
+                <w:rFonts w:eastAsia="Times New Roman" w:cs="Times New Roman"/>
                 <w:bCs/>
                 <w:sz w:val="24"/>
                 <w:szCs w:val="24"/>
                 <w:lang w:val="ru-RU"/>
               </w:rPr>
-              <w:t>202</w:t>
-            </w:r>
-            <w:r>
-              <w:rPr>
+              <w:t>.</w:t>
+            </w:r>
+            <w:r>
+              <w:rPr>
+                <w:rFonts w:eastAsia="Times New Roman" w:cs="Times New Roman"/>
                 <w:bCs/>
                 <w:sz w:val="24"/>
                 <w:szCs w:val="24"/>
-                <w:lang w:val="ru-RU"/>
-              </w:rPr>
-              <w:t>6</w:t>
+              </w:rPr>
+              <w:t>02</w:t>
+            </w:r>
+            <w:r>
+              <w:rPr>
+                <w:rFonts w:eastAsia="Times New Roman" w:cs="Times New Roman"/>
+                <w:bCs/>
+                <w:sz w:val="24"/>
+                <w:szCs w:val="24"/>
+                <w:lang w:val="ru-RU"/>
+              </w:rPr>
+              <w:t>.2026</w:t>
             </w:r>
           </w:p>
         </w:tc>
@@ -10216,6 +9780,7 @@
             </w:placeholder>
             <w:text/>
           </w:sdtPr>
+          <w:sdtEndPr/>
           <w:sdtContent>
             <w:tc>
               <w:tcPr>
@@ -10393,21 +9958,41 @@
             </w:pPr>
             <w:r>
               <w:rPr>
+                <w:rFonts w:eastAsia="Times New Roman" w:cs="Times New Roman"/>
                 <w:bCs/>
                 <w:sz w:val="24"/>
                 <w:szCs w:val="24"/>
-                <w:lang w:val="ru-RU"/>
-              </w:rPr>
-              <w:t>202</w:t>
-            </w:r>
-            <w:r>
-              <w:rPr>
+              </w:rPr>
+              <w:t>10</w:t>
+            </w:r>
+            <w:r>
+              <w:rPr>
+                <w:rFonts w:eastAsia="Times New Roman" w:cs="Times New Roman"/>
                 <w:bCs/>
                 <w:sz w:val="24"/>
                 <w:szCs w:val="24"/>
                 <w:lang w:val="ru-RU"/>
               </w:rPr>
-              <w:t>6</w:t>
+              <w:t>.</w:t>
+            </w:r>
+            <w:r>
+              <w:rPr>
+                <w:rFonts w:eastAsia="Times New Roman" w:cs="Times New Roman"/>
+                <w:bCs/>
+                <w:sz w:val="24"/>
+                <w:szCs w:val="24"/>
+              </w:rPr>
+              <w:t>02</w:t>
+            </w:r>
+            <w:r>
+              <w:rPr>
+                <w:rFonts w:eastAsia="Times New Roman" w:cs="Times New Roman"/>
+                <w:bCs/>
+                <w:sz w:val="24"/>
+                <w:szCs w:val="24"/>
+                <w:lang w:val="ru-RU"/>
+              </w:rPr>
+              <w:t>.2026</w:t>
             </w:r>
           </w:p>
         </w:tc>
@@ -10600,7 +10185,7 @@
     <w:p>
       <w:pPr>
         <w:pStyle w:val="HeaderDefault"/>
-        <w:spacing w:line="360" w:lineRule="auto"/>
+        <w:outlineLvl w:val="9"/>
       </w:pPr>
       <w:bookmarkStart w:id="6" w:name="_Toc192611279"/>
       <w:bookmarkStart w:id="7" w:name="_Toc200354878"/>
@@ -10630,23 +10215,7 @@
         <w:pStyle w:val="TextDefault"/>
       </w:pPr>
       <w:r>
-        <w:t xml:space="preserve">В рамках работы рассматриваются архитектурные и технологические решения, применимые к созданию современной образовательной платформы. Особое внимание уделяется вопросам аутентификации, авторизации и разграничения прав доступа, поскольку в рамках одной системы должны корректно взаимодействовать различные категории пользователей, включая учеников, авторов курсов и администраторов. Для реализации механизмов доступа предполагается использование специализированных решений ORY </w:t>
-      </w:r>
-      <w:proofErr w:type="spellStart"/>
-      <w:r>
-        <w:t>Hydra</w:t>
-      </w:r>
-      <w:proofErr w:type="spellEnd"/>
-      <w:r>
-        <w:t xml:space="preserve"> и ORY </w:t>
-      </w:r>
-      <w:proofErr w:type="spellStart"/>
-      <w:r>
-        <w:t>Keto</w:t>
-      </w:r>
-      <w:proofErr w:type="spellEnd"/>
-      <w:r>
-        <w:t>, позволяющих построить гибкую и масштабируемую модель авторизации.</w:t>
+        <w:t>В рамках работы рассматриваются архитектурные и технологические решения, применимые к созданию современной образовательной платформы. Особое внимание уделяется вопросам аутентификации, авторизации и разграничения прав доступа, поскольку в рамках одной системы должны корректно взаимодействовать различные категории пользователей, включая учеников, авторов курсов и администраторов. Для реализации механизмов доступа предполагается использование специализированных решений ORY Hydra и ORY Keto, позволяющих построить гибкую и масштабируемую модель авторизации.</w:t>
       </w:r>
     </w:p>
     <w:p>
@@ -10744,7 +10313,7 @@
     <w:p>
       <w:pPr>
         <w:pStyle w:val="HeaderDefault"/>
-        <w:spacing w:line="360" w:lineRule="auto"/>
+        <w:outlineLvl w:val="9"/>
       </w:pPr>
       <w:bookmarkStart w:id="12" w:name="_Toc200354879"/>
       <w:bookmarkStart w:id="13" w:name="_Toc200354913"/>
@@ -11408,14 +10977,12 @@
           <w:lang w:val="ru-RU"/>
         </w:rPr>
       </w:pPr>
-      <w:proofErr w:type="spellStart"/>
       <w:r>
         <w:rPr>
           <w:rStyle w:val="ac"/>
         </w:rPr>
         <w:t>Centrifugo</w:t>
       </w:r>
-      <w:proofErr w:type="spellEnd"/>
       <w:r>
         <w:rPr>
           <w:lang w:val="ru-RU"/>
@@ -11702,7 +11269,6 @@
             <w:jc w:val="center"/>
             <w:rPr>
               <w:noProof/>
-              <w:lang w:val="ru-RU"/>
             </w:rPr>
           </w:pPr>
           <w:r>
@@ -11781,14 +11347,11 @@
             <w:rPr>
               <w:rFonts w:asciiTheme="minorHAnsi" w:hAnsiTheme="minorHAnsi" w:cstheme="minorBidi"/>
               <w:noProof/>
-              <w:kern w:val="2"/>
-              <w:sz w:val="24"/>
-              <w:szCs w:val="24"/>
+              <w:sz w:val="22"/>
               <w:lang w:val="ru-RU" w:eastAsia="ru-RU"/>
-              <w14:ligatures w14:val="standardContextual"/>
             </w:rPr>
           </w:pPr>
-          <w:hyperlink w:anchor="_Toc227887512" w:history="1">
+          <w:hyperlink w:anchor="_Toc229508170" w:history="1">
             <w:r>
               <w:rPr>
                 <w:rStyle w:val="aa"/>
@@ -11815,7 +11378,7 @@
                 <w:noProof/>
                 <w:webHidden/>
               </w:rPr>
-              <w:instrText xml:space="preserve"> PAGEREF _Toc227887512 \h </w:instrText>
+              <w:instrText xml:space="preserve"> PAGEREF _Toc229508170 \h </w:instrText>
             </w:r>
             <w:r>
               <w:rPr>
@@ -11850,19 +11413,16 @@
           <w:pPr>
             <w:pStyle w:val="11"/>
             <w:tabs>
-              <w:tab w:val="left" w:pos="480"/>
+              <w:tab w:val="left" w:pos="440"/>
             </w:tabs>
             <w:rPr>
               <w:rFonts w:asciiTheme="minorHAnsi" w:hAnsiTheme="minorHAnsi" w:cstheme="minorBidi"/>
               <w:noProof/>
-              <w:kern w:val="2"/>
-              <w:sz w:val="24"/>
-              <w:szCs w:val="24"/>
+              <w:sz w:val="22"/>
               <w:lang w:val="ru-RU" w:eastAsia="ru-RU"/>
-              <w14:ligatures w14:val="standardContextual"/>
             </w:rPr>
           </w:pPr>
-          <w:hyperlink w:anchor="_Toc227887513" w:history="1">
+          <w:hyperlink w:anchor="_Toc229508171" w:history="1">
             <w:r>
               <w:rPr>
                 <w:rStyle w:val="aa"/>
@@ -11874,11 +11434,8 @@
               <w:rPr>
                 <w:rFonts w:asciiTheme="minorHAnsi" w:hAnsiTheme="minorHAnsi" w:cstheme="minorBidi"/>
                 <w:noProof/>
-                <w:kern w:val="2"/>
-                <w:sz w:val="24"/>
-                <w:szCs w:val="24"/>
+                <w:sz w:val="22"/>
                 <w:lang w:val="ru-RU" w:eastAsia="ru-RU"/>
-                <w14:ligatures w14:val="standardContextual"/>
               </w:rPr>
               <w:tab/>
             </w:r>
@@ -11908,7 +11465,7 @@
                 <w:noProof/>
                 <w:webHidden/>
               </w:rPr>
-              <w:instrText xml:space="preserve"> PAGEREF _Toc227887513 \h </w:instrText>
+              <w:instrText xml:space="preserve"> PAGEREF _Toc229508171 \h </w:instrText>
             </w:r>
             <w:r>
               <w:rPr>
@@ -11943,19 +11500,16 @@
           <w:pPr>
             <w:pStyle w:val="11"/>
             <w:tabs>
-              <w:tab w:val="left" w:pos="480"/>
+              <w:tab w:val="left" w:pos="440"/>
             </w:tabs>
             <w:rPr>
               <w:rFonts w:asciiTheme="minorHAnsi" w:hAnsiTheme="minorHAnsi" w:cstheme="minorBidi"/>
               <w:noProof/>
-              <w:kern w:val="2"/>
-              <w:sz w:val="24"/>
-              <w:szCs w:val="24"/>
+              <w:sz w:val="22"/>
               <w:lang w:val="ru-RU" w:eastAsia="ru-RU"/>
-              <w14:ligatures w14:val="standardContextual"/>
             </w:rPr>
           </w:pPr>
-          <w:hyperlink w:anchor="_Toc227887514" w:history="1">
+          <w:hyperlink w:anchor="_Toc229508172" w:history="1">
             <w:r>
               <w:rPr>
                 <w:rStyle w:val="aa"/>
@@ -11967,11 +11521,8 @@
               <w:rPr>
                 <w:rFonts w:asciiTheme="minorHAnsi" w:hAnsiTheme="minorHAnsi" w:cstheme="minorBidi"/>
                 <w:noProof/>
-                <w:kern w:val="2"/>
-                <w:sz w:val="24"/>
-                <w:szCs w:val="24"/>
+                <w:sz w:val="22"/>
                 <w:lang w:val="ru-RU" w:eastAsia="ru-RU"/>
-                <w14:ligatures w14:val="standardContextual"/>
               </w:rPr>
               <w:tab/>
             </w:r>
@@ -12001,7 +11552,7 @@
                 <w:noProof/>
                 <w:webHidden/>
               </w:rPr>
-              <w:instrText xml:space="preserve"> PAGEREF _Toc227887514 \h </w:instrText>
+              <w:instrText xml:space="preserve"> PAGEREF _Toc229508172 \h </w:instrText>
             </w:r>
             <w:r>
               <w:rPr>
@@ -12036,19 +11587,16 @@
           <w:pPr>
             <w:pStyle w:val="11"/>
             <w:tabs>
-              <w:tab w:val="left" w:pos="480"/>
+              <w:tab w:val="left" w:pos="440"/>
             </w:tabs>
             <w:rPr>
               <w:rFonts w:asciiTheme="minorHAnsi" w:hAnsiTheme="minorHAnsi" w:cstheme="minorBidi"/>
               <w:noProof/>
-              <w:kern w:val="2"/>
-              <w:sz w:val="24"/>
-              <w:szCs w:val="24"/>
+              <w:sz w:val="22"/>
               <w:lang w:val="ru-RU" w:eastAsia="ru-RU"/>
-              <w14:ligatures w14:val="standardContextual"/>
             </w:rPr>
           </w:pPr>
-          <w:hyperlink w:anchor="_Toc227887515" w:history="1">
+          <w:hyperlink w:anchor="_Toc229508173" w:history="1">
             <w:r>
               <w:rPr>
                 <w:rStyle w:val="aa"/>
@@ -12060,11 +11608,8 @@
               <w:rPr>
                 <w:rFonts w:asciiTheme="minorHAnsi" w:hAnsiTheme="minorHAnsi" w:cstheme="minorBidi"/>
                 <w:noProof/>
-                <w:kern w:val="2"/>
-                <w:sz w:val="24"/>
-                <w:szCs w:val="24"/>
+                <w:sz w:val="22"/>
                 <w:lang w:val="ru-RU" w:eastAsia="ru-RU"/>
-                <w14:ligatures w14:val="standardContextual"/>
               </w:rPr>
               <w:tab/>
             </w:r>
@@ -12094,7 +11639,7 @@
                 <w:noProof/>
                 <w:webHidden/>
               </w:rPr>
-              <w:instrText xml:space="preserve"> PAGEREF _Toc227887515 \h </w:instrText>
+              <w:instrText xml:space="preserve"> PAGEREF _Toc229508173 \h </w:instrText>
             </w:r>
             <w:r>
               <w:rPr>
@@ -12131,14 +11676,11 @@
             <w:rPr>
               <w:rFonts w:asciiTheme="minorHAnsi" w:hAnsiTheme="minorHAnsi" w:cstheme="minorBidi"/>
               <w:noProof/>
-              <w:kern w:val="2"/>
-              <w:sz w:val="24"/>
-              <w:szCs w:val="24"/>
+              <w:sz w:val="22"/>
               <w:lang w:val="ru-RU" w:eastAsia="ru-RU"/>
-              <w14:ligatures w14:val="standardContextual"/>
             </w:rPr>
           </w:pPr>
-          <w:hyperlink w:anchor="_Toc227887516" w:history="1">
+          <w:hyperlink w:anchor="_Toc229508174" w:history="1">
             <w:r>
               <w:rPr>
                 <w:rStyle w:val="aa"/>
@@ -12165,7 +11707,7 @@
                 <w:noProof/>
                 <w:webHidden/>
               </w:rPr>
-              <w:instrText xml:space="preserve"> PAGEREF _Toc227887516 \h </w:instrText>
+              <w:instrText xml:space="preserve"> PAGEREF _Toc229508174 \h </w:instrText>
             </w:r>
             <w:r>
               <w:rPr>
@@ -12202,20 +11744,17 @@
             <w:rPr>
               <w:rFonts w:asciiTheme="minorHAnsi" w:hAnsiTheme="minorHAnsi" w:cstheme="minorBidi"/>
               <w:noProof/>
-              <w:kern w:val="2"/>
-              <w:sz w:val="24"/>
-              <w:szCs w:val="24"/>
+              <w:sz w:val="22"/>
               <w:lang w:val="ru-RU" w:eastAsia="ru-RU"/>
-              <w14:ligatures w14:val="standardContextual"/>
             </w:rPr>
           </w:pPr>
-          <w:hyperlink w:anchor="_Toc227887518" w:history="1">
+          <w:hyperlink w:anchor="_Toc229508175" w:history="1">
             <w:r>
               <w:rPr>
                 <w:rStyle w:val="aa"/>
                 <w:noProof/>
               </w:rPr>
-              <w:t>СПИСОК ИСПОЛЬЗОВАННЫХ ИСТОЧНИКОВ</w:t>
+              <w:t>ЗАКЛЮЧЕНИЕ</w:t>
             </w:r>
             <w:r>
               <w:rPr>
@@ -12236,7 +11775,7 @@
                 <w:noProof/>
                 <w:webHidden/>
               </w:rPr>
-              <w:instrText xml:space="preserve"> PAGEREF _Toc227887518 \h </w:instrText>
+              <w:instrText xml:space="preserve"> PAGEREF _Toc229508175 \h </w:instrText>
             </w:r>
             <w:r>
               <w:rPr>
@@ -12256,7 +11795,7 @@
                 <w:noProof/>
                 <w:webHidden/>
               </w:rPr>
-              <w:t>26</w:t>
+              <w:t>25</w:t>
             </w:r>
             <w:r>
               <w:rPr>
@@ -12273,20 +11812,17 @@
             <w:rPr>
               <w:rFonts w:asciiTheme="minorHAnsi" w:hAnsiTheme="minorHAnsi" w:cstheme="minorBidi"/>
               <w:noProof/>
-              <w:kern w:val="2"/>
-              <w:sz w:val="24"/>
-              <w:szCs w:val="24"/>
+              <w:sz w:val="22"/>
               <w:lang w:val="ru-RU" w:eastAsia="ru-RU"/>
-              <w14:ligatures w14:val="standardContextual"/>
             </w:rPr>
           </w:pPr>
-          <w:hyperlink w:anchor="_Toc227887519" w:history="1">
+          <w:hyperlink w:anchor="_Toc229508176" w:history="1">
             <w:r>
               <w:rPr>
                 <w:rStyle w:val="aa"/>
                 <w:noProof/>
               </w:rPr>
-              <w:t>ПРИЛОЖЕНИЕ А. Графическая часть выпускной квалификационной работы</w:t>
+              <w:t>СПИСОК ИСПОЛЬЗОВАННЫХ ИСТОЧНИКОВ</w:t>
             </w:r>
             <w:r>
               <w:rPr>
@@ -12307,7 +11843,75 @@
                 <w:noProof/>
                 <w:webHidden/>
               </w:rPr>
-              <w:instrText xml:space="preserve"> PAGEREF _Toc227887519 \h </w:instrText>
+              <w:instrText xml:space="preserve"> PAGEREF _Toc229508176 \h </w:instrText>
+            </w:r>
+            <w:r>
+              <w:rPr>
+                <w:noProof/>
+                <w:webHidden/>
+              </w:rPr>
+            </w:r>
+            <w:r>
+              <w:rPr>
+                <w:noProof/>
+                <w:webHidden/>
+              </w:rPr>
+              <w:fldChar w:fldCharType="separate"/>
+            </w:r>
+            <w:r>
+              <w:rPr>
+                <w:noProof/>
+                <w:webHidden/>
+              </w:rPr>
+              <w:t>26</w:t>
+            </w:r>
+            <w:r>
+              <w:rPr>
+                <w:noProof/>
+                <w:webHidden/>
+              </w:rPr>
+              <w:fldChar w:fldCharType="end"/>
+            </w:r>
+          </w:hyperlink>
+        </w:p>
+        <w:p>
+          <w:pPr>
+            <w:pStyle w:val="11"/>
+            <w:rPr>
+              <w:rFonts w:asciiTheme="minorHAnsi" w:hAnsiTheme="minorHAnsi" w:cstheme="minorBidi"/>
+              <w:noProof/>
+              <w:sz w:val="22"/>
+              <w:lang w:val="ru-RU" w:eastAsia="ru-RU"/>
+            </w:rPr>
+          </w:pPr>
+          <w:hyperlink w:anchor="_Toc229508177" w:history="1">
+            <w:r>
+              <w:rPr>
+                <w:rStyle w:val="aa"/>
+                <w:noProof/>
+              </w:rPr>
+              <w:t>ПРИЛОЖЕНИЕ А. Графическая часть выпускной квалификационной работы</w:t>
+            </w:r>
+            <w:r>
+              <w:rPr>
+                <w:noProof/>
+                <w:webHidden/>
+              </w:rPr>
+              <w:tab/>
+            </w:r>
+            <w:r>
+              <w:rPr>
+                <w:noProof/>
+                <w:webHidden/>
+              </w:rPr>
+              <w:fldChar w:fldCharType="begin"/>
+            </w:r>
+            <w:r>
+              <w:rPr>
+                <w:noProof/>
+                <w:webHidden/>
+              </w:rPr>
+              <w:instrText xml:space="preserve"> PAGEREF _Toc229508177 \h </w:instrText>
             </w:r>
             <w:r>
               <w:rPr>
@@ -12368,9 +11972,8 @@
     <w:p>
       <w:pPr>
         <w:pStyle w:val="HeaderDefault"/>
-        <w:spacing w:line="360" w:lineRule="auto"/>
-      </w:pPr>
-      <w:bookmarkStart w:id="16" w:name="_Toc227887512"/>
+      </w:pPr>
+      <w:bookmarkStart w:id="16" w:name="_Toc229508170"/>
       <w:r>
         <w:lastRenderedPageBreak/>
         <w:t>ВВЕДЕНИЕ</w:t>
@@ -12441,21 +12044,7 @@
           <w:lang w:val="ru-RU"/>
         </w:rPr>
         <w:lastRenderedPageBreak/>
-        <w:t xml:space="preserve">информации. Помимо заранее записанных видеоуроков, востребованным становится проведение прямых эфиров, обеспечивающих синхронное взаимодействие между преподавателем и аудиторией. Подобная функциональность предъявляет повышенные требования к хранению и доставке видеоконтента, а также к реализации чатов, уведомлений и других </w:t>
-      </w:r>
-      <w:proofErr w:type="spellStart"/>
-      <w:r>
-        <w:rPr>
-          <w:lang w:val="ru-RU"/>
-        </w:rPr>
-        <w:t>real-time</w:t>
-      </w:r>
-      <w:proofErr w:type="spellEnd"/>
-      <w:r>
-        <w:rPr>
-          <w:lang w:val="ru-RU"/>
-        </w:rPr>
-        <w:t xml:space="preserve"> механизмов.</w:t>
+        <w:t>информации. Помимо заранее записанных видеоуроков, востребованным становится проведение прямых эфиров, обеспечивающих синхронное взаимодействие между преподавателем и аудиторией. Подобная функциональность предъявляет повышенные требования к хранению и доставке видеоконтента, а также к реализации чатов, уведомлений и других real-time механизмов.</w:t>
       </w:r>
     </w:p>
     <w:p>
@@ -12626,35 +12215,7 @@
         <w:rPr>
           <w:lang w:val="ru-RU"/>
         </w:rPr>
-        <w:t xml:space="preserve">Разработать систему авторизации с использованием ORY </w:t>
-      </w:r>
-      <w:proofErr w:type="spellStart"/>
-      <w:r>
-        <w:rPr>
-          <w:lang w:val="ru-RU"/>
-        </w:rPr>
-        <w:t>Hydra</w:t>
-      </w:r>
-      <w:proofErr w:type="spellEnd"/>
-      <w:r>
-        <w:rPr>
-          <w:lang w:val="ru-RU"/>
-        </w:rPr>
-        <w:t xml:space="preserve"> и систему управления доступом с использованием ORY </w:t>
-      </w:r>
-      <w:proofErr w:type="spellStart"/>
-      <w:r>
-        <w:rPr>
-          <w:lang w:val="ru-RU"/>
-        </w:rPr>
-        <w:t>Keto</w:t>
-      </w:r>
-      <w:proofErr w:type="spellEnd"/>
-      <w:r>
-        <w:rPr>
-          <w:lang w:val="ru-RU"/>
-        </w:rPr>
-        <w:t xml:space="preserve">. </w:t>
+        <w:t xml:space="preserve">Разработать систему авторизации с использованием ORY Hydra и систему управления доступом с использованием ORY Keto. </w:t>
       </w:r>
     </w:p>
     <w:p>
@@ -12797,12 +12358,11 @@
           <w:ilvl w:val="0"/>
           <w:numId w:val="41"/>
         </w:numPr>
-        <w:spacing w:line="360" w:lineRule="auto"/>
         <w:ind w:left="1134" w:hanging="425"/>
       </w:pPr>
       <w:bookmarkStart w:id="17" w:name="_Toc161356272"/>
       <w:bookmarkStart w:id="18" w:name="_Toc221468627"/>
-      <w:bookmarkStart w:id="19" w:name="_Toc227887513"/>
+      <w:bookmarkStart w:id="19" w:name="_Toc229508171"/>
       <w:r>
         <w:lastRenderedPageBreak/>
         <w:t>Системы</w:t>
@@ -12957,11 +12517,10 @@
           <w:ilvl w:val="0"/>
           <w:numId w:val="41"/>
         </w:numPr>
-        <w:spacing w:after="0" w:line="360" w:lineRule="auto"/>
         <w:ind w:left="360"/>
       </w:pPr>
       <w:bookmarkStart w:id="20" w:name="_Toc221468628"/>
-      <w:bookmarkStart w:id="21" w:name="_Toc227887514"/>
+      <w:bookmarkStart w:id="21" w:name="_Toc229508172"/>
       <w:r>
         <w:lastRenderedPageBreak/>
         <w:t xml:space="preserve">Обзор существующих </w:t>
@@ -13175,63 +12734,7 @@
         <w:rPr>
           <w:lang w:val="ru-RU"/>
         </w:rPr>
-        <w:t xml:space="preserve">Одним из базовых стандартов в области аутентификации является протокол </w:t>
-      </w:r>
-      <w:proofErr w:type="spellStart"/>
-      <w:r>
-        <w:rPr>
-          <w:lang w:val="ru-RU"/>
-        </w:rPr>
-        <w:t>OAuth</w:t>
-      </w:r>
-      <w:proofErr w:type="spellEnd"/>
-      <w:r>
-        <w:rPr>
-          <w:lang w:val="ru-RU"/>
-        </w:rPr>
-        <w:t xml:space="preserve"> 2.0, который широко используется для делегирования доступа между сервисами. </w:t>
-      </w:r>
-      <w:proofErr w:type="spellStart"/>
-      <w:r>
-        <w:rPr>
-          <w:lang w:val="ru-RU"/>
-        </w:rPr>
-        <w:t>OAuth</w:t>
-      </w:r>
-      <w:proofErr w:type="spellEnd"/>
-      <w:r>
-        <w:rPr>
-          <w:lang w:val="ru-RU"/>
-        </w:rPr>
-        <w:t xml:space="preserve"> 2.0 определяет набор потоков авторизации, позволяющих приложениям получать доступ к защищённым ресурсам от имени пользователя. На основе </w:t>
-      </w:r>
-      <w:proofErr w:type="spellStart"/>
-      <w:r>
-        <w:rPr>
-          <w:lang w:val="ru-RU"/>
-        </w:rPr>
-        <w:t>OAuth</w:t>
-      </w:r>
-      <w:proofErr w:type="spellEnd"/>
-      <w:r>
-        <w:rPr>
-          <w:lang w:val="ru-RU"/>
-        </w:rPr>
-        <w:t xml:space="preserve"> 2.0 был разработан протокол </w:t>
-      </w:r>
-      <w:proofErr w:type="spellStart"/>
-      <w:r>
-        <w:rPr>
-          <w:lang w:val="ru-RU"/>
-        </w:rPr>
-        <w:t>OpenID</w:t>
-      </w:r>
-      <w:proofErr w:type="spellEnd"/>
-      <w:r>
-        <w:rPr>
-          <w:lang w:val="ru-RU"/>
-        </w:rPr>
-        <w:t xml:space="preserve"> Connect, который расширяет его возможности и добавляет механизм идентификации пользователя.</w:t>
+        <w:t>Одним из базовых стандартов в области аутентификации является протокол OAuth 2.0, который широко используется для делегирования доступа между сервисами. OAuth 2.0 определяет набор потоков авторизации, позволяющих приложениям получать доступ к защищённым ресурсам от имени пользователя. На основе OAuth 2.0 был разработан протокол OpenID Connect, который расширяет его возможности и добавляет механизм идентификации пользователя.</w:t>
       </w:r>
     </w:p>
     <w:p>
@@ -13246,35 +12749,7 @@
         <w:rPr>
           <w:lang w:val="ru-RU"/>
         </w:rPr>
-        <w:t xml:space="preserve">Использование </w:t>
-      </w:r>
-      <w:proofErr w:type="spellStart"/>
-      <w:r>
-        <w:rPr>
-          <w:lang w:val="ru-RU"/>
-        </w:rPr>
-        <w:t>OAuth</w:t>
-      </w:r>
-      <w:proofErr w:type="spellEnd"/>
-      <w:r>
-        <w:rPr>
-          <w:lang w:val="ru-RU"/>
-        </w:rPr>
-        <w:t xml:space="preserve"> 2.0 и </w:t>
-      </w:r>
-      <w:proofErr w:type="spellStart"/>
-      <w:r>
-        <w:rPr>
-          <w:lang w:val="ru-RU"/>
-        </w:rPr>
-        <w:t>OpenID</w:t>
-      </w:r>
-      <w:proofErr w:type="spellEnd"/>
-      <w:r>
-        <w:rPr>
-          <w:lang w:val="ru-RU"/>
-        </w:rPr>
-        <w:t xml:space="preserve"> Connect позволяет реализовать безопасную аутентификацию без передачи учетных данных сторонним сервисам. Однако данные протоколы представляют собой спецификации и требуют дополнительной реализации серверной части, что усложняет разработку при отсутствии готовой инфраструктуры.</w:t>
+        <w:t>Использование OAuth 2.0 и OpenID Connect позволяет реализовать безопасную аутентификацию без передачи учетных данных сторонним сервисам. Однако данные протоколы представляют собой спецификации и требуют дополнительной реализации серверной части, что усложняет разработку при отсутствии готовой инфраструктуры.</w:t>
       </w:r>
     </w:p>
     <w:p>
@@ -13289,63 +12764,7 @@
         <w:rPr>
           <w:lang w:val="ru-RU"/>
         </w:rPr>
-        <w:t xml:space="preserve">Одним из популярных готовых решений является система </w:t>
-      </w:r>
-      <w:proofErr w:type="spellStart"/>
-      <w:r>
-        <w:rPr>
-          <w:lang w:val="ru-RU"/>
-        </w:rPr>
-        <w:t>Keycloak</w:t>
-      </w:r>
-      <w:proofErr w:type="spellEnd"/>
-      <w:r>
-        <w:rPr>
-          <w:lang w:val="ru-RU"/>
-        </w:rPr>
-        <w:t xml:space="preserve">, представляющая собой сервер аутентификации с поддержкой </w:t>
-      </w:r>
-      <w:proofErr w:type="spellStart"/>
-      <w:r>
-        <w:rPr>
-          <w:lang w:val="ru-RU"/>
-        </w:rPr>
-        <w:t>OAuth</w:t>
-      </w:r>
-      <w:proofErr w:type="spellEnd"/>
-      <w:r>
-        <w:rPr>
-          <w:lang w:val="ru-RU"/>
-        </w:rPr>
-        <w:t xml:space="preserve"> 2.0, </w:t>
-      </w:r>
-      <w:proofErr w:type="spellStart"/>
-      <w:r>
-        <w:rPr>
-          <w:lang w:val="ru-RU"/>
-        </w:rPr>
-        <w:t>OpenID</w:t>
-      </w:r>
-      <w:proofErr w:type="spellEnd"/>
-      <w:r>
-        <w:rPr>
-          <w:lang w:val="ru-RU"/>
-        </w:rPr>
-        <w:t xml:space="preserve"> Connect и SAML. </w:t>
-      </w:r>
-      <w:proofErr w:type="spellStart"/>
-      <w:r>
-        <w:rPr>
-          <w:lang w:val="ru-RU"/>
-        </w:rPr>
-        <w:t>Keycloak</w:t>
-      </w:r>
-      <w:proofErr w:type="spellEnd"/>
-      <w:r>
-        <w:rPr>
-          <w:lang w:val="ru-RU"/>
-        </w:rPr>
-        <w:t xml:space="preserve"> предоставляет широкий функционал, включая управление пользователями, ролями и политиками доступа. В то же время данное решение обладает монолитной архитектурой и требует значительных ресурсов при масштабировании, что может быть критично для высоконагруженных систем.</w:t>
+        <w:t>Одним из популярных готовых решений является система Keycloak, представляющая собой сервер аутентификации с поддержкой OAuth 2.0, OpenID Connect и SAML. Keycloak предоставляет широкий функционал, включая управление пользователями, ролями и политиками доступа. В то же время данное решение обладает монолитной архитектурой и требует значительных ресурсов при масштабировании, что может быть критично для высоконагруженных систем.</w:t>
       </w:r>
     </w:p>
     <w:p>
@@ -13375,35 +12794,7 @@
         <w:rPr>
           <w:lang w:val="ru-RU"/>
         </w:rPr>
-        <w:t xml:space="preserve">Существуют также более простые решения, такие как </w:t>
-      </w:r>
-      <w:proofErr w:type="spellStart"/>
-      <w:r>
-        <w:rPr>
-          <w:lang w:val="ru-RU"/>
-        </w:rPr>
-        <w:t>Firebase</w:t>
-      </w:r>
-      <w:proofErr w:type="spellEnd"/>
-      <w:r>
-        <w:rPr>
-          <w:lang w:val="ru-RU"/>
-        </w:rPr>
-        <w:t xml:space="preserve"> </w:t>
-      </w:r>
-      <w:proofErr w:type="spellStart"/>
-      <w:r>
-        <w:rPr>
-          <w:lang w:val="ru-RU"/>
-        </w:rPr>
-        <w:t>Authentication</w:t>
-      </w:r>
-      <w:proofErr w:type="spellEnd"/>
-      <w:r>
-        <w:rPr>
-          <w:lang w:val="ru-RU"/>
-        </w:rPr>
-        <w:t xml:space="preserve">, ориентированные на быстрое создание приложений. Однако подобные системы плохо подходят для сложных сценариев разграничения </w:t>
+        <w:t xml:space="preserve">Существуют также более простые решения, такие как Firebase Authentication, ориентированные на быстрое создание приложений. Однако подобные системы плохо подходят для сложных сценариев разграничения </w:t>
       </w:r>
       <w:r>
         <w:rPr>
@@ -13731,10 +13122,10 @@
             <v:path o:extrusionok="f" gradientshapeok="t" o:connecttype="rect"/>
             <o:lock v:ext="edit" aspectratio="t"/>
           </v:shapetype>
-          <v:shape id="_x0000_i1033" type="#_x0000_t75" style="width:495pt;height:81.75pt" o:ole="">
+          <v:shape id="_x0000_i1025" type="#_x0000_t75" style="width:495pt;height:81.75pt" o:ole="">
             <v:imagedata r:id="rId21" o:title=""/>
           </v:shape>
-          <o:OLEObject Type="Embed" ProgID="Excel.Sheet.12" ShapeID="_x0000_i1033" DrawAspect="Content" ObjectID="_1838500282" r:id="rId22"/>
+          <o:OLEObject Type="Embed" ProgID="Excel.Sheet.12" ShapeID="_x0000_i1025" DrawAspect="Content" ObjectID="_1840121119" r:id="rId22"/>
         </w:object>
       </w:r>
     </w:p>
@@ -13758,15 +13149,7 @@
         <w:pStyle w:val="af5"/>
       </w:pPr>
       <w:r>
-        <w:t xml:space="preserve">Анализ таблицы показывает, что монолитные решения, такие как </w:t>
-      </w:r>
-      <w:proofErr w:type="spellStart"/>
-      <w:r>
-        <w:t>Keycloak</w:t>
-      </w:r>
-      <w:proofErr w:type="spellEnd"/>
-      <w:r>
-        <w:t>, обеспечивают приемлемый уровень безопасности, однако обладают ограниченной гибкостью и требуют значительных ресурсов при масштабировании. Облачные сервисы, такие как Auth0, демонстрируют высокий уровень безопасности и удобство внедрения, но характеризуются высокой стоимостью владения и зависимостью от внешнего провайдера.</w:t>
+        <w:t>Анализ таблицы показывает, что монолитные решения, такие как Keycloak, обеспечивают приемлемый уровень безопасности, однако обладают ограниченной гибкостью и требуют значительных ресурсов при масштабировании. Облачные сервисы, такие как Auth0, демонстрируют высокий уровень безопасности и удобство внедрения, но характеризуются высокой стоимостью владения и зависимостью от внешнего провайдера.</w:t>
       </w:r>
     </w:p>
     <w:p>
@@ -13782,32 +13165,11 @@
         <w:pStyle w:val="af5"/>
       </w:pPr>
       <w:r>
-        <w:t xml:space="preserve">Экосистема ORY демонстрирует сбалансированные показатели по всем ключевым критериям. Модульная архитектура, соответствие стандартам </w:t>
-      </w:r>
-      <w:proofErr w:type="spellStart"/>
-      <w:r>
-        <w:t>OAuth</w:t>
-      </w:r>
-      <w:proofErr w:type="spellEnd"/>
-      <w:r>
-        <w:t xml:space="preserve"> 2.0 и </w:t>
-      </w:r>
-      <w:proofErr w:type="spellStart"/>
-      <w:r>
-        <w:t>OpenID</w:t>
-      </w:r>
-      <w:proofErr w:type="spellEnd"/>
-      <w:r>
-        <w:t xml:space="preserve"> Connect, а также ориентация на облачные и микросервисные среды делают данное решение оптимальным для использования в образовательной платформе.</w:t>
-      </w:r>
-      <w:r>
-        <w:t xml:space="preserve"> При этом сама система имеет открытый код, написанный на </w:t>
-      </w:r>
-      <w:proofErr w:type="spellStart"/>
-      <w:r>
-        <w:t>Golang</w:t>
-      </w:r>
-      <w:proofErr w:type="spellEnd"/>
+        <w:t>Экосистема ORY демонстрирует сбалансированные показатели по всем ключевым критериям. Модульная архитектура, соответствие стандартам OAuth 2.0 и OpenID Connect, а также ориентация на облачные и микросервисные среды делают данное решение оптимальным для использования в образовательной платформе.</w:t>
+      </w:r>
+      <w:r>
+        <w:t xml:space="preserve"> При этом сама система имеет открытый код, написанный на Golang</w:t>
+      </w:r>
     </w:p>
     <w:p>
       <w:pPr>
@@ -13822,39 +13184,7 @@
         <w:pStyle w:val="af5"/>
       </w:pPr>
       <w:r>
-        <w:t xml:space="preserve">ORY </w:t>
-      </w:r>
-      <w:proofErr w:type="spellStart"/>
-      <w:r>
-        <w:t>Hydra</w:t>
-      </w:r>
-      <w:proofErr w:type="spellEnd"/>
-      <w:r>
-        <w:t xml:space="preserve"> используется для реализации </w:t>
-      </w:r>
-      <w:proofErr w:type="spellStart"/>
-      <w:r>
-        <w:t>OAuth</w:t>
-      </w:r>
-      <w:proofErr w:type="spellEnd"/>
-      <w:r>
-        <w:t xml:space="preserve"> 2.0 и </w:t>
-      </w:r>
-      <w:proofErr w:type="spellStart"/>
-      <w:r>
-        <w:t>OpenID</w:t>
-      </w:r>
-      <w:proofErr w:type="spellEnd"/>
-      <w:r>
-        <w:t xml:space="preserve"> Connect и отвечает за выпуск и валидацию токенов доступа. ORY </w:t>
-      </w:r>
-      <w:proofErr w:type="spellStart"/>
-      <w:r>
-        <w:t>Keto</w:t>
-      </w:r>
-      <w:proofErr w:type="spellEnd"/>
-      <w:r>
-        <w:t xml:space="preserve"> применяется для управления политиками доступа и реализации моделей разграничения прав. Такое разделение ответственности позволяет построить гибкую и </w:t>
+        <w:t xml:space="preserve">ORY Hydra используется для реализации OAuth 2.0 и OpenID Connect и отвечает за выпуск и валидацию токенов доступа. ORY Keto применяется для управления политиками доступа и реализации моделей разграничения прав. Такое разделение ответственности позволяет построить гибкую и </w:t>
       </w:r>
       <w:r>
         <w:lastRenderedPageBreak/>
@@ -13993,20 +13323,24 @@
       <w:pPr>
         <w:pStyle w:val="HeaderDefault"/>
         <w:numPr>
-          <w:ilvl w:val="1"/>
-          <w:numId w:val="42"/>
+          <w:ilvl w:val="0"/>
+          <w:numId w:val="41"/>
         </w:numPr>
-        <w:spacing w:line="360" w:lineRule="auto"/>
-        <w:ind w:left="2160"/>
       </w:pPr>
       <w:bookmarkStart w:id="23" w:name="_Toc221468629"/>
-      <w:bookmarkStart w:id="24" w:name="_Toc227887515"/>
+      <w:bookmarkStart w:id="24" w:name="_Toc229508173"/>
       <w:r>
         <w:lastRenderedPageBreak/>
-        <w:t>Получившаяся система</w:t>
+        <w:t>Описание разработанной</w:t>
+      </w:r>
+      <w:r>
+        <w:t xml:space="preserve"> систем</w:t>
       </w:r>
       <w:bookmarkEnd w:id="23"/>
       <w:bookmarkEnd w:id="24"/>
+      <w:r>
+        <w:t>ы</w:t>
+      </w:r>
     </w:p>
     <w:p>
       <w:pPr>
@@ -14030,31 +13364,14 @@
         <w:rPr>
           <w:lang w:val="ru-RU"/>
         </w:rPr>
-        <w:t xml:space="preserve"> </w:t>
-      </w:r>
-      <w:proofErr w:type="spellStart"/>
-      <w:proofErr w:type="gramStart"/>
-      <w:r>
-        <w:rPr>
-          <w:lang w:val="ru-RU"/>
-        </w:rPr>
-        <w:t>системы.</w:t>
+        <w:t xml:space="preserve"> системы.</w:t>
       </w:r>
       <w:r>
         <w:rPr>
           <w:rFonts w:eastAsiaTheme="minorEastAsia"/>
           <w:lang w:val="ru-RU"/>
         </w:rPr>
-        <w:t>помогут</w:t>
-      </w:r>
-      <w:proofErr w:type="spellEnd"/>
-      <w:proofErr w:type="gramEnd"/>
-      <w:r>
-        <w:rPr>
-          <w:rFonts w:eastAsiaTheme="minorEastAsia"/>
-          <w:lang w:val="ru-RU"/>
-        </w:rPr>
-        <w:t xml:space="preserve"> лучше понять, как заполнение и длина шага работают.</w:t>
+        <w:t>помогут лучше понять, как заполнение и длина шага работают.</w:t>
       </w:r>
     </w:p>
     <w:p>
@@ -14572,7 +13889,7 @@
         <w:pStyle w:val="HeaderDefault"/>
       </w:pPr>
       <w:bookmarkStart w:id="25" w:name="_Toc221468630"/>
-      <w:bookmarkStart w:id="26" w:name="_Toc227887516"/>
+      <w:bookmarkStart w:id="26" w:name="_Toc229508174"/>
       <w:r>
         <w:lastRenderedPageBreak/>
         <w:t>ЗАКЛЮЧЕНИЕ</w:t>
@@ -14601,15 +13918,7 @@
         <w:pStyle w:val="af5"/>
       </w:pPr>
       <w:r>
-        <w:t xml:space="preserve">В ходе сравнительного анализа были рассмотрены монолитные </w:t>
-      </w:r>
-      <w:proofErr w:type="spellStart"/>
-      <w:r>
-        <w:t>self-hosted</w:t>
-      </w:r>
-      <w:proofErr w:type="spellEnd"/>
-      <w:r>
-        <w:t xml:space="preserve"> решения, облачные сервисы аутентификации, а также вариант разработки собственной SSO-системы. Установлено, что монолитные решения обеспечивают достаточный уровень безопасности, однако ограничивают гибкость масштабирования. Облачные сервисы демонстрируют высокий уровень удобства внедрения и эксплуатации, но сопровождаются зависимостью от внешнего провайдера и ростом совокупной стоимости владения. Разработка собственной системы предоставляет максимальную гибкость, однако требует значительных трудовых и временных ресурсов, а также постоянного сопровождения и аудита безопасности.</w:t>
+        <w:t>В ходе сравнительного анализа были рассмотрены монолитные self-hosted решения, облачные сервисы аутентификации, а также вариант разработки собственной SSO-системы. Установлено, что монолитные решения обеспечивают достаточный уровень безопасности, однако ограничивают гибкость масштабирования. Облачные сервисы демонстрируют высокий уровень удобства внедрения и эксплуатации, но сопровождаются зависимостью от внешнего провайдера и ростом совокупной стоимости владения. Разработка собственной системы предоставляет максимальную гибкость, однако требует значительных трудовых и временных ресурсов, а также постоянного сопровождения и аудита безопасности.</w:t>
       </w:r>
     </w:p>
     <w:p>
@@ -14617,39 +13926,7 @@
         <w:pStyle w:val="af5"/>
       </w:pPr>
       <w:r>
-        <w:t xml:space="preserve">На основе сформулированных критериев и проведённых расчётов совокупной стоимости владения обоснован выбор модульной экосистемы ORY, включающей сервисы </w:t>
-      </w:r>
-      <w:proofErr w:type="spellStart"/>
-      <w:r>
-        <w:t>Hydra</w:t>
-      </w:r>
-      <w:proofErr w:type="spellEnd"/>
-      <w:r>
-        <w:t xml:space="preserve"> и </w:t>
-      </w:r>
-      <w:proofErr w:type="spellStart"/>
-      <w:r>
-        <w:t>Keto</w:t>
-      </w:r>
-      <w:proofErr w:type="spellEnd"/>
-      <w:r>
-        <w:t xml:space="preserve">. Данное решение обеспечивает соответствие современным стандартам </w:t>
-      </w:r>
-      <w:proofErr w:type="spellStart"/>
-      <w:r>
-        <w:t>OAuth</w:t>
-      </w:r>
-      <w:proofErr w:type="spellEnd"/>
-      <w:r>
-        <w:t xml:space="preserve"> 2.0 и </w:t>
-      </w:r>
-      <w:proofErr w:type="spellStart"/>
-      <w:r>
-        <w:t>OpenID</w:t>
-      </w:r>
-      <w:proofErr w:type="spellEnd"/>
-      <w:r>
-        <w:t xml:space="preserve"> Connect, поддерживает гибкие модели разграничения доступа и ориентировано на использование в </w:t>
+        <w:t xml:space="preserve">На основе сформулированных критериев и проведённых расчётов совокупной стоимости владения обоснован выбор модульной экосистемы ORY, включающей сервисы Hydra и Keto. Данное решение обеспечивает соответствие современным стандартам OAuth 2.0 и OpenID Connect, поддерживает гибкие модели разграничения доступа и ориентировано на использование в </w:t>
       </w:r>
       <w:r>
         <w:lastRenderedPageBreak/>
@@ -14710,11 +13987,13 @@
         <w:pStyle w:val="HeaderDefault"/>
       </w:pPr>
       <w:bookmarkStart w:id="27" w:name="_Toc227887517"/>
+      <w:bookmarkStart w:id="28" w:name="_Toc229508175"/>
       <w:r>
         <w:lastRenderedPageBreak/>
         <w:t>ЗАКЛЮЧЕНИЕ</w:t>
       </w:r>
       <w:bookmarkEnd w:id="27"/>
+      <w:bookmarkEnd w:id="28"/>
     </w:p>
     <w:p>
       <w:pPr>
@@ -14808,15 +14087,7 @@
         </w:numPr>
       </w:pPr>
       <w:r>
-        <w:t xml:space="preserve">Реализована система управления подписками на основе платформы </w:t>
-      </w:r>
-      <w:proofErr w:type="spellStart"/>
-      <w:r>
-        <w:t>Stripe</w:t>
-      </w:r>
-      <w:proofErr w:type="spellEnd"/>
-      <w:r>
-        <w:t>, позволяющая гибко контролировать доступ к функциональности приложения.</w:t>
+        <w:t>Реализована система управления подписками на основе платформы Stripe, позволяющая гибко контролировать доступ к функциональности приложения.</w:t>
       </w:r>
     </w:p>
     <w:p>
@@ -14849,158 +14120,55 @@
       <w:pPr>
         <w:pStyle w:val="HeaderDefault"/>
       </w:pPr>
-      <w:bookmarkStart w:id="28" w:name="_Toc227887518"/>
+      <w:bookmarkStart w:id="29" w:name="_Toc229508176"/>
       <w:r>
         <w:lastRenderedPageBreak/>
         <w:t>СПИСОК ИСПОЛЬЗОВАННЫХ ИСТОЧНИКОВ</w:t>
       </w:r>
-      <w:bookmarkEnd w:id="28"/>
-    </w:p>
-    <w:p>
-      <w:pPr>
-        <w:pStyle w:val="a3"/>
+      <w:bookmarkEnd w:id="29"/>
+    </w:p>
+    <w:p>
+      <w:pPr>
+        <w:pStyle w:val="af5"/>
         <w:numPr>
           <w:ilvl w:val="0"/>
-          <w:numId w:val="40"/>
+          <w:numId w:val="43"/>
         </w:numPr>
-        <w:rPr>
-          <w:rFonts w:eastAsia="Times New Roman" w:cs="Times New Roman"/>
-          <w:color w:val="000000" w:themeColor="text1"/>
-          <w:szCs w:val="28"/>
-          <w:lang w:val="ru-RU"/>
-        </w:rPr>
-      </w:pPr>
-      <w:r>
-        <w:rPr>
-          <w:rFonts w:eastAsia="Times New Roman" w:cs="Times New Roman"/>
-          <w:color w:val="000000" w:themeColor="text1"/>
-          <w:szCs w:val="28"/>
-          <w:lang w:val="ru-RU"/>
-        </w:rPr>
-        <w:t xml:space="preserve">RFC 6749. «The </w:t>
-      </w:r>
-      <w:proofErr w:type="spellStart"/>
-      <w:r>
-        <w:rPr>
-          <w:rFonts w:eastAsia="Times New Roman" w:cs="Times New Roman"/>
-          <w:color w:val="000000" w:themeColor="text1"/>
-          <w:szCs w:val="28"/>
-          <w:lang w:val="ru-RU"/>
-        </w:rPr>
-        <w:t>OAuth</w:t>
-      </w:r>
-      <w:proofErr w:type="spellEnd"/>
-      <w:r>
-        <w:rPr>
-          <w:rFonts w:eastAsia="Times New Roman" w:cs="Times New Roman"/>
-          <w:color w:val="000000" w:themeColor="text1"/>
-          <w:szCs w:val="28"/>
-          <w:lang w:val="ru-RU"/>
-        </w:rPr>
-        <w:t xml:space="preserve"> 2.0 </w:t>
-      </w:r>
-      <w:proofErr w:type="spellStart"/>
-      <w:r>
-        <w:rPr>
-          <w:rFonts w:eastAsia="Times New Roman" w:cs="Times New Roman"/>
-          <w:color w:val="000000" w:themeColor="text1"/>
-          <w:szCs w:val="28"/>
-          <w:lang w:val="ru-RU"/>
-        </w:rPr>
-        <w:t>Authorization</w:t>
-      </w:r>
-      <w:proofErr w:type="spellEnd"/>
-      <w:r>
-        <w:rPr>
-          <w:rFonts w:eastAsia="Times New Roman" w:cs="Times New Roman"/>
-          <w:color w:val="000000" w:themeColor="text1"/>
-          <w:szCs w:val="28"/>
-          <w:lang w:val="ru-RU"/>
-        </w:rPr>
-        <w:t xml:space="preserve"> Framework» [Электронный ресурс] ‒ URL: </w:t>
+        <w:ind w:left="0" w:firstLine="720"/>
+      </w:pPr>
+      <w:r>
+        <w:t xml:space="preserve">RFC 6749. «The OAuth 2.0 Authorization Framework» [Электронный ресурс] ‒ URL: </w:t>
       </w:r>
       <w:hyperlink r:id="rId30" w:tgtFrame="_new" w:history="1">
         <w:r>
           <w:rPr>
             <w:rStyle w:val="aa"/>
-            <w:rFonts w:eastAsia="Times New Roman" w:cs="Times New Roman"/>
             <w:color w:val="000000" w:themeColor="text1"/>
             <w:szCs w:val="28"/>
-            <w:lang w:val="ru-RU"/>
           </w:rPr>
           <w:t>https://datatracker.ietf.org/doc/html/rfc6749</w:t>
         </w:r>
       </w:hyperlink>
       <w:r>
-        <w:rPr>
-          <w:rFonts w:eastAsia="Times New Roman" w:cs="Times New Roman"/>
-          <w:color w:val="000000" w:themeColor="text1"/>
-          <w:szCs w:val="28"/>
-          <w:lang w:val="ru-RU"/>
-        </w:rPr>
         <w:t xml:space="preserve"> (дата обращения: 05.10.2025 - 06.02.2026).</w:t>
       </w:r>
     </w:p>
     <w:p>
       <w:pPr>
-        <w:pStyle w:val="a3"/>
+        <w:pStyle w:val="af5"/>
         <w:numPr>
           <w:ilvl w:val="0"/>
-          <w:numId w:val="40"/>
+          <w:numId w:val="43"/>
         </w:numPr>
-        <w:rPr>
-          <w:rFonts w:eastAsia="Times New Roman" w:cs="Times New Roman"/>
-          <w:color w:val="000000" w:themeColor="text1"/>
-          <w:szCs w:val="28"/>
-        </w:rPr>
-      </w:pPr>
-      <w:r>
-        <w:rPr>
-          <w:rFonts w:eastAsia="Times New Roman" w:cs="Times New Roman"/>
-          <w:color w:val="000000" w:themeColor="text1"/>
-          <w:szCs w:val="28"/>
-        </w:rPr>
-        <w:t>RFC 6750. «The OAuth 2.0 Authorization Framework: Bearer Token Usage» [</w:t>
-      </w:r>
-      <w:r>
-        <w:rPr>
-          <w:rFonts w:eastAsia="Times New Roman" w:cs="Times New Roman"/>
-          <w:color w:val="000000" w:themeColor="text1"/>
-          <w:szCs w:val="28"/>
-          <w:lang w:val="ru-RU"/>
-        </w:rPr>
-        <w:t>Электронный</w:t>
-      </w:r>
-      <w:r>
-        <w:rPr>
-          <w:rFonts w:eastAsia="Times New Roman" w:cs="Times New Roman"/>
-          <w:color w:val="000000" w:themeColor="text1"/>
-          <w:szCs w:val="28"/>
-        </w:rPr>
-        <w:t xml:space="preserve"> </w:t>
-      </w:r>
-      <w:r>
-        <w:rPr>
-          <w:rFonts w:eastAsia="Times New Roman" w:cs="Times New Roman"/>
-          <w:color w:val="000000" w:themeColor="text1"/>
-          <w:szCs w:val="28"/>
-          <w:lang w:val="ru-RU"/>
-        </w:rPr>
-        <w:t>ресурс</w:t>
-      </w:r>
-      <w:r>
-        <w:rPr>
-          <w:rFonts w:eastAsia="Times New Roman" w:cs="Times New Roman"/>
-          <w:color w:val="000000" w:themeColor="text1"/>
-          <w:szCs w:val="28"/>
-        </w:rPr>
-        <w:t xml:space="preserve">] ‒ URL: </w:t>
+        <w:ind w:left="0" w:firstLine="720"/>
+      </w:pPr>
+      <w:r>
+        <w:t xml:space="preserve">RFC 6750. «The OAuth 2.0 Authorization Framework: Bearer Token Usage» [Электронный ресурс] ‒ URL: </w:t>
       </w:r>
       <w:hyperlink r:id="rId31" w:tgtFrame="_new" w:history="1">
         <w:r>
           <w:rPr>
             <w:rStyle w:val="aa"/>
-            <w:rFonts w:eastAsia="Times New Roman" w:cs="Times New Roman"/>
             <w:color w:val="000000" w:themeColor="text1"/>
             <w:szCs w:val="28"/>
           </w:rPr>
@@ -15008,108 +14176,25 @@
         </w:r>
       </w:hyperlink>
       <w:r>
-        <w:rPr>
-          <w:rFonts w:eastAsia="Times New Roman" w:cs="Times New Roman"/>
-          <w:color w:val="000000" w:themeColor="text1"/>
-          <w:szCs w:val="28"/>
-        </w:rPr>
-        <w:t xml:space="preserve"> (</w:t>
-      </w:r>
-      <w:r>
-        <w:rPr>
-          <w:rFonts w:eastAsia="Times New Roman" w:cs="Times New Roman"/>
-          <w:color w:val="000000" w:themeColor="text1"/>
-          <w:szCs w:val="28"/>
-          <w:lang w:val="ru-RU"/>
-        </w:rPr>
-        <w:t>дата</w:t>
-      </w:r>
-      <w:r>
-        <w:rPr>
-          <w:rFonts w:eastAsia="Times New Roman" w:cs="Times New Roman"/>
-          <w:color w:val="000000" w:themeColor="text1"/>
-          <w:szCs w:val="28"/>
-        </w:rPr>
-        <w:t xml:space="preserve"> </w:t>
-      </w:r>
-      <w:r>
-        <w:rPr>
-          <w:rFonts w:eastAsia="Times New Roman" w:cs="Times New Roman"/>
-          <w:color w:val="000000" w:themeColor="text1"/>
-          <w:szCs w:val="28"/>
-          <w:lang w:val="ru-RU"/>
-        </w:rPr>
-        <w:t>обращения</w:t>
-      </w:r>
-      <w:r>
-        <w:rPr>
-          <w:rFonts w:eastAsia="Times New Roman" w:cs="Times New Roman"/>
-          <w:color w:val="000000" w:themeColor="text1"/>
-          <w:szCs w:val="28"/>
-        </w:rPr>
-        <w:t>: 05.10.2025 - 06.02.2026).</w:t>
-      </w:r>
-    </w:p>
-    <w:p>
-      <w:pPr>
-        <w:pStyle w:val="a3"/>
+        <w:t xml:space="preserve"> (дата обращения: 05.10.2025 - 06.02.2026).</w:t>
+      </w:r>
+    </w:p>
+    <w:p>
+      <w:pPr>
+        <w:pStyle w:val="af5"/>
         <w:numPr>
           <w:ilvl w:val="0"/>
-          <w:numId w:val="40"/>
+          <w:numId w:val="43"/>
         </w:numPr>
-        <w:rPr>
-          <w:rFonts w:eastAsia="Times New Roman" w:cs="Times New Roman"/>
-          <w:color w:val="000000" w:themeColor="text1"/>
-          <w:szCs w:val="28"/>
-        </w:rPr>
-      </w:pPr>
-      <w:r>
-        <w:rPr>
-          <w:rFonts w:eastAsia="Times New Roman" w:cs="Times New Roman"/>
-          <w:color w:val="000000" w:themeColor="text1"/>
-          <w:szCs w:val="28"/>
-        </w:rPr>
-        <w:t>RFC 7636. «Proof Key for Code Exchange by OAuth Public Clients (PKCE)» [</w:t>
-      </w:r>
-      <w:r>
-        <w:rPr>
-          <w:rFonts w:eastAsia="Times New Roman" w:cs="Times New Roman"/>
-          <w:color w:val="000000" w:themeColor="text1"/>
-          <w:szCs w:val="28"/>
-          <w:lang w:val="ru-RU"/>
-        </w:rPr>
-        <w:t>Электронный</w:t>
-      </w:r>
-      <w:r>
-        <w:rPr>
-          <w:rFonts w:eastAsia="Times New Roman" w:cs="Times New Roman"/>
-          <w:color w:val="000000" w:themeColor="text1"/>
-          <w:szCs w:val="28"/>
-        </w:rPr>
-        <w:t xml:space="preserve"> </w:t>
-      </w:r>
-      <w:r>
-        <w:rPr>
-          <w:rFonts w:eastAsia="Times New Roman" w:cs="Times New Roman"/>
-          <w:color w:val="000000" w:themeColor="text1"/>
-          <w:szCs w:val="28"/>
-          <w:lang w:val="ru-RU"/>
-        </w:rPr>
-        <w:t>ресурс</w:t>
-      </w:r>
-      <w:r>
-        <w:rPr>
-          <w:rFonts w:eastAsia="Times New Roman" w:cs="Times New Roman"/>
-          <w:color w:val="000000" w:themeColor="text1"/>
-          <w:szCs w:val="28"/>
-        </w:rPr>
-        <w:t xml:space="preserve">] ‒ URL: </w:t>
+        <w:ind w:left="0" w:firstLine="720"/>
+      </w:pPr>
+      <w:r>
+        <w:t xml:space="preserve">RFC 7636. «Proof Key for Code Exchange by OAuth Public Clients (PKCE)» [Электронный ресурс] ‒ URL: </w:t>
       </w:r>
       <w:hyperlink r:id="rId32" w:tgtFrame="_new" w:history="1">
         <w:r>
           <w:rPr>
             <w:rStyle w:val="aa"/>
-            <w:rFonts w:eastAsia="Times New Roman" w:cs="Times New Roman"/>
             <w:color w:val="000000" w:themeColor="text1"/>
             <w:szCs w:val="28"/>
           </w:rPr>
@@ -15117,882 +14202,181 @@
         </w:r>
       </w:hyperlink>
       <w:r>
-        <w:rPr>
-          <w:rFonts w:eastAsia="Times New Roman" w:cs="Times New Roman"/>
-          <w:color w:val="000000" w:themeColor="text1"/>
-          <w:szCs w:val="28"/>
-        </w:rPr>
-        <w:t xml:space="preserve"> (</w:t>
-      </w:r>
-      <w:r>
-        <w:rPr>
-          <w:rFonts w:eastAsia="Times New Roman" w:cs="Times New Roman"/>
-          <w:color w:val="000000" w:themeColor="text1"/>
-          <w:szCs w:val="28"/>
-          <w:lang w:val="ru-RU"/>
-        </w:rPr>
-        <w:t>дата</w:t>
-      </w:r>
-      <w:r>
-        <w:rPr>
-          <w:rFonts w:eastAsia="Times New Roman" w:cs="Times New Roman"/>
-          <w:color w:val="000000" w:themeColor="text1"/>
-          <w:szCs w:val="28"/>
-        </w:rPr>
-        <w:t xml:space="preserve"> </w:t>
-      </w:r>
-      <w:r>
-        <w:rPr>
-          <w:rFonts w:eastAsia="Times New Roman" w:cs="Times New Roman"/>
-          <w:color w:val="000000" w:themeColor="text1"/>
-          <w:szCs w:val="28"/>
-          <w:lang w:val="ru-RU"/>
-        </w:rPr>
-        <w:t>обращения</w:t>
-      </w:r>
-      <w:r>
-        <w:rPr>
-          <w:rFonts w:eastAsia="Times New Roman" w:cs="Times New Roman"/>
-          <w:color w:val="000000" w:themeColor="text1"/>
-          <w:szCs w:val="28"/>
-        </w:rPr>
-        <w:t>: 05.10.2025 - 06.02.2026).</w:t>
-      </w:r>
-    </w:p>
-    <w:p>
-      <w:pPr>
-        <w:pStyle w:val="a3"/>
+        <w:t xml:space="preserve"> (дата обращения: 05.10.2025 - 06.02.2026).</w:t>
+      </w:r>
+    </w:p>
+    <w:p>
+      <w:pPr>
+        <w:pStyle w:val="af5"/>
         <w:numPr>
           <w:ilvl w:val="0"/>
-          <w:numId w:val="40"/>
+          <w:numId w:val="43"/>
         </w:numPr>
-        <w:rPr>
-          <w:rFonts w:eastAsia="Times New Roman" w:cs="Times New Roman"/>
-          <w:color w:val="000000" w:themeColor="text1"/>
-          <w:szCs w:val="28"/>
-          <w:lang w:val="ru-RU"/>
-        </w:rPr>
-      </w:pPr>
-      <w:r>
-        <w:rPr>
-          <w:rFonts w:eastAsia="Times New Roman" w:cs="Times New Roman"/>
-          <w:color w:val="000000" w:themeColor="text1"/>
-          <w:szCs w:val="28"/>
-        </w:rPr>
-        <w:t>RFC</w:t>
-      </w:r>
-      <w:r>
-        <w:rPr>
-          <w:rFonts w:eastAsia="Times New Roman" w:cs="Times New Roman"/>
-          <w:color w:val="000000" w:themeColor="text1"/>
-          <w:szCs w:val="28"/>
-          <w:lang w:val="ru-RU"/>
-        </w:rPr>
-        <w:t xml:space="preserve"> 8252. «</w:t>
-      </w:r>
-      <w:r>
-        <w:rPr>
-          <w:rFonts w:eastAsia="Times New Roman" w:cs="Times New Roman"/>
-          <w:color w:val="000000" w:themeColor="text1"/>
-          <w:szCs w:val="28"/>
-        </w:rPr>
-        <w:t>OAuth</w:t>
-      </w:r>
-      <w:r>
-        <w:rPr>
-          <w:rFonts w:eastAsia="Times New Roman" w:cs="Times New Roman"/>
-          <w:color w:val="000000" w:themeColor="text1"/>
-          <w:szCs w:val="28"/>
-          <w:lang w:val="ru-RU"/>
-        </w:rPr>
-        <w:t xml:space="preserve"> 2.0 </w:t>
-      </w:r>
-      <w:r>
-        <w:rPr>
-          <w:rFonts w:eastAsia="Times New Roman" w:cs="Times New Roman"/>
-          <w:color w:val="000000" w:themeColor="text1"/>
-          <w:szCs w:val="28"/>
-        </w:rPr>
-        <w:t>for</w:t>
-      </w:r>
-      <w:r>
-        <w:rPr>
-          <w:rFonts w:eastAsia="Times New Roman" w:cs="Times New Roman"/>
-          <w:color w:val="000000" w:themeColor="text1"/>
-          <w:szCs w:val="28"/>
-          <w:lang w:val="ru-RU"/>
-        </w:rPr>
-        <w:t xml:space="preserve"> </w:t>
-      </w:r>
-      <w:r>
-        <w:rPr>
-          <w:rFonts w:eastAsia="Times New Roman" w:cs="Times New Roman"/>
-          <w:color w:val="000000" w:themeColor="text1"/>
-          <w:szCs w:val="28"/>
-        </w:rPr>
-        <w:t>Native</w:t>
-      </w:r>
-      <w:r>
-        <w:rPr>
-          <w:rFonts w:eastAsia="Times New Roman" w:cs="Times New Roman"/>
-          <w:color w:val="000000" w:themeColor="text1"/>
-          <w:szCs w:val="28"/>
-          <w:lang w:val="ru-RU"/>
-        </w:rPr>
-        <w:t xml:space="preserve"> </w:t>
-      </w:r>
-      <w:r>
-        <w:rPr>
-          <w:rFonts w:eastAsia="Times New Roman" w:cs="Times New Roman"/>
-          <w:color w:val="000000" w:themeColor="text1"/>
-          <w:szCs w:val="28"/>
-        </w:rPr>
-        <w:t>Apps</w:t>
-      </w:r>
-      <w:r>
-        <w:rPr>
-          <w:rFonts w:eastAsia="Times New Roman" w:cs="Times New Roman"/>
-          <w:color w:val="000000" w:themeColor="text1"/>
-          <w:szCs w:val="28"/>
-          <w:lang w:val="ru-RU"/>
-        </w:rPr>
-        <w:t xml:space="preserve">» [Электронный ресурс] ‒ </w:t>
-      </w:r>
-      <w:r>
-        <w:rPr>
-          <w:rFonts w:eastAsia="Times New Roman" w:cs="Times New Roman"/>
-          <w:color w:val="000000" w:themeColor="text1"/>
-          <w:szCs w:val="28"/>
-        </w:rPr>
-        <w:t>URL</w:t>
-      </w:r>
-      <w:r>
-        <w:rPr>
-          <w:rFonts w:eastAsia="Times New Roman" w:cs="Times New Roman"/>
-          <w:color w:val="000000" w:themeColor="text1"/>
-          <w:szCs w:val="28"/>
-          <w:lang w:val="ru-RU"/>
-        </w:rPr>
-        <w:t xml:space="preserve">: </w:t>
+        <w:ind w:left="0" w:firstLine="720"/>
+      </w:pPr>
+      <w:r>
+        <w:t xml:space="preserve">RFC 8252. «OAuth 2.0 for Native Apps» [Электронный ресурс] ‒ URL: </w:t>
       </w:r>
       <w:hyperlink r:id="rId33" w:tgtFrame="_new" w:history="1">
         <w:r>
           <w:rPr>
             <w:rStyle w:val="aa"/>
-            <w:rFonts w:eastAsia="Times New Roman" w:cs="Times New Roman"/>
             <w:color w:val="000000" w:themeColor="text1"/>
             <w:szCs w:val="28"/>
           </w:rPr>
-          <w:t>https</w:t>
-        </w:r>
-        <w:r>
-          <w:rPr>
-            <w:rStyle w:val="aa"/>
-            <w:rFonts w:eastAsia="Times New Roman" w:cs="Times New Roman"/>
-            <w:color w:val="000000" w:themeColor="text1"/>
-            <w:szCs w:val="28"/>
-            <w:lang w:val="ru-RU"/>
-          </w:rPr>
-          <w:t>://</w:t>
-        </w:r>
-        <w:proofErr w:type="spellStart"/>
-        <w:r>
-          <w:rPr>
-            <w:rStyle w:val="aa"/>
-            <w:rFonts w:eastAsia="Times New Roman" w:cs="Times New Roman"/>
-            <w:color w:val="000000" w:themeColor="text1"/>
-            <w:szCs w:val="28"/>
-          </w:rPr>
-          <w:t>datatracker</w:t>
-        </w:r>
-        <w:proofErr w:type="spellEnd"/>
-        <w:r>
-          <w:rPr>
-            <w:rStyle w:val="aa"/>
-            <w:rFonts w:eastAsia="Times New Roman" w:cs="Times New Roman"/>
-            <w:color w:val="000000" w:themeColor="text1"/>
-            <w:szCs w:val="28"/>
-            <w:lang w:val="ru-RU"/>
-          </w:rPr>
-          <w:t>.</w:t>
-        </w:r>
-        <w:proofErr w:type="spellStart"/>
-        <w:r>
-          <w:rPr>
-            <w:rStyle w:val="aa"/>
-            <w:rFonts w:eastAsia="Times New Roman" w:cs="Times New Roman"/>
-            <w:color w:val="000000" w:themeColor="text1"/>
-            <w:szCs w:val="28"/>
-          </w:rPr>
-          <w:t>ietf</w:t>
-        </w:r>
-        <w:proofErr w:type="spellEnd"/>
-        <w:r>
-          <w:rPr>
-            <w:rStyle w:val="aa"/>
-            <w:rFonts w:eastAsia="Times New Roman" w:cs="Times New Roman"/>
-            <w:color w:val="000000" w:themeColor="text1"/>
-            <w:szCs w:val="28"/>
-            <w:lang w:val="ru-RU"/>
-          </w:rPr>
-          <w:t>.</w:t>
-        </w:r>
-        <w:r>
-          <w:rPr>
-            <w:rStyle w:val="aa"/>
-            <w:rFonts w:eastAsia="Times New Roman" w:cs="Times New Roman"/>
-            <w:color w:val="000000" w:themeColor="text1"/>
-            <w:szCs w:val="28"/>
-          </w:rPr>
-          <w:t>org</w:t>
-        </w:r>
-        <w:r>
-          <w:rPr>
-            <w:rStyle w:val="aa"/>
-            <w:rFonts w:eastAsia="Times New Roman" w:cs="Times New Roman"/>
-            <w:color w:val="000000" w:themeColor="text1"/>
-            <w:szCs w:val="28"/>
-            <w:lang w:val="ru-RU"/>
-          </w:rPr>
-          <w:t>/</w:t>
-        </w:r>
-        <w:r>
-          <w:rPr>
-            <w:rStyle w:val="aa"/>
-            <w:rFonts w:eastAsia="Times New Roman" w:cs="Times New Roman"/>
-            <w:color w:val="000000" w:themeColor="text1"/>
-            <w:szCs w:val="28"/>
-          </w:rPr>
-          <w:t>doc</w:t>
-        </w:r>
-        <w:r>
-          <w:rPr>
-            <w:rStyle w:val="aa"/>
-            <w:rFonts w:eastAsia="Times New Roman" w:cs="Times New Roman"/>
-            <w:color w:val="000000" w:themeColor="text1"/>
-            <w:szCs w:val="28"/>
-            <w:lang w:val="ru-RU"/>
-          </w:rPr>
-          <w:t>/</w:t>
-        </w:r>
-        <w:proofErr w:type="spellStart"/>
-        <w:r>
-          <w:rPr>
-            <w:rStyle w:val="aa"/>
-            <w:rFonts w:eastAsia="Times New Roman" w:cs="Times New Roman"/>
-            <w:color w:val="000000" w:themeColor="text1"/>
-            <w:szCs w:val="28"/>
-          </w:rPr>
-          <w:t>rfc</w:t>
-        </w:r>
-        <w:proofErr w:type="spellEnd"/>
-        <w:r>
-          <w:rPr>
-            <w:rStyle w:val="aa"/>
-            <w:rFonts w:eastAsia="Times New Roman" w:cs="Times New Roman"/>
-            <w:color w:val="000000" w:themeColor="text1"/>
-            <w:szCs w:val="28"/>
-            <w:lang w:val="ru-RU"/>
-          </w:rPr>
-          <w:t>8252/</w:t>
+          <w:t>https://datatracker.ietf.org/doc/rfc8252/</w:t>
         </w:r>
       </w:hyperlink>
       <w:r>
-        <w:rPr>
-          <w:rFonts w:eastAsia="Times New Roman" w:cs="Times New Roman"/>
-          <w:color w:val="000000" w:themeColor="text1"/>
-          <w:szCs w:val="28"/>
-          <w:lang w:val="ru-RU"/>
-        </w:rPr>
         <w:t xml:space="preserve"> (дата обращения: 05.10.2025 - 06.02.2026).</w:t>
       </w:r>
     </w:p>
     <w:p>
       <w:pPr>
-        <w:pStyle w:val="a3"/>
+        <w:pStyle w:val="af5"/>
         <w:numPr>
           <w:ilvl w:val="0"/>
-          <w:numId w:val="40"/>
+          <w:numId w:val="43"/>
         </w:numPr>
-        <w:rPr>
-          <w:rFonts w:eastAsia="Times New Roman" w:cs="Times New Roman"/>
-          <w:color w:val="000000" w:themeColor="text1"/>
-          <w:szCs w:val="28"/>
-          <w:lang w:val="ru-RU"/>
-        </w:rPr>
-      </w:pPr>
-      <w:r>
-        <w:rPr>
-          <w:rFonts w:eastAsia="Times New Roman" w:cs="Times New Roman"/>
-          <w:color w:val="000000" w:themeColor="text1"/>
-          <w:szCs w:val="28"/>
-        </w:rPr>
-        <w:t>RFC</w:t>
-      </w:r>
-      <w:r>
-        <w:rPr>
-          <w:rFonts w:eastAsia="Times New Roman" w:cs="Times New Roman"/>
-          <w:color w:val="000000" w:themeColor="text1"/>
-          <w:szCs w:val="28"/>
-          <w:lang w:val="ru-RU"/>
-        </w:rPr>
-        <w:t xml:space="preserve"> 7009. «</w:t>
-      </w:r>
-      <w:r>
-        <w:rPr>
-          <w:rFonts w:eastAsia="Times New Roman" w:cs="Times New Roman"/>
-          <w:color w:val="000000" w:themeColor="text1"/>
-          <w:szCs w:val="28"/>
-        </w:rPr>
-        <w:t>OAuth</w:t>
-      </w:r>
-      <w:r>
-        <w:rPr>
-          <w:rFonts w:eastAsia="Times New Roman" w:cs="Times New Roman"/>
-          <w:color w:val="000000" w:themeColor="text1"/>
-          <w:szCs w:val="28"/>
-          <w:lang w:val="ru-RU"/>
-        </w:rPr>
-        <w:t xml:space="preserve"> 2.0 </w:t>
-      </w:r>
-      <w:r>
-        <w:rPr>
-          <w:rFonts w:eastAsia="Times New Roman" w:cs="Times New Roman"/>
-          <w:color w:val="000000" w:themeColor="text1"/>
-          <w:szCs w:val="28"/>
-        </w:rPr>
-        <w:t>Token</w:t>
-      </w:r>
-      <w:r>
-        <w:rPr>
-          <w:rFonts w:eastAsia="Times New Roman" w:cs="Times New Roman"/>
-          <w:color w:val="000000" w:themeColor="text1"/>
-          <w:szCs w:val="28"/>
-          <w:lang w:val="ru-RU"/>
-        </w:rPr>
-        <w:t xml:space="preserve"> </w:t>
-      </w:r>
-      <w:r>
-        <w:rPr>
-          <w:rFonts w:eastAsia="Times New Roman" w:cs="Times New Roman"/>
-          <w:color w:val="000000" w:themeColor="text1"/>
-          <w:szCs w:val="28"/>
-        </w:rPr>
-        <w:t>Revocation</w:t>
-      </w:r>
-      <w:r>
-        <w:rPr>
-          <w:rFonts w:eastAsia="Times New Roman" w:cs="Times New Roman"/>
-          <w:color w:val="000000" w:themeColor="text1"/>
-          <w:szCs w:val="28"/>
-          <w:lang w:val="ru-RU"/>
-        </w:rPr>
-        <w:t xml:space="preserve">» [Электронный ресурс] ‒ </w:t>
-      </w:r>
-      <w:r>
-        <w:rPr>
-          <w:rFonts w:eastAsia="Times New Roman" w:cs="Times New Roman"/>
-          <w:color w:val="000000" w:themeColor="text1"/>
-          <w:szCs w:val="28"/>
-        </w:rPr>
-        <w:t>URL</w:t>
-      </w:r>
-      <w:r>
-        <w:rPr>
-          <w:rFonts w:eastAsia="Times New Roman" w:cs="Times New Roman"/>
-          <w:color w:val="000000" w:themeColor="text1"/>
-          <w:szCs w:val="28"/>
-          <w:lang w:val="ru-RU"/>
-        </w:rPr>
-        <w:t xml:space="preserve">: </w:t>
+        <w:ind w:left="0" w:firstLine="720"/>
+      </w:pPr>
+      <w:r>
+        <w:t xml:space="preserve">RFC 7009. «OAuth 2.0 Token Revocation» [Электронный ресурс] ‒ URL: </w:t>
       </w:r>
       <w:hyperlink r:id="rId34" w:tgtFrame="_new" w:history="1">
         <w:r>
           <w:rPr>
             <w:rStyle w:val="aa"/>
-            <w:rFonts w:eastAsia="Times New Roman" w:cs="Times New Roman"/>
             <w:color w:val="000000" w:themeColor="text1"/>
             <w:szCs w:val="28"/>
           </w:rPr>
-          <w:t>https</w:t>
-        </w:r>
-        <w:r>
-          <w:rPr>
-            <w:rStyle w:val="aa"/>
-            <w:rFonts w:eastAsia="Times New Roman" w:cs="Times New Roman"/>
-            <w:color w:val="000000" w:themeColor="text1"/>
-            <w:szCs w:val="28"/>
-            <w:lang w:val="ru-RU"/>
-          </w:rPr>
-          <w:t>://</w:t>
-        </w:r>
-        <w:proofErr w:type="spellStart"/>
-        <w:r>
-          <w:rPr>
-            <w:rStyle w:val="aa"/>
-            <w:rFonts w:eastAsia="Times New Roman" w:cs="Times New Roman"/>
-            <w:color w:val="000000" w:themeColor="text1"/>
-            <w:szCs w:val="28"/>
-          </w:rPr>
-          <w:t>datatracker</w:t>
-        </w:r>
-        <w:proofErr w:type="spellEnd"/>
-        <w:r>
-          <w:rPr>
-            <w:rStyle w:val="aa"/>
-            <w:rFonts w:eastAsia="Times New Roman" w:cs="Times New Roman"/>
-            <w:color w:val="000000" w:themeColor="text1"/>
-            <w:szCs w:val="28"/>
-            <w:lang w:val="ru-RU"/>
-          </w:rPr>
-          <w:t>.</w:t>
-        </w:r>
-        <w:proofErr w:type="spellStart"/>
-        <w:r>
-          <w:rPr>
-            <w:rStyle w:val="aa"/>
-            <w:rFonts w:eastAsia="Times New Roman" w:cs="Times New Roman"/>
-            <w:color w:val="000000" w:themeColor="text1"/>
-            <w:szCs w:val="28"/>
-          </w:rPr>
-          <w:t>ietf</w:t>
-        </w:r>
-        <w:proofErr w:type="spellEnd"/>
-        <w:r>
-          <w:rPr>
-            <w:rStyle w:val="aa"/>
-            <w:rFonts w:eastAsia="Times New Roman" w:cs="Times New Roman"/>
-            <w:color w:val="000000" w:themeColor="text1"/>
-            <w:szCs w:val="28"/>
-            <w:lang w:val="ru-RU"/>
-          </w:rPr>
-          <w:t>.</w:t>
-        </w:r>
-        <w:r>
-          <w:rPr>
-            <w:rStyle w:val="aa"/>
-            <w:rFonts w:eastAsia="Times New Roman" w:cs="Times New Roman"/>
-            <w:color w:val="000000" w:themeColor="text1"/>
-            <w:szCs w:val="28"/>
-          </w:rPr>
-          <w:t>org</w:t>
-        </w:r>
-        <w:r>
-          <w:rPr>
-            <w:rStyle w:val="aa"/>
-            <w:rFonts w:eastAsia="Times New Roman" w:cs="Times New Roman"/>
-            <w:color w:val="000000" w:themeColor="text1"/>
-            <w:szCs w:val="28"/>
-            <w:lang w:val="ru-RU"/>
-          </w:rPr>
-          <w:t>/</w:t>
-        </w:r>
-        <w:r>
-          <w:rPr>
-            <w:rStyle w:val="aa"/>
-            <w:rFonts w:eastAsia="Times New Roman" w:cs="Times New Roman"/>
-            <w:color w:val="000000" w:themeColor="text1"/>
-            <w:szCs w:val="28"/>
-          </w:rPr>
-          <w:t>doc</w:t>
-        </w:r>
-        <w:r>
-          <w:rPr>
-            <w:rStyle w:val="aa"/>
-            <w:rFonts w:eastAsia="Times New Roman" w:cs="Times New Roman"/>
-            <w:color w:val="000000" w:themeColor="text1"/>
-            <w:szCs w:val="28"/>
-            <w:lang w:val="ru-RU"/>
-          </w:rPr>
-          <w:t>/</w:t>
-        </w:r>
-        <w:r>
-          <w:rPr>
-            <w:rStyle w:val="aa"/>
-            <w:rFonts w:eastAsia="Times New Roman" w:cs="Times New Roman"/>
-            <w:color w:val="000000" w:themeColor="text1"/>
-            <w:szCs w:val="28"/>
-          </w:rPr>
-          <w:t>html</w:t>
-        </w:r>
-        <w:r>
-          <w:rPr>
-            <w:rStyle w:val="aa"/>
-            <w:rFonts w:eastAsia="Times New Roman" w:cs="Times New Roman"/>
-            <w:color w:val="000000" w:themeColor="text1"/>
-            <w:szCs w:val="28"/>
-            <w:lang w:val="ru-RU"/>
-          </w:rPr>
-          <w:t>/</w:t>
-        </w:r>
-        <w:proofErr w:type="spellStart"/>
-        <w:r>
-          <w:rPr>
-            <w:rStyle w:val="aa"/>
-            <w:rFonts w:eastAsia="Times New Roman" w:cs="Times New Roman"/>
-            <w:color w:val="000000" w:themeColor="text1"/>
-            <w:szCs w:val="28"/>
-          </w:rPr>
-          <w:t>rfc</w:t>
-        </w:r>
-        <w:proofErr w:type="spellEnd"/>
-        <w:r>
-          <w:rPr>
-            <w:rStyle w:val="aa"/>
-            <w:rFonts w:eastAsia="Times New Roman" w:cs="Times New Roman"/>
-            <w:color w:val="000000" w:themeColor="text1"/>
-            <w:szCs w:val="28"/>
-            <w:lang w:val="ru-RU"/>
-          </w:rPr>
-          <w:t>7009</w:t>
+          <w:t>https://datatracker.ietf.org/doc/html/rfc7009</w:t>
         </w:r>
       </w:hyperlink>
       <w:r>
-        <w:rPr>
-          <w:rFonts w:eastAsia="Times New Roman" w:cs="Times New Roman"/>
-          <w:color w:val="000000" w:themeColor="text1"/>
-          <w:szCs w:val="28"/>
-          <w:lang w:val="ru-RU"/>
-        </w:rPr>
         <w:t xml:space="preserve"> (дата обращения: 05.10.2025 - 06.02.2026).</w:t>
       </w:r>
     </w:p>
     <w:p>
       <w:pPr>
-        <w:pStyle w:val="a3"/>
+        <w:pStyle w:val="af5"/>
         <w:numPr>
           <w:ilvl w:val="0"/>
-          <w:numId w:val="40"/>
+          <w:numId w:val="43"/>
         </w:numPr>
-        <w:rPr>
-          <w:rFonts w:eastAsia="Times New Roman" w:cs="Times New Roman"/>
-          <w:color w:val="000000" w:themeColor="text1"/>
-          <w:szCs w:val="28"/>
-          <w:lang w:val="ru-RU"/>
-        </w:rPr>
-      </w:pPr>
-      <w:r>
-        <w:rPr>
-          <w:rFonts w:eastAsia="Times New Roman" w:cs="Times New Roman"/>
-          <w:color w:val="000000" w:themeColor="text1"/>
-          <w:szCs w:val="28"/>
-        </w:rPr>
-        <w:t xml:space="preserve">OpenID Connect Core 1.0 (Errata Set 2). </w:t>
-      </w:r>
-      <w:r>
-        <w:rPr>
-          <w:rFonts w:eastAsia="Times New Roman" w:cs="Times New Roman"/>
-          <w:color w:val="000000" w:themeColor="text1"/>
-          <w:szCs w:val="28"/>
-          <w:lang w:val="ru-RU"/>
-        </w:rPr>
-        <w:t>«</w:t>
-      </w:r>
-      <w:proofErr w:type="spellStart"/>
-      <w:r>
-        <w:rPr>
-          <w:rFonts w:eastAsia="Times New Roman" w:cs="Times New Roman"/>
-          <w:color w:val="000000" w:themeColor="text1"/>
-          <w:szCs w:val="28"/>
-          <w:lang w:val="ru-RU"/>
-        </w:rPr>
-        <w:t>OpenID</w:t>
-      </w:r>
-      <w:proofErr w:type="spellEnd"/>
-      <w:r>
-        <w:rPr>
-          <w:rFonts w:eastAsia="Times New Roman" w:cs="Times New Roman"/>
-          <w:color w:val="000000" w:themeColor="text1"/>
-          <w:szCs w:val="28"/>
-          <w:lang w:val="ru-RU"/>
-        </w:rPr>
-        <w:t xml:space="preserve"> Connect Core 1.0» [Электронный ресурс] ‒ URL: </w:t>
+        <w:ind w:left="0" w:firstLine="720"/>
+      </w:pPr>
+      <w:r>
+        <w:t xml:space="preserve">OpenID Connect Core 1.0 (Errata Set 2). «OpenID Connect Core 1.0» [Электронный ресурс] ‒ URL: </w:t>
       </w:r>
       <w:hyperlink r:id="rId35" w:tgtFrame="_new" w:history="1">
         <w:r>
           <w:rPr>
             <w:rStyle w:val="aa"/>
-            <w:rFonts w:eastAsia="Times New Roman" w:cs="Times New Roman"/>
             <w:color w:val="000000" w:themeColor="text1"/>
             <w:szCs w:val="28"/>
-            <w:lang w:val="ru-RU"/>
           </w:rPr>
           <w:t>https://openid.net/specs/openid-connect-core-1_0.html</w:t>
         </w:r>
       </w:hyperlink>
       <w:r>
-        <w:rPr>
-          <w:rFonts w:eastAsia="Times New Roman" w:cs="Times New Roman"/>
-          <w:color w:val="000000" w:themeColor="text1"/>
-          <w:szCs w:val="28"/>
-          <w:lang w:val="ru-RU"/>
-        </w:rPr>
         <w:t xml:space="preserve"> (дата обращения: 05.10.2025 - 06.02.2026).</w:t>
       </w:r>
     </w:p>
     <w:p>
       <w:pPr>
-        <w:pStyle w:val="a3"/>
+        <w:pStyle w:val="af5"/>
         <w:numPr>
           <w:ilvl w:val="0"/>
-          <w:numId w:val="40"/>
+          <w:numId w:val="43"/>
         </w:numPr>
-        <w:rPr>
-          <w:rFonts w:eastAsia="Times New Roman" w:cs="Times New Roman"/>
-          <w:color w:val="000000" w:themeColor="text1"/>
-          <w:szCs w:val="28"/>
-          <w:lang w:val="ru-RU"/>
-        </w:rPr>
-      </w:pPr>
-      <w:r>
-        <w:rPr>
-          <w:rFonts w:eastAsia="Times New Roman" w:cs="Times New Roman"/>
-          <w:color w:val="000000" w:themeColor="text1"/>
-          <w:szCs w:val="28"/>
-        </w:rPr>
-        <w:t xml:space="preserve">OpenID Connect Discovery 1.0 (Errata Set 2). </w:t>
-      </w:r>
-      <w:r>
-        <w:rPr>
-          <w:rFonts w:eastAsia="Times New Roman" w:cs="Times New Roman"/>
-          <w:color w:val="000000" w:themeColor="text1"/>
-          <w:szCs w:val="28"/>
-          <w:lang w:val="ru-RU"/>
-        </w:rPr>
-        <w:t>«</w:t>
-      </w:r>
-      <w:proofErr w:type="spellStart"/>
-      <w:r>
-        <w:rPr>
-          <w:rFonts w:eastAsia="Times New Roman" w:cs="Times New Roman"/>
-          <w:color w:val="000000" w:themeColor="text1"/>
-          <w:szCs w:val="28"/>
-          <w:lang w:val="ru-RU"/>
-        </w:rPr>
-        <w:t>OpenID</w:t>
-      </w:r>
-      <w:proofErr w:type="spellEnd"/>
-      <w:r>
-        <w:rPr>
-          <w:rFonts w:eastAsia="Times New Roman" w:cs="Times New Roman"/>
-          <w:color w:val="000000" w:themeColor="text1"/>
-          <w:szCs w:val="28"/>
-          <w:lang w:val="ru-RU"/>
-        </w:rPr>
-        <w:t xml:space="preserve"> Connect Discovery 1.0» [Электронный ресурс] ‒ URL: </w:t>
+        <w:ind w:left="0" w:firstLine="720"/>
+      </w:pPr>
+      <w:r>
+        <w:t xml:space="preserve">OpenID Connect Discovery 1.0 (Errata Set 2). «OpenID Connect Discovery 1.0» [Электронный ресурс] ‒ URL: </w:t>
       </w:r>
       <w:hyperlink r:id="rId36" w:tgtFrame="_new" w:history="1">
         <w:r>
           <w:rPr>
             <w:rStyle w:val="aa"/>
-            <w:rFonts w:eastAsia="Times New Roman" w:cs="Times New Roman"/>
             <w:color w:val="000000" w:themeColor="text1"/>
             <w:szCs w:val="28"/>
-            <w:lang w:val="ru-RU"/>
           </w:rPr>
           <w:t>https://openid.net/specs/openid-connect-discovery-1_0.html</w:t>
         </w:r>
       </w:hyperlink>
       <w:r>
-        <w:rPr>
-          <w:rFonts w:eastAsia="Times New Roman" w:cs="Times New Roman"/>
-          <w:color w:val="000000" w:themeColor="text1"/>
-          <w:szCs w:val="28"/>
-          <w:lang w:val="ru-RU"/>
-        </w:rPr>
         <w:t xml:space="preserve"> (дата обращения: 05.10.2025 - 06.02.2026).</w:t>
       </w:r>
     </w:p>
     <w:p>
       <w:pPr>
-        <w:pStyle w:val="a3"/>
+        <w:pStyle w:val="af5"/>
         <w:numPr>
           <w:ilvl w:val="0"/>
-          <w:numId w:val="40"/>
+          <w:numId w:val="43"/>
         </w:numPr>
-        <w:rPr>
-          <w:rFonts w:eastAsia="Times New Roman" w:cs="Times New Roman"/>
-          <w:color w:val="000000" w:themeColor="text1"/>
-          <w:szCs w:val="28"/>
-          <w:lang w:val="ru-RU"/>
-        </w:rPr>
-      </w:pPr>
-      <w:r>
-        <w:rPr>
-          <w:rFonts w:eastAsia="Times New Roman" w:cs="Times New Roman"/>
-          <w:color w:val="000000" w:themeColor="text1"/>
-          <w:szCs w:val="28"/>
-          <w:lang w:val="ru-RU"/>
-        </w:rPr>
-        <w:t xml:space="preserve">RFC 7519. «JSON Web </w:t>
-      </w:r>
-      <w:proofErr w:type="spellStart"/>
-      <w:r>
-        <w:rPr>
-          <w:rFonts w:eastAsia="Times New Roman" w:cs="Times New Roman"/>
-          <w:color w:val="000000" w:themeColor="text1"/>
-          <w:szCs w:val="28"/>
-          <w:lang w:val="ru-RU"/>
-        </w:rPr>
-        <w:t>Token</w:t>
-      </w:r>
-      <w:proofErr w:type="spellEnd"/>
-      <w:r>
-        <w:rPr>
-          <w:rFonts w:eastAsia="Times New Roman" w:cs="Times New Roman"/>
-          <w:color w:val="000000" w:themeColor="text1"/>
-          <w:szCs w:val="28"/>
-          <w:lang w:val="ru-RU"/>
-        </w:rPr>
-        <w:t xml:space="preserve"> (JWT)» [Электронный ресурс] ‒ URL: </w:t>
+        <w:ind w:left="0" w:firstLine="720"/>
+      </w:pPr>
+      <w:r>
+        <w:t xml:space="preserve">RFC 7519. «JSON Web Token (JWT)» [Электронный ресурс] ‒ URL: </w:t>
       </w:r>
       <w:hyperlink r:id="rId37" w:tgtFrame="_new" w:history="1">
         <w:r>
           <w:rPr>
             <w:rStyle w:val="aa"/>
-            <w:rFonts w:eastAsia="Times New Roman" w:cs="Times New Roman"/>
             <w:color w:val="000000" w:themeColor="text1"/>
             <w:szCs w:val="28"/>
-            <w:lang w:val="ru-RU"/>
           </w:rPr>
           <w:t>https://datatracker.ietf.org/doc/rfc7519/</w:t>
         </w:r>
       </w:hyperlink>
       <w:r>
-        <w:rPr>
-          <w:rFonts w:eastAsia="Times New Roman" w:cs="Times New Roman"/>
-          <w:color w:val="000000" w:themeColor="text1"/>
-          <w:szCs w:val="28"/>
-          <w:lang w:val="ru-RU"/>
-        </w:rPr>
         <w:t xml:space="preserve"> (дата обращения: 05.10.2025 - 06.02.2026).</w:t>
       </w:r>
     </w:p>
     <w:p>
       <w:pPr>
-        <w:pStyle w:val="a3"/>
+        <w:pStyle w:val="af5"/>
         <w:numPr>
           <w:ilvl w:val="0"/>
-          <w:numId w:val="40"/>
+          <w:numId w:val="43"/>
         </w:numPr>
-        <w:rPr>
-          <w:rFonts w:eastAsia="Times New Roman" w:cs="Times New Roman"/>
-          <w:color w:val="000000" w:themeColor="text1"/>
-          <w:szCs w:val="28"/>
-          <w:lang w:val="ru-RU"/>
-        </w:rPr>
-      </w:pPr>
-      <w:r>
-        <w:rPr>
-          <w:rFonts w:eastAsia="Times New Roman" w:cs="Times New Roman"/>
-          <w:color w:val="000000" w:themeColor="text1"/>
-          <w:szCs w:val="28"/>
-          <w:lang w:val="ru-RU"/>
-        </w:rPr>
-        <w:t xml:space="preserve">RFC 7515. «JSON Web </w:t>
-      </w:r>
-      <w:proofErr w:type="spellStart"/>
-      <w:r>
-        <w:rPr>
-          <w:rFonts w:eastAsia="Times New Roman" w:cs="Times New Roman"/>
-          <w:color w:val="000000" w:themeColor="text1"/>
-          <w:szCs w:val="28"/>
-          <w:lang w:val="ru-RU"/>
-        </w:rPr>
-        <w:t>Signature</w:t>
-      </w:r>
-      <w:proofErr w:type="spellEnd"/>
-      <w:r>
-        <w:rPr>
-          <w:rFonts w:eastAsia="Times New Roman" w:cs="Times New Roman"/>
-          <w:color w:val="000000" w:themeColor="text1"/>
-          <w:szCs w:val="28"/>
-          <w:lang w:val="ru-RU"/>
-        </w:rPr>
-        <w:t xml:space="preserve"> (JWS)» [Электронный ресурс] ‒ URL: </w:t>
+        <w:ind w:left="0" w:firstLine="720"/>
+      </w:pPr>
+      <w:r>
+        <w:t xml:space="preserve">RFC 7515. «JSON Web Signature (JWS)» [Электронный ресурс] ‒ URL: </w:t>
       </w:r>
       <w:hyperlink r:id="rId38" w:tgtFrame="_new" w:history="1">
         <w:r>
           <w:rPr>
             <w:rStyle w:val="aa"/>
-            <w:rFonts w:eastAsia="Times New Roman" w:cs="Times New Roman"/>
             <w:color w:val="000000" w:themeColor="text1"/>
             <w:szCs w:val="28"/>
-            <w:lang w:val="ru-RU"/>
           </w:rPr>
           <w:t>https://datatracker.ietf.org/doc/html/rfc7515</w:t>
         </w:r>
       </w:hyperlink>
       <w:r>
-        <w:rPr>
-          <w:rFonts w:eastAsia="Times New Roman" w:cs="Times New Roman"/>
-          <w:color w:val="000000" w:themeColor="text1"/>
-          <w:szCs w:val="28"/>
-          <w:lang w:val="ru-RU"/>
-        </w:rPr>
         <w:t xml:space="preserve"> (дата обращения: 05.10.2025 - 06.02.2026).</w:t>
       </w:r>
     </w:p>
     <w:p>
       <w:pPr>
-        <w:pStyle w:val="a3"/>
+        <w:pStyle w:val="af5"/>
         <w:numPr>
           <w:ilvl w:val="0"/>
-          <w:numId w:val="40"/>
+          <w:numId w:val="43"/>
         </w:numPr>
-        <w:rPr>
-          <w:rFonts w:eastAsia="Times New Roman" w:cs="Times New Roman"/>
-          <w:color w:val="000000" w:themeColor="text1"/>
-          <w:szCs w:val="28"/>
-        </w:rPr>
-      </w:pPr>
-      <w:r>
-        <w:rPr>
-          <w:rFonts w:eastAsia="Times New Roman" w:cs="Times New Roman"/>
-          <w:color w:val="000000" w:themeColor="text1"/>
-          <w:szCs w:val="28"/>
-        </w:rPr>
-        <w:t>OWASP. «Application Security Verification Standard (ASVS)» [</w:t>
-      </w:r>
-      <w:r>
-        <w:rPr>
-          <w:rFonts w:eastAsia="Times New Roman" w:cs="Times New Roman"/>
-          <w:color w:val="000000" w:themeColor="text1"/>
-          <w:szCs w:val="28"/>
-          <w:lang w:val="ru-RU"/>
-        </w:rPr>
-        <w:t>Электронный</w:t>
-      </w:r>
-      <w:r>
-        <w:rPr>
-          <w:rFonts w:eastAsia="Times New Roman" w:cs="Times New Roman"/>
-          <w:color w:val="000000" w:themeColor="text1"/>
-          <w:szCs w:val="28"/>
-        </w:rPr>
-        <w:t xml:space="preserve"> </w:t>
-      </w:r>
-      <w:r>
-        <w:rPr>
-          <w:rFonts w:eastAsia="Times New Roman" w:cs="Times New Roman"/>
-          <w:color w:val="000000" w:themeColor="text1"/>
-          <w:szCs w:val="28"/>
-          <w:lang w:val="ru-RU"/>
-        </w:rPr>
-        <w:t>ресурс</w:t>
-      </w:r>
-      <w:r>
-        <w:rPr>
-          <w:rFonts w:eastAsia="Times New Roman" w:cs="Times New Roman"/>
-          <w:color w:val="000000" w:themeColor="text1"/>
-          <w:szCs w:val="28"/>
-        </w:rPr>
-        <w:t xml:space="preserve">] ‒ URL: </w:t>
+        <w:ind w:left="0" w:firstLine="720"/>
+      </w:pPr>
+      <w:r>
+        <w:t xml:space="preserve">OWASP. «Application Security Verification Standard (ASVS)» [Электронный ресурс] ‒ URL: </w:t>
       </w:r>
       <w:hyperlink r:id="rId39" w:tgtFrame="_new" w:history="1">
         <w:r>
           <w:rPr>
             <w:rStyle w:val="aa"/>
-            <w:rFonts w:eastAsia="Times New Roman" w:cs="Times New Roman"/>
             <w:color w:val="000000" w:themeColor="text1"/>
             <w:szCs w:val="28"/>
           </w:rPr>
@@ -16000,108 +14384,26 @@
         </w:r>
       </w:hyperlink>
       <w:r>
-        <w:rPr>
-          <w:rFonts w:eastAsia="Times New Roman" w:cs="Times New Roman"/>
-          <w:color w:val="000000" w:themeColor="text1"/>
-          <w:szCs w:val="28"/>
-        </w:rPr>
-        <w:t xml:space="preserve"> (</w:t>
-      </w:r>
-      <w:r>
-        <w:rPr>
-          <w:rFonts w:eastAsia="Times New Roman" w:cs="Times New Roman"/>
-          <w:color w:val="000000" w:themeColor="text1"/>
-          <w:szCs w:val="28"/>
-          <w:lang w:val="ru-RU"/>
-        </w:rPr>
-        <w:t>дата</w:t>
-      </w:r>
-      <w:r>
-        <w:rPr>
-          <w:rFonts w:eastAsia="Times New Roman" w:cs="Times New Roman"/>
-          <w:color w:val="000000" w:themeColor="text1"/>
-          <w:szCs w:val="28"/>
-        </w:rPr>
-        <w:t xml:space="preserve"> </w:t>
-      </w:r>
-      <w:r>
-        <w:rPr>
-          <w:rFonts w:eastAsia="Times New Roman" w:cs="Times New Roman"/>
-          <w:color w:val="000000" w:themeColor="text1"/>
-          <w:szCs w:val="28"/>
-          <w:lang w:val="ru-RU"/>
-        </w:rPr>
-        <w:t>обращения</w:t>
-      </w:r>
-      <w:r>
-        <w:rPr>
-          <w:rFonts w:eastAsia="Times New Roman" w:cs="Times New Roman"/>
-          <w:color w:val="000000" w:themeColor="text1"/>
-          <w:szCs w:val="28"/>
-        </w:rPr>
-        <w:t>: 05.10.2025 - 06.02.2026).</w:t>
-      </w:r>
-    </w:p>
-    <w:p>
-      <w:pPr>
-        <w:pStyle w:val="a3"/>
+        <w:t xml:space="preserve"> (дата обращения: 05.10.2025 - 06.02.2026).</w:t>
+      </w:r>
+    </w:p>
+    <w:p>
+      <w:pPr>
+        <w:pStyle w:val="af5"/>
         <w:numPr>
           <w:ilvl w:val="0"/>
-          <w:numId w:val="40"/>
+          <w:numId w:val="43"/>
         </w:numPr>
-        <w:rPr>
-          <w:rFonts w:eastAsia="Times New Roman" w:cs="Times New Roman"/>
-          <w:color w:val="000000" w:themeColor="text1"/>
-          <w:szCs w:val="28"/>
-        </w:rPr>
-      </w:pPr>
-      <w:r>
-        <w:rPr>
-          <w:rFonts w:eastAsia="Times New Roman" w:cs="Times New Roman"/>
-          <w:color w:val="000000" w:themeColor="text1"/>
-          <w:szCs w:val="28"/>
-        </w:rPr>
-        <w:t>OWASP Cheat Sheet Series. «JSON Web Token for Java Cheat Sheet» [</w:t>
-      </w:r>
-      <w:r>
-        <w:rPr>
-          <w:rFonts w:eastAsia="Times New Roman" w:cs="Times New Roman"/>
-          <w:color w:val="000000" w:themeColor="text1"/>
-          <w:szCs w:val="28"/>
-          <w:lang w:val="ru-RU"/>
-        </w:rPr>
-        <w:t>Электронный</w:t>
-      </w:r>
-      <w:r>
-        <w:rPr>
-          <w:rFonts w:eastAsia="Times New Roman" w:cs="Times New Roman"/>
-          <w:color w:val="000000" w:themeColor="text1"/>
-          <w:szCs w:val="28"/>
-        </w:rPr>
-        <w:t xml:space="preserve"> </w:t>
-      </w:r>
-      <w:r>
-        <w:rPr>
-          <w:rFonts w:eastAsia="Times New Roman" w:cs="Times New Roman"/>
-          <w:color w:val="000000" w:themeColor="text1"/>
-          <w:szCs w:val="28"/>
-          <w:lang w:val="ru-RU"/>
-        </w:rPr>
-        <w:t>ресурс</w:t>
-      </w:r>
-      <w:r>
-        <w:rPr>
-          <w:rFonts w:eastAsia="Times New Roman" w:cs="Times New Roman"/>
-          <w:color w:val="000000" w:themeColor="text1"/>
-          <w:szCs w:val="28"/>
-        </w:rPr>
-        <w:t xml:space="preserve">] ‒ URL: </w:t>
+        <w:ind w:left="0" w:firstLine="720"/>
+      </w:pPr>
+      <w:r>
+        <w:lastRenderedPageBreak/>
+        <w:t xml:space="preserve">OWASP Cheat Sheet Series. «JSON Web Token for Java Cheat Sheet» [Электронный ресурс] ‒ URL: </w:t>
       </w:r>
       <w:hyperlink r:id="rId40" w:history="1">
         <w:r>
           <w:rPr>
             <w:rStyle w:val="aa"/>
-            <w:rFonts w:eastAsia="Times New Roman" w:cs="Times New Roman"/>
             <w:color w:val="000000" w:themeColor="text1"/>
             <w:szCs w:val="28"/>
           </w:rPr>
@@ -16109,108 +14411,25 @@
         </w:r>
       </w:hyperlink>
       <w:r>
-        <w:rPr>
-          <w:rFonts w:eastAsia="Times New Roman" w:cs="Times New Roman"/>
-          <w:color w:val="000000" w:themeColor="text1"/>
-          <w:szCs w:val="28"/>
-        </w:rPr>
-        <w:t xml:space="preserve"> (</w:t>
-      </w:r>
-      <w:r>
-        <w:rPr>
-          <w:rFonts w:eastAsia="Times New Roman" w:cs="Times New Roman"/>
-          <w:color w:val="000000" w:themeColor="text1"/>
-          <w:szCs w:val="28"/>
-          <w:lang w:val="ru-RU"/>
-        </w:rPr>
-        <w:t>дата</w:t>
-      </w:r>
-      <w:r>
-        <w:rPr>
-          <w:rFonts w:eastAsia="Times New Roman" w:cs="Times New Roman"/>
-          <w:color w:val="000000" w:themeColor="text1"/>
-          <w:szCs w:val="28"/>
-        </w:rPr>
-        <w:t xml:space="preserve"> </w:t>
-      </w:r>
-      <w:r>
-        <w:rPr>
-          <w:rFonts w:eastAsia="Times New Roman" w:cs="Times New Roman"/>
-          <w:color w:val="000000" w:themeColor="text1"/>
-          <w:szCs w:val="28"/>
-          <w:lang w:val="ru-RU"/>
-        </w:rPr>
-        <w:t>обращения</w:t>
-      </w:r>
-      <w:r>
-        <w:rPr>
-          <w:rFonts w:eastAsia="Times New Roman" w:cs="Times New Roman"/>
-          <w:color w:val="000000" w:themeColor="text1"/>
-          <w:szCs w:val="28"/>
-        </w:rPr>
-        <w:t>: 05.10.2025 - 06.02.2026).</w:t>
-      </w:r>
-    </w:p>
-    <w:p>
-      <w:pPr>
-        <w:pStyle w:val="a3"/>
+        <w:t xml:space="preserve"> (дата обращения: 05.10.2025 - 06.02.2026).</w:t>
+      </w:r>
+    </w:p>
+    <w:p>
+      <w:pPr>
+        <w:pStyle w:val="af5"/>
         <w:numPr>
           <w:ilvl w:val="0"/>
-          <w:numId w:val="40"/>
+          <w:numId w:val="43"/>
         </w:numPr>
-        <w:rPr>
-          <w:rFonts w:eastAsia="Times New Roman" w:cs="Times New Roman"/>
-          <w:color w:val="000000" w:themeColor="text1"/>
-          <w:szCs w:val="28"/>
-        </w:rPr>
-      </w:pPr>
-      <w:r>
-        <w:rPr>
-          <w:rFonts w:eastAsia="Times New Roman" w:cs="Times New Roman"/>
-          <w:color w:val="000000" w:themeColor="text1"/>
-          <w:szCs w:val="28"/>
-        </w:rPr>
-        <w:t>NIST. «SP 800-63B: Digital Identity Guidelines: Authentication and Lifecycle Management» [</w:t>
-      </w:r>
-      <w:r>
-        <w:rPr>
-          <w:rFonts w:eastAsia="Times New Roman" w:cs="Times New Roman"/>
-          <w:color w:val="000000" w:themeColor="text1"/>
-          <w:szCs w:val="28"/>
-          <w:lang w:val="ru-RU"/>
-        </w:rPr>
-        <w:t>Электронный</w:t>
-      </w:r>
-      <w:r>
-        <w:rPr>
-          <w:rFonts w:eastAsia="Times New Roman" w:cs="Times New Roman"/>
-          <w:color w:val="000000" w:themeColor="text1"/>
-          <w:szCs w:val="28"/>
-        </w:rPr>
-        <w:t xml:space="preserve"> </w:t>
-      </w:r>
-      <w:r>
-        <w:rPr>
-          <w:rFonts w:eastAsia="Times New Roman" w:cs="Times New Roman"/>
-          <w:color w:val="000000" w:themeColor="text1"/>
-          <w:szCs w:val="28"/>
-          <w:lang w:val="ru-RU"/>
-        </w:rPr>
-        <w:t>ресурс</w:t>
-      </w:r>
-      <w:r>
-        <w:rPr>
-          <w:rFonts w:eastAsia="Times New Roman" w:cs="Times New Roman"/>
-          <w:color w:val="000000" w:themeColor="text1"/>
-          <w:szCs w:val="28"/>
-        </w:rPr>
-        <w:t xml:space="preserve">] ‒ URL: </w:t>
+        <w:ind w:left="0" w:firstLine="720"/>
+      </w:pPr>
+      <w:r>
+        <w:t xml:space="preserve">NIST. «SP 800-63B: Digital Identity Guidelines: Authentication and Lifecycle Management» [Электронный ресурс] ‒ URL: </w:t>
       </w:r>
       <w:hyperlink r:id="rId41" w:tgtFrame="_new" w:history="1">
         <w:r>
           <w:rPr>
             <w:rStyle w:val="aa"/>
-            <w:rFonts w:eastAsia="Times New Roman" w:cs="Times New Roman"/>
             <w:color w:val="000000" w:themeColor="text1"/>
             <w:szCs w:val="28"/>
           </w:rPr>
@@ -16218,108 +14437,25 @@
         </w:r>
       </w:hyperlink>
       <w:r>
-        <w:rPr>
-          <w:rFonts w:eastAsia="Times New Roman" w:cs="Times New Roman"/>
-          <w:color w:val="000000" w:themeColor="text1"/>
-          <w:szCs w:val="28"/>
-        </w:rPr>
-        <w:t xml:space="preserve"> (</w:t>
-      </w:r>
-      <w:r>
-        <w:rPr>
-          <w:rFonts w:eastAsia="Times New Roman" w:cs="Times New Roman"/>
-          <w:color w:val="000000" w:themeColor="text1"/>
-          <w:szCs w:val="28"/>
-          <w:lang w:val="ru-RU"/>
-        </w:rPr>
-        <w:t>дата</w:t>
-      </w:r>
-      <w:r>
-        <w:rPr>
-          <w:rFonts w:eastAsia="Times New Roman" w:cs="Times New Roman"/>
-          <w:color w:val="000000" w:themeColor="text1"/>
-          <w:szCs w:val="28"/>
-        </w:rPr>
-        <w:t xml:space="preserve"> </w:t>
-      </w:r>
-      <w:r>
-        <w:rPr>
-          <w:rFonts w:eastAsia="Times New Roman" w:cs="Times New Roman"/>
-          <w:color w:val="000000" w:themeColor="text1"/>
-          <w:szCs w:val="28"/>
-          <w:lang w:val="ru-RU"/>
-        </w:rPr>
-        <w:t>обращения</w:t>
-      </w:r>
-      <w:r>
-        <w:rPr>
-          <w:rFonts w:eastAsia="Times New Roman" w:cs="Times New Roman"/>
-          <w:color w:val="000000" w:themeColor="text1"/>
-          <w:szCs w:val="28"/>
-        </w:rPr>
-        <w:t>: 05.10.2025 - 06.02.2026).</w:t>
-      </w:r>
-    </w:p>
-    <w:p>
-      <w:pPr>
-        <w:pStyle w:val="a3"/>
+        <w:t xml:space="preserve"> (дата обращения: 05.10.2025 - 06.02.2026).</w:t>
+      </w:r>
+    </w:p>
+    <w:p>
+      <w:pPr>
+        <w:pStyle w:val="af5"/>
         <w:numPr>
           <w:ilvl w:val="0"/>
-          <w:numId w:val="40"/>
+          <w:numId w:val="43"/>
         </w:numPr>
-        <w:rPr>
-          <w:rFonts w:eastAsia="Times New Roman" w:cs="Times New Roman"/>
-          <w:color w:val="000000" w:themeColor="text1"/>
-          <w:szCs w:val="28"/>
-        </w:rPr>
-      </w:pPr>
-      <w:r>
-        <w:rPr>
-          <w:rFonts w:eastAsia="Times New Roman" w:cs="Times New Roman"/>
-          <w:color w:val="000000" w:themeColor="text1"/>
-          <w:szCs w:val="28"/>
-        </w:rPr>
-        <w:t>NIST CSRC. «SP 800-63B (Update 2): Digital Identity Guidelines: Authentication and Lifecycle Management» [</w:t>
-      </w:r>
-      <w:r>
-        <w:rPr>
-          <w:rFonts w:eastAsia="Times New Roman" w:cs="Times New Roman"/>
-          <w:color w:val="000000" w:themeColor="text1"/>
-          <w:szCs w:val="28"/>
-          <w:lang w:val="ru-RU"/>
-        </w:rPr>
-        <w:t>Электронный</w:t>
-      </w:r>
-      <w:r>
-        <w:rPr>
-          <w:rFonts w:eastAsia="Times New Roman" w:cs="Times New Roman"/>
-          <w:color w:val="000000" w:themeColor="text1"/>
-          <w:szCs w:val="28"/>
-        </w:rPr>
-        <w:t xml:space="preserve"> </w:t>
-      </w:r>
-      <w:r>
-        <w:rPr>
-          <w:rFonts w:eastAsia="Times New Roman" w:cs="Times New Roman"/>
-          <w:color w:val="000000" w:themeColor="text1"/>
-          <w:szCs w:val="28"/>
-          <w:lang w:val="ru-RU"/>
-        </w:rPr>
-        <w:t>ресурс</w:t>
-      </w:r>
-      <w:r>
-        <w:rPr>
-          <w:rFonts w:eastAsia="Times New Roman" w:cs="Times New Roman"/>
-          <w:color w:val="000000" w:themeColor="text1"/>
-          <w:szCs w:val="28"/>
-        </w:rPr>
-        <w:t xml:space="preserve">] ‒ URL: </w:t>
+        <w:ind w:left="0" w:firstLine="720"/>
+      </w:pPr>
+      <w:r>
+        <w:t xml:space="preserve">NIST CSRC. «SP 800-63B (Update 2): Digital Identity Guidelines: Authentication and Lifecycle Management» [Электронный ресурс] ‒ URL: </w:t>
       </w:r>
       <w:hyperlink r:id="rId42" w:tgtFrame="_new" w:history="1">
         <w:r>
           <w:rPr>
             <w:rStyle w:val="aa"/>
-            <w:rFonts w:eastAsia="Times New Roman" w:cs="Times New Roman"/>
             <w:color w:val="000000" w:themeColor="text1"/>
             <w:szCs w:val="28"/>
           </w:rPr>
@@ -16327,108 +14463,25 @@
         </w:r>
       </w:hyperlink>
       <w:r>
-        <w:rPr>
-          <w:rFonts w:eastAsia="Times New Roman" w:cs="Times New Roman"/>
-          <w:color w:val="000000" w:themeColor="text1"/>
-          <w:szCs w:val="28"/>
-        </w:rPr>
-        <w:t xml:space="preserve"> (</w:t>
-      </w:r>
-      <w:r>
-        <w:rPr>
-          <w:rFonts w:eastAsia="Times New Roman" w:cs="Times New Roman"/>
-          <w:color w:val="000000" w:themeColor="text1"/>
-          <w:szCs w:val="28"/>
-          <w:lang w:val="ru-RU"/>
-        </w:rPr>
-        <w:t>дата</w:t>
-      </w:r>
-      <w:r>
-        <w:rPr>
-          <w:rFonts w:eastAsia="Times New Roman" w:cs="Times New Roman"/>
-          <w:color w:val="000000" w:themeColor="text1"/>
-          <w:szCs w:val="28"/>
-        </w:rPr>
-        <w:t xml:space="preserve"> </w:t>
-      </w:r>
-      <w:r>
-        <w:rPr>
-          <w:rFonts w:eastAsia="Times New Roman" w:cs="Times New Roman"/>
-          <w:color w:val="000000" w:themeColor="text1"/>
-          <w:szCs w:val="28"/>
-          <w:lang w:val="ru-RU"/>
-        </w:rPr>
-        <w:t>обращения</w:t>
-      </w:r>
-      <w:r>
-        <w:rPr>
-          <w:rFonts w:eastAsia="Times New Roman" w:cs="Times New Roman"/>
-          <w:color w:val="000000" w:themeColor="text1"/>
-          <w:szCs w:val="28"/>
-        </w:rPr>
-        <w:t>: 05.10.2025 - 06.02.2026).</w:t>
-      </w:r>
-    </w:p>
-    <w:p>
-      <w:pPr>
-        <w:pStyle w:val="a3"/>
+        <w:t xml:space="preserve"> (дата обращения: 05.10.2025 - 06.02.2026).</w:t>
+      </w:r>
+    </w:p>
+    <w:p>
+      <w:pPr>
+        <w:pStyle w:val="af5"/>
         <w:numPr>
           <w:ilvl w:val="0"/>
-          <w:numId w:val="40"/>
+          <w:numId w:val="43"/>
         </w:numPr>
-        <w:rPr>
-          <w:rFonts w:eastAsia="Times New Roman" w:cs="Times New Roman"/>
-          <w:color w:val="000000" w:themeColor="text1"/>
-          <w:szCs w:val="28"/>
-        </w:rPr>
-      </w:pPr>
-      <w:r>
-        <w:rPr>
-          <w:rFonts w:eastAsia="Times New Roman" w:cs="Times New Roman"/>
-          <w:color w:val="000000" w:themeColor="text1"/>
-          <w:szCs w:val="28"/>
-        </w:rPr>
-        <w:t>ORY. «Ory Hydra Documentation (API Reference)» [</w:t>
-      </w:r>
-      <w:r>
-        <w:rPr>
-          <w:rFonts w:eastAsia="Times New Roman" w:cs="Times New Roman"/>
-          <w:color w:val="000000" w:themeColor="text1"/>
-          <w:szCs w:val="28"/>
-          <w:lang w:val="ru-RU"/>
-        </w:rPr>
-        <w:t>Электронный</w:t>
-      </w:r>
-      <w:r>
-        <w:rPr>
-          <w:rFonts w:eastAsia="Times New Roman" w:cs="Times New Roman"/>
-          <w:color w:val="000000" w:themeColor="text1"/>
-          <w:szCs w:val="28"/>
-        </w:rPr>
-        <w:t xml:space="preserve"> </w:t>
-      </w:r>
-      <w:r>
-        <w:rPr>
-          <w:rFonts w:eastAsia="Times New Roman" w:cs="Times New Roman"/>
-          <w:color w:val="000000" w:themeColor="text1"/>
-          <w:szCs w:val="28"/>
-          <w:lang w:val="ru-RU"/>
-        </w:rPr>
-        <w:t>ресурс</w:t>
-      </w:r>
-      <w:r>
-        <w:rPr>
-          <w:rFonts w:eastAsia="Times New Roman" w:cs="Times New Roman"/>
-          <w:color w:val="000000" w:themeColor="text1"/>
-          <w:szCs w:val="28"/>
-        </w:rPr>
-        <w:t xml:space="preserve">] ‒ URL: </w:t>
+        <w:ind w:left="0" w:firstLine="720"/>
+      </w:pPr>
+      <w:r>
+        <w:t xml:space="preserve">ORY. «Ory Hydra Documentation (API Reference)» [Электронный ресурс] ‒ URL: </w:t>
       </w:r>
       <w:hyperlink r:id="rId43" w:tgtFrame="_new" w:history="1">
         <w:r>
           <w:rPr>
             <w:rStyle w:val="aa"/>
-            <w:rFonts w:eastAsia="Times New Roman" w:cs="Times New Roman"/>
             <w:color w:val="000000" w:themeColor="text1"/>
             <w:szCs w:val="28"/>
           </w:rPr>
@@ -16436,399 +14489,129 @@
         </w:r>
       </w:hyperlink>
       <w:r>
-        <w:rPr>
-          <w:rFonts w:eastAsia="Times New Roman" w:cs="Times New Roman"/>
-          <w:color w:val="000000" w:themeColor="text1"/>
-          <w:szCs w:val="28"/>
-        </w:rPr>
-        <w:t xml:space="preserve"> (</w:t>
-      </w:r>
-      <w:r>
-        <w:rPr>
-          <w:rFonts w:eastAsia="Times New Roman" w:cs="Times New Roman"/>
-          <w:color w:val="000000" w:themeColor="text1"/>
-          <w:szCs w:val="28"/>
-          <w:lang w:val="ru-RU"/>
-        </w:rPr>
-        <w:t>дата</w:t>
-      </w:r>
-      <w:r>
-        <w:rPr>
-          <w:rFonts w:eastAsia="Times New Roman" w:cs="Times New Roman"/>
-          <w:color w:val="000000" w:themeColor="text1"/>
-          <w:szCs w:val="28"/>
-        </w:rPr>
-        <w:t xml:space="preserve"> </w:t>
-      </w:r>
-      <w:r>
-        <w:rPr>
-          <w:rFonts w:eastAsia="Times New Roman" w:cs="Times New Roman"/>
-          <w:color w:val="000000" w:themeColor="text1"/>
-          <w:szCs w:val="28"/>
-          <w:lang w:val="ru-RU"/>
-        </w:rPr>
-        <w:t>обращения</w:t>
-      </w:r>
-      <w:r>
-        <w:rPr>
-          <w:rFonts w:eastAsia="Times New Roman" w:cs="Times New Roman"/>
-          <w:color w:val="000000" w:themeColor="text1"/>
-          <w:szCs w:val="28"/>
-        </w:rPr>
-        <w:t>: 05.10.2025 - 06.02.2026).</w:t>
-      </w:r>
-    </w:p>
-    <w:p>
-      <w:pPr>
-        <w:pStyle w:val="a3"/>
+        <w:t xml:space="preserve"> (дата обращения: 05.10.2025 - 06.02.2026).</w:t>
+      </w:r>
+    </w:p>
+    <w:p>
+      <w:pPr>
+        <w:pStyle w:val="af5"/>
         <w:numPr>
           <w:ilvl w:val="0"/>
-          <w:numId w:val="40"/>
+          <w:numId w:val="43"/>
         </w:numPr>
-        <w:rPr>
-          <w:rFonts w:eastAsia="Times New Roman" w:cs="Times New Roman"/>
-          <w:color w:val="000000" w:themeColor="text1"/>
-          <w:szCs w:val="28"/>
-          <w:lang w:val="ru-RU"/>
-        </w:rPr>
-      </w:pPr>
-      <w:r>
-        <w:rPr>
-          <w:rFonts w:eastAsia="Times New Roman" w:cs="Times New Roman"/>
-          <w:color w:val="000000" w:themeColor="text1"/>
-          <w:szCs w:val="28"/>
-          <w:lang w:val="ru-RU"/>
-        </w:rPr>
-        <w:t>ORY. «</w:t>
-      </w:r>
-      <w:proofErr w:type="spellStart"/>
-      <w:r>
-        <w:rPr>
-          <w:rFonts w:eastAsia="Times New Roman" w:cs="Times New Roman"/>
-          <w:color w:val="000000" w:themeColor="text1"/>
-          <w:szCs w:val="28"/>
-          <w:lang w:val="ru-RU"/>
-        </w:rPr>
-        <w:t>Ory</w:t>
-      </w:r>
-      <w:proofErr w:type="spellEnd"/>
-      <w:r>
-        <w:rPr>
-          <w:rFonts w:eastAsia="Times New Roman" w:cs="Times New Roman"/>
-          <w:color w:val="000000" w:themeColor="text1"/>
-          <w:szCs w:val="28"/>
-          <w:lang w:val="ru-RU"/>
-        </w:rPr>
-        <w:t xml:space="preserve"> </w:t>
-      </w:r>
-      <w:proofErr w:type="spellStart"/>
-      <w:r>
-        <w:rPr>
-          <w:rFonts w:eastAsia="Times New Roman" w:cs="Times New Roman"/>
-          <w:color w:val="000000" w:themeColor="text1"/>
-          <w:szCs w:val="28"/>
-          <w:lang w:val="ru-RU"/>
-        </w:rPr>
-        <w:t>Keto</w:t>
-      </w:r>
-      <w:proofErr w:type="spellEnd"/>
-      <w:r>
-        <w:rPr>
-          <w:rFonts w:eastAsia="Times New Roman" w:cs="Times New Roman"/>
-          <w:color w:val="000000" w:themeColor="text1"/>
-          <w:szCs w:val="28"/>
-          <w:lang w:val="ru-RU"/>
-        </w:rPr>
-        <w:t xml:space="preserve"> (репозиторий проекта)» [Электронный ресурс] ‒ URL: </w:t>
+        <w:ind w:left="0" w:firstLine="720"/>
+      </w:pPr>
+      <w:r>
+        <w:t xml:space="preserve">ORY. «Ory Keto (репозиторий проекта)» [Электронный ресурс] ‒ URL: </w:t>
       </w:r>
       <w:hyperlink r:id="rId44" w:tgtFrame="_new" w:history="1">
         <w:r>
           <w:rPr>
             <w:rStyle w:val="aa"/>
-            <w:rFonts w:eastAsia="Times New Roman" w:cs="Times New Roman"/>
             <w:color w:val="000000" w:themeColor="text1"/>
             <w:szCs w:val="28"/>
-            <w:lang w:val="ru-RU"/>
           </w:rPr>
           <w:t>https://github.com/ory/keto</w:t>
         </w:r>
       </w:hyperlink>
       <w:r>
-        <w:rPr>
-          <w:rFonts w:eastAsia="Times New Roman" w:cs="Times New Roman"/>
-          <w:color w:val="000000" w:themeColor="text1"/>
-          <w:szCs w:val="28"/>
-          <w:lang w:val="ru-RU"/>
-        </w:rPr>
         <w:t xml:space="preserve"> (дата обращения: 05.10.2025 - 06.02.2026).</w:t>
       </w:r>
     </w:p>
     <w:p>
       <w:pPr>
-        <w:pStyle w:val="a3"/>
+        <w:pStyle w:val="af5"/>
         <w:numPr>
           <w:ilvl w:val="0"/>
-          <w:numId w:val="40"/>
+          <w:numId w:val="43"/>
         </w:numPr>
-        <w:rPr>
-          <w:rFonts w:eastAsia="Times New Roman" w:cs="Times New Roman"/>
-          <w:color w:val="000000" w:themeColor="text1"/>
-          <w:szCs w:val="28"/>
-          <w:lang w:val="ru-RU"/>
-        </w:rPr>
-      </w:pPr>
-      <w:proofErr w:type="spellStart"/>
-      <w:r>
-        <w:rPr>
-          <w:rFonts w:eastAsia="Times New Roman" w:cs="Times New Roman"/>
-          <w:color w:val="000000" w:themeColor="text1"/>
-          <w:szCs w:val="28"/>
-          <w:lang w:val="ru-RU"/>
-        </w:rPr>
-        <w:t>Keycloak</w:t>
-      </w:r>
-      <w:proofErr w:type="spellEnd"/>
-      <w:r>
-        <w:rPr>
-          <w:rFonts w:eastAsia="Times New Roman" w:cs="Times New Roman"/>
-          <w:color w:val="000000" w:themeColor="text1"/>
-          <w:szCs w:val="28"/>
-          <w:lang w:val="ru-RU"/>
-        </w:rPr>
-        <w:t>. «</w:t>
-      </w:r>
-      <w:proofErr w:type="spellStart"/>
-      <w:r>
-        <w:rPr>
-          <w:rFonts w:eastAsia="Times New Roman" w:cs="Times New Roman"/>
-          <w:color w:val="000000" w:themeColor="text1"/>
-          <w:szCs w:val="28"/>
-          <w:lang w:val="ru-RU"/>
-        </w:rPr>
-        <w:t>Documentation</w:t>
-      </w:r>
-      <w:proofErr w:type="spellEnd"/>
-      <w:r>
-        <w:rPr>
-          <w:rFonts w:eastAsia="Times New Roman" w:cs="Times New Roman"/>
-          <w:color w:val="000000" w:themeColor="text1"/>
-          <w:szCs w:val="28"/>
-          <w:lang w:val="ru-RU"/>
-        </w:rPr>
-        <w:t xml:space="preserve">» [Электронный ресурс] ‒ URL: </w:t>
+        <w:ind w:left="0" w:firstLine="720"/>
+      </w:pPr>
+      <w:r>
+        <w:t xml:space="preserve">Keycloak. «Documentation» [Электронный ресурс] ‒ URL: </w:t>
       </w:r>
       <w:hyperlink r:id="rId45" w:tgtFrame="_new" w:history="1">
         <w:r>
           <w:rPr>
             <w:rStyle w:val="aa"/>
-            <w:rFonts w:eastAsia="Times New Roman" w:cs="Times New Roman"/>
             <w:color w:val="000000" w:themeColor="text1"/>
             <w:szCs w:val="28"/>
-            <w:lang w:val="ru-RU"/>
           </w:rPr>
           <w:t>https://www.keycloak.org/documentation</w:t>
         </w:r>
       </w:hyperlink>
       <w:r>
-        <w:rPr>
-          <w:rFonts w:eastAsia="Times New Roman" w:cs="Times New Roman"/>
-          <w:color w:val="000000" w:themeColor="text1"/>
-          <w:szCs w:val="28"/>
-          <w:lang w:val="ru-RU"/>
-        </w:rPr>
         <w:t xml:space="preserve"> (дата обращения: 05.10.2025 - 06.02.2026).</w:t>
       </w:r>
     </w:p>
     <w:p>
       <w:pPr>
-        <w:pStyle w:val="a3"/>
+        <w:pStyle w:val="af5"/>
         <w:numPr>
           <w:ilvl w:val="0"/>
-          <w:numId w:val="40"/>
+          <w:numId w:val="43"/>
         </w:numPr>
-        <w:rPr>
-          <w:rFonts w:eastAsia="Times New Roman" w:cs="Times New Roman"/>
-          <w:color w:val="000000" w:themeColor="text1"/>
-          <w:szCs w:val="28"/>
-          <w:lang w:val="ru-RU"/>
-        </w:rPr>
-      </w:pPr>
-      <w:r>
-        <w:rPr>
-          <w:rFonts w:eastAsia="Times New Roman" w:cs="Times New Roman"/>
-          <w:color w:val="000000" w:themeColor="text1"/>
-          <w:szCs w:val="28"/>
-          <w:lang w:val="ru-RU"/>
-        </w:rPr>
-        <w:t xml:space="preserve">Auth0. «Auth0 </w:t>
-      </w:r>
-      <w:proofErr w:type="spellStart"/>
-      <w:r>
-        <w:rPr>
-          <w:rFonts w:eastAsia="Times New Roman" w:cs="Times New Roman"/>
-          <w:color w:val="000000" w:themeColor="text1"/>
-          <w:szCs w:val="28"/>
-          <w:lang w:val="ru-RU"/>
-        </w:rPr>
-        <w:t>Docs</w:t>
-      </w:r>
-      <w:proofErr w:type="spellEnd"/>
-      <w:r>
-        <w:rPr>
-          <w:rFonts w:eastAsia="Times New Roman" w:cs="Times New Roman"/>
-          <w:color w:val="000000" w:themeColor="text1"/>
-          <w:szCs w:val="28"/>
-          <w:lang w:val="ru-RU"/>
-        </w:rPr>
-        <w:t xml:space="preserve">» [Электронный ресурс] ‒ URL: </w:t>
+        <w:ind w:left="0" w:firstLine="720"/>
+      </w:pPr>
+      <w:r>
+        <w:t xml:space="preserve">Auth0. «Auth0 Docs» [Электронный ресурс] ‒ URL: </w:t>
       </w:r>
       <w:hyperlink r:id="rId46" w:tgtFrame="_new" w:history="1">
         <w:r>
           <w:rPr>
             <w:rStyle w:val="aa"/>
-            <w:rFonts w:eastAsia="Times New Roman" w:cs="Times New Roman"/>
             <w:color w:val="000000" w:themeColor="text1"/>
             <w:szCs w:val="28"/>
-            <w:lang w:val="ru-RU"/>
           </w:rPr>
           <w:t>https://auth0.com/docs</w:t>
         </w:r>
       </w:hyperlink>
       <w:r>
-        <w:rPr>
-          <w:rFonts w:eastAsia="Times New Roman" w:cs="Times New Roman"/>
-          <w:color w:val="000000" w:themeColor="text1"/>
-          <w:szCs w:val="28"/>
-          <w:lang w:val="ru-RU"/>
-        </w:rPr>
         <w:t xml:space="preserve"> (дата обращения: 05.10.2025 - 06.02.2026).</w:t>
       </w:r>
     </w:p>
     <w:p>
       <w:pPr>
-        <w:pStyle w:val="a3"/>
+        <w:pStyle w:val="af5"/>
         <w:numPr>
           <w:ilvl w:val="0"/>
-          <w:numId w:val="40"/>
+          <w:numId w:val="43"/>
         </w:numPr>
-        <w:rPr>
-          <w:rFonts w:eastAsia="Times New Roman" w:cs="Times New Roman"/>
-          <w:color w:val="000000" w:themeColor="text1"/>
-          <w:szCs w:val="28"/>
-          <w:lang w:val="ru-RU"/>
-        </w:rPr>
-      </w:pPr>
-      <w:r>
-        <w:rPr>
-          <w:rFonts w:eastAsia="Times New Roman" w:cs="Times New Roman"/>
-          <w:color w:val="000000" w:themeColor="text1"/>
-          <w:szCs w:val="28"/>
-          <w:lang w:val="ru-RU"/>
-        </w:rPr>
-        <w:t>Auth0. «</w:t>
-      </w:r>
-      <w:proofErr w:type="spellStart"/>
-      <w:r>
-        <w:rPr>
-          <w:rFonts w:eastAsia="Times New Roman" w:cs="Times New Roman"/>
-          <w:color w:val="000000" w:themeColor="text1"/>
-          <w:szCs w:val="28"/>
-          <w:lang w:val="ru-RU"/>
-        </w:rPr>
-        <w:t>Authentication</w:t>
-      </w:r>
-      <w:proofErr w:type="spellEnd"/>
-      <w:r>
-        <w:rPr>
-          <w:rFonts w:eastAsia="Times New Roman" w:cs="Times New Roman"/>
-          <w:color w:val="000000" w:themeColor="text1"/>
-          <w:szCs w:val="28"/>
-          <w:lang w:val="ru-RU"/>
-        </w:rPr>
-        <w:t xml:space="preserve"> API» [Электронный ресурс] ‒ URL: </w:t>
+        <w:ind w:left="0" w:firstLine="720"/>
+      </w:pPr>
+      <w:r>
+        <w:t xml:space="preserve">Auth0. «Authentication API» [Электронный ресурс] ‒ URL: </w:t>
       </w:r>
       <w:hyperlink r:id="rId47" w:tgtFrame="_new" w:history="1">
         <w:r>
           <w:rPr>
             <w:rStyle w:val="aa"/>
-            <w:rFonts w:eastAsia="Times New Roman" w:cs="Times New Roman"/>
             <w:color w:val="000000" w:themeColor="text1"/>
             <w:szCs w:val="28"/>
-            <w:lang w:val="ru-RU"/>
           </w:rPr>
           <w:t>https://auth0.com/docs/api/authentication/</w:t>
         </w:r>
       </w:hyperlink>
       <w:r>
-        <w:rPr>
-          <w:rFonts w:eastAsia="Times New Roman" w:cs="Times New Roman"/>
-          <w:color w:val="000000" w:themeColor="text1"/>
-          <w:szCs w:val="28"/>
-          <w:lang w:val="ru-RU"/>
-        </w:rPr>
         <w:t xml:space="preserve"> (дата обращения: 05.10.2025 - 06.02.2026).</w:t>
       </w:r>
     </w:p>
     <w:p>
       <w:pPr>
-        <w:pStyle w:val="a3"/>
+        <w:pStyle w:val="af5"/>
         <w:numPr>
           <w:ilvl w:val="0"/>
-          <w:numId w:val="40"/>
+          <w:numId w:val="43"/>
         </w:numPr>
-        <w:rPr>
-          <w:rFonts w:eastAsia="Times New Roman" w:cs="Times New Roman"/>
-          <w:color w:val="000000" w:themeColor="text1"/>
-          <w:szCs w:val="28"/>
-        </w:rPr>
-      </w:pPr>
-      <w:r>
-        <w:rPr>
-          <w:rFonts w:eastAsia="Times New Roman" w:cs="Times New Roman"/>
-          <w:color w:val="000000" w:themeColor="text1"/>
-          <w:szCs w:val="28"/>
-        </w:rPr>
-        <w:t>Firebase. «Firebase Authentication Documentation» [</w:t>
-      </w:r>
-      <w:r>
-        <w:rPr>
-          <w:rFonts w:eastAsia="Times New Roman" w:cs="Times New Roman"/>
-          <w:color w:val="000000" w:themeColor="text1"/>
-          <w:szCs w:val="28"/>
-          <w:lang w:val="ru-RU"/>
-        </w:rPr>
-        <w:t>Электронный</w:t>
-      </w:r>
-      <w:r>
-        <w:rPr>
-          <w:rFonts w:eastAsia="Times New Roman" w:cs="Times New Roman"/>
-          <w:color w:val="000000" w:themeColor="text1"/>
-          <w:szCs w:val="28"/>
-        </w:rPr>
-        <w:t xml:space="preserve"> </w:t>
-      </w:r>
-      <w:r>
-        <w:rPr>
-          <w:rFonts w:eastAsia="Times New Roman" w:cs="Times New Roman"/>
-          <w:color w:val="000000" w:themeColor="text1"/>
-          <w:szCs w:val="28"/>
-          <w:lang w:val="ru-RU"/>
-        </w:rPr>
-        <w:t>ресурс</w:t>
-      </w:r>
-      <w:r>
-        <w:rPr>
-          <w:rFonts w:eastAsia="Times New Roman" w:cs="Times New Roman"/>
-          <w:color w:val="000000" w:themeColor="text1"/>
-          <w:szCs w:val="28"/>
-        </w:rPr>
-        <w:t xml:space="preserve">] ‒ URL: </w:t>
+        <w:ind w:left="0" w:firstLine="720"/>
+      </w:pPr>
+      <w:r>
+        <w:t xml:space="preserve">Firebase. «Firebase Authentication Documentation» [Электронный ресурс] ‒ URL: </w:t>
       </w:r>
       <w:hyperlink r:id="rId48" w:tgtFrame="_new" w:history="1">
         <w:r>
           <w:rPr>
             <w:rStyle w:val="aa"/>
-            <w:rFonts w:eastAsia="Times New Roman" w:cs="Times New Roman"/>
             <w:color w:val="000000" w:themeColor="text1"/>
             <w:szCs w:val="28"/>
           </w:rPr>
@@ -16836,110 +14619,32 @@
         </w:r>
       </w:hyperlink>
       <w:r>
-        <w:rPr>
-          <w:rFonts w:eastAsia="Times New Roman" w:cs="Times New Roman"/>
-          <w:color w:val="000000" w:themeColor="text1"/>
-          <w:szCs w:val="28"/>
-        </w:rPr>
-        <w:t xml:space="preserve"> (</w:t>
-      </w:r>
-      <w:r>
-        <w:rPr>
-          <w:rFonts w:eastAsia="Times New Roman" w:cs="Times New Roman"/>
-          <w:color w:val="000000" w:themeColor="text1"/>
-          <w:szCs w:val="28"/>
-          <w:lang w:val="ru-RU"/>
-        </w:rPr>
-        <w:t>дата</w:t>
-      </w:r>
-      <w:r>
-        <w:rPr>
-          <w:rFonts w:eastAsia="Times New Roman" w:cs="Times New Roman"/>
-          <w:color w:val="000000" w:themeColor="text1"/>
-          <w:szCs w:val="28"/>
-        </w:rPr>
-        <w:t xml:space="preserve"> </w:t>
-      </w:r>
-      <w:r>
-        <w:rPr>
-          <w:rFonts w:eastAsia="Times New Roman" w:cs="Times New Roman"/>
-          <w:color w:val="000000" w:themeColor="text1"/>
-          <w:szCs w:val="28"/>
-          <w:lang w:val="ru-RU"/>
-        </w:rPr>
-        <w:t>обращения</w:t>
-      </w:r>
-      <w:r>
-        <w:rPr>
-          <w:rFonts w:eastAsia="Times New Roman" w:cs="Times New Roman"/>
-          <w:color w:val="000000" w:themeColor="text1"/>
-          <w:szCs w:val="28"/>
-        </w:rPr>
-        <w:t>: 05.10.2025 - 06.02.2026).</w:t>
-      </w:r>
-    </w:p>
-    <w:p>
-      <w:pPr>
-        <w:pStyle w:val="a3"/>
+        <w:t xml:space="preserve"> (дата обращения: 05.10.2025 - 06.02.2026).</w:t>
+      </w:r>
+    </w:p>
+    <w:p>
+      <w:pPr>
+        <w:pStyle w:val="af5"/>
         <w:numPr>
           <w:ilvl w:val="0"/>
-          <w:numId w:val="40"/>
+          <w:numId w:val="43"/>
         </w:numPr>
-        <w:rPr>
-          <w:rFonts w:eastAsia="Times New Roman" w:cs="Times New Roman"/>
-          <w:color w:val="000000" w:themeColor="text1"/>
-          <w:szCs w:val="28"/>
-          <w:lang w:val="ru-RU"/>
-        </w:rPr>
-      </w:pPr>
-      <w:r>
-        <w:rPr>
-          <w:rFonts w:eastAsia="Times New Roman" w:cs="Times New Roman"/>
-          <w:color w:val="000000" w:themeColor="text1"/>
-          <w:szCs w:val="28"/>
-          <w:lang w:val="ru-RU"/>
-        </w:rPr>
-        <w:t>OAuth.net. «</w:t>
-      </w:r>
-      <w:proofErr w:type="spellStart"/>
-      <w:r>
-        <w:rPr>
-          <w:rFonts w:eastAsia="Times New Roman" w:cs="Times New Roman"/>
-          <w:color w:val="000000" w:themeColor="text1"/>
-          <w:szCs w:val="28"/>
-          <w:lang w:val="ru-RU"/>
-        </w:rPr>
-        <w:t>OAuth</w:t>
-      </w:r>
-      <w:proofErr w:type="spellEnd"/>
-      <w:r>
-        <w:rPr>
-          <w:rFonts w:eastAsia="Times New Roman" w:cs="Times New Roman"/>
-          <w:color w:val="000000" w:themeColor="text1"/>
-          <w:szCs w:val="28"/>
-          <w:lang w:val="ru-RU"/>
-        </w:rPr>
-        <w:t xml:space="preserve"> 2.0» [Электронный ресурс] ‒ URL: </w:t>
+        <w:ind w:left="0" w:firstLine="720"/>
+      </w:pPr>
+      <w:r>
+        <w:t xml:space="preserve">OAuth.net. «OAuth 2.0» [Электронный ресурс] ‒ URL: </w:t>
       </w:r>
       <w:hyperlink r:id="rId49" w:tgtFrame="_new" w:history="1">
         <w:r>
           <w:rPr>
             <w:rStyle w:val="aa"/>
-            <w:rFonts w:eastAsia="Times New Roman" w:cs="Times New Roman"/>
             <w:color w:val="000000" w:themeColor="text1"/>
             <w:szCs w:val="28"/>
-            <w:lang w:val="ru-RU"/>
           </w:rPr>
           <w:t>https://oauth.net/2/</w:t>
         </w:r>
       </w:hyperlink>
       <w:r>
-        <w:rPr>
-          <w:rFonts w:eastAsia="Times New Roman" w:cs="Times New Roman"/>
-          <w:color w:val="000000" w:themeColor="text1"/>
-          <w:szCs w:val="28"/>
-          <w:lang w:val="ru-RU"/>
-        </w:rPr>
         <w:t xml:space="preserve"> (дата обращения: 05.10.2025 - 06.02.2026).</w:t>
       </w:r>
     </w:p>
@@ -16966,7 +14671,7 @@
       <w:pPr>
         <w:pStyle w:val="HeaderDefault"/>
       </w:pPr>
-      <w:bookmarkStart w:id="29" w:name="_Toc227887519"/>
+      <w:bookmarkStart w:id="30" w:name="_Toc229508177"/>
       <w:r>
         <w:lastRenderedPageBreak/>
         <w:t xml:space="preserve">ПРИЛОЖЕНИЕ А. </w:t>
@@ -16974,7 +14679,7 @@
       <w:r>
         <w:t>Графическая часть выпускной квалификационной работы</w:t>
       </w:r>
-      <w:bookmarkEnd w:id="29"/>
+      <w:bookmarkEnd w:id="30"/>
     </w:p>
     <w:p>
       <w:pPr>
@@ -17342,7 +15047,7 @@
 </file>
 
 <file path=word/endnotes.xml><?xml version="1.0" encoding="utf-8"?>
-<w:endnotes xmlns:wpc="http://schemas.microsoft.com/office/word/2010/wordprocessingCanvas" xmlns:cx="http://schemas.microsoft.com/office/drawing/2014/chartex" xmlns:cx1="http://schemas.microsoft.com/office/drawing/2015/9/8/chartex" xmlns:cx2="http://schemas.microsoft.com/office/drawing/2015/10/21/chartex" xmlns:cx3="http://schemas.microsoft.com/office/drawing/2016/5/9/chartex" xmlns:cx4="http://schemas.microsoft.com/office/drawing/2016/5/10/chartex" xmlns:cx5="http://schemas.microsoft.com/office/drawing/2016/5/11/chartex" xmlns:cx6="http://schemas.microsoft.com/office/drawing/2016/5/12/chartex" xmlns:cx7="http://schemas.microsoft.com/office/drawing/2016/5/13/chartex" xmlns:cx8="http://schemas.microsoft.com/office/drawing/2016/5/14/chartex" xmlns:mc="http://schemas.openxmlformats.org/markup-compatibility/2006" xmlns:aink="http://schemas.microsoft.com/office/drawing/2016/ink" xmlns:am3d="http://schemas.microsoft.com/office/drawing/2017/model3d" xmlns:o="urn:schemas-microsoft-com:office:office" xmlns:oel="http://schemas.microsoft.com/office/2019/extlst" xmlns:r="http://schemas.openxmlformats.org/officeDocument/2006/relationships" xmlns:m="http://schemas.openxmlformats.org/officeDocument/2006/math" xmlns:v="urn:schemas-microsoft-com:vml" xmlns:wp14="http://schemas.microsoft.com/office/word/2010/wordprocessingDrawing" xmlns:wp="http://schemas.openxmlformats.org/drawingml/2006/wordprocessingDrawing" xmlns:w10="urn:schemas-microsoft-com:office:word" xmlns:w="http://schemas.openxmlformats.org/wordprocessingml/2006/main" xmlns:w14="http://schemas.microsoft.com/office/word/2010/wordml" xmlns:w15="http://schemas.microsoft.com/office/word/2012/wordml" xmlns:w16cex="http://schemas.microsoft.com/office/word/2018/wordml/cex" xmlns:w16cid="http://schemas.microsoft.com/office/word/2016/wordml/cid" xmlns:w16="http://schemas.microsoft.com/office/word/2018/wordml" xmlns:w16du="http://schemas.microsoft.com/office/word/2023/wordml/word16du" xmlns:w16sdtdh="http://schemas.microsoft.com/office/word/2020/wordml/sdtdatahash" xmlns:w16sdtfl="http://schemas.microsoft.com/office/word/2024/wordml/sdtformatlock" xmlns:w16se="http://schemas.microsoft.com/office/word/2015/wordml/symex" xmlns:wpg="http://schemas.microsoft.com/office/word/2010/wordprocessingGroup" xmlns:wpi="http://schemas.microsoft.com/office/word/2010/wordprocessingInk" xmlns:wne="http://schemas.microsoft.com/office/word/2006/wordml" xmlns:wps="http://schemas.microsoft.com/office/word/2010/wordprocessingShape" mc:Ignorable="w14 w15 w16se w16cid w16 w16cex w16sdtdh w16sdtfl w16du wp14">
+<w:endnotes xmlns:wpc="http://schemas.microsoft.com/office/word/2010/wordprocessingCanvas" xmlns:cx="http://schemas.microsoft.com/office/drawing/2014/chartex" xmlns:cx1="http://schemas.microsoft.com/office/drawing/2015/9/8/chartex" xmlns:cx2="http://schemas.microsoft.com/office/drawing/2015/10/21/chartex" xmlns:cx3="http://schemas.microsoft.com/office/drawing/2016/5/9/chartex" xmlns:cx4="http://schemas.microsoft.com/office/drawing/2016/5/10/chartex" xmlns:cx5="http://schemas.microsoft.com/office/drawing/2016/5/11/chartex" xmlns:cx6="http://schemas.microsoft.com/office/drawing/2016/5/12/chartex" xmlns:cx7="http://schemas.microsoft.com/office/drawing/2016/5/13/chartex" xmlns:cx8="http://schemas.microsoft.com/office/drawing/2016/5/14/chartex" xmlns:mc="http://schemas.openxmlformats.org/markup-compatibility/2006" xmlns:aink="http://schemas.microsoft.com/office/drawing/2016/ink" xmlns:am3d="http://schemas.microsoft.com/office/drawing/2017/model3d" xmlns:o="urn:schemas-microsoft-com:office:office" xmlns:r="http://schemas.openxmlformats.org/officeDocument/2006/relationships" xmlns:m="http://schemas.openxmlformats.org/officeDocument/2006/math" xmlns:v="urn:schemas-microsoft-com:vml" xmlns:wp14="http://schemas.microsoft.com/office/word/2010/wordprocessingDrawing" xmlns:wp="http://schemas.openxmlformats.org/drawingml/2006/wordprocessingDrawing" xmlns:w10="urn:schemas-microsoft-com:office:word" xmlns:w="http://schemas.openxmlformats.org/wordprocessingml/2006/main" xmlns:w14="http://schemas.microsoft.com/office/word/2010/wordml" xmlns:w15="http://schemas.microsoft.com/office/word/2012/wordml" xmlns:w16cex="http://schemas.microsoft.com/office/word/2018/wordml/cex" xmlns:w16cid="http://schemas.microsoft.com/office/word/2016/wordml/cid" xmlns:w16="http://schemas.microsoft.com/office/word/2018/wordml" xmlns:w16sdtdh="http://schemas.microsoft.com/office/word/2020/wordml/sdtdatahash" xmlns:w16se="http://schemas.microsoft.com/office/word/2015/wordml/symex" xmlns:wpg="http://schemas.microsoft.com/office/word/2010/wordprocessingGroup" xmlns:wpi="http://schemas.microsoft.com/office/word/2010/wordprocessingInk" xmlns:wne="http://schemas.microsoft.com/office/word/2006/wordml" xmlns:wps="http://schemas.microsoft.com/office/word/2010/wordprocessingShape" mc:Ignorable="w14 w15 w16se w16cid w16 w16cex w16sdtdh wp14">
   <w:endnote w:type="separator" w:id="-1">
     <w:p>
       <w:pPr>
@@ -17367,7 +15072,7 @@
 </file>
 
 <file path=word/footer1.xml><?xml version="1.0" encoding="utf-8"?>
-<w:ftr xmlns:wpc="http://schemas.microsoft.com/office/word/2010/wordprocessingCanvas" xmlns:cx="http://schemas.microsoft.com/office/drawing/2014/chartex" xmlns:cx1="http://schemas.microsoft.com/office/drawing/2015/9/8/chartex" xmlns:cx2="http://schemas.microsoft.com/office/drawing/2015/10/21/chartex" xmlns:cx3="http://schemas.microsoft.com/office/drawing/2016/5/9/chartex" xmlns:cx4="http://schemas.microsoft.com/office/drawing/2016/5/10/chartex" xmlns:cx5="http://schemas.microsoft.com/office/drawing/2016/5/11/chartex" xmlns:cx6="http://schemas.microsoft.com/office/drawing/2016/5/12/chartex" xmlns:cx7="http://schemas.microsoft.com/office/drawing/2016/5/13/chartex" xmlns:cx8="http://schemas.microsoft.com/office/drawing/2016/5/14/chartex" xmlns:mc="http://schemas.openxmlformats.org/markup-compatibility/2006" xmlns:aink="http://schemas.microsoft.com/office/drawing/2016/ink" xmlns:am3d="http://schemas.microsoft.com/office/drawing/2017/model3d" xmlns:o="urn:schemas-microsoft-com:office:office" xmlns:oel="http://schemas.microsoft.com/office/2019/extlst" xmlns:r="http://schemas.openxmlformats.org/officeDocument/2006/relationships" xmlns:m="http://schemas.openxmlformats.org/officeDocument/2006/math" xmlns:v="urn:schemas-microsoft-com:vml" xmlns:wp14="http://schemas.microsoft.com/office/word/2010/wordprocessingDrawing" xmlns:wp="http://schemas.openxmlformats.org/drawingml/2006/wordprocessingDrawing" xmlns:w10="urn:schemas-microsoft-com:office:word" xmlns:w="http://schemas.openxmlformats.org/wordprocessingml/2006/main" xmlns:w14="http://schemas.microsoft.com/office/word/2010/wordml" xmlns:w15="http://schemas.microsoft.com/office/word/2012/wordml" xmlns:w16cex="http://schemas.microsoft.com/office/word/2018/wordml/cex" xmlns:w16cid="http://schemas.microsoft.com/office/word/2016/wordml/cid" xmlns:w16="http://schemas.microsoft.com/office/word/2018/wordml" xmlns:w16du="http://schemas.microsoft.com/office/word/2023/wordml/word16du" xmlns:w16sdtdh="http://schemas.microsoft.com/office/word/2020/wordml/sdtdatahash" xmlns:w16sdtfl="http://schemas.microsoft.com/office/word/2024/wordml/sdtformatlock" xmlns:w16se="http://schemas.microsoft.com/office/word/2015/wordml/symex" xmlns:wpg="http://schemas.microsoft.com/office/word/2010/wordprocessingGroup" xmlns:wpi="http://schemas.microsoft.com/office/word/2010/wordprocessingInk" xmlns:wne="http://schemas.microsoft.com/office/word/2006/wordml" xmlns:wps="http://schemas.microsoft.com/office/word/2010/wordprocessingShape" mc:Ignorable="w14 w15 w16se w16cid w16 w16cex w16sdtdh w16sdtfl w16du wp14">
+<w:ftr xmlns:wpc="http://schemas.microsoft.com/office/word/2010/wordprocessingCanvas" xmlns:cx="http://schemas.microsoft.com/office/drawing/2014/chartex" xmlns:cx1="http://schemas.microsoft.com/office/drawing/2015/9/8/chartex" xmlns:cx2="http://schemas.microsoft.com/office/drawing/2015/10/21/chartex" xmlns:cx3="http://schemas.microsoft.com/office/drawing/2016/5/9/chartex" xmlns:cx4="http://schemas.microsoft.com/office/drawing/2016/5/10/chartex" xmlns:cx5="http://schemas.microsoft.com/office/drawing/2016/5/11/chartex" xmlns:cx6="http://schemas.microsoft.com/office/drawing/2016/5/12/chartex" xmlns:cx7="http://schemas.microsoft.com/office/drawing/2016/5/13/chartex" xmlns:cx8="http://schemas.microsoft.com/office/drawing/2016/5/14/chartex" xmlns:mc="http://schemas.openxmlformats.org/markup-compatibility/2006" xmlns:aink="http://schemas.microsoft.com/office/drawing/2016/ink" xmlns:am3d="http://schemas.microsoft.com/office/drawing/2017/model3d" xmlns:o="urn:schemas-microsoft-com:office:office" xmlns:r="http://schemas.openxmlformats.org/officeDocument/2006/relationships" xmlns:m="http://schemas.openxmlformats.org/officeDocument/2006/math" xmlns:v="urn:schemas-microsoft-com:vml" xmlns:wp14="http://schemas.microsoft.com/office/word/2010/wordprocessingDrawing" xmlns:wp="http://schemas.openxmlformats.org/drawingml/2006/wordprocessingDrawing" xmlns:w10="urn:schemas-microsoft-com:office:word" xmlns:w="http://schemas.openxmlformats.org/wordprocessingml/2006/main" xmlns:w14="http://schemas.microsoft.com/office/word/2010/wordml" xmlns:w15="http://schemas.microsoft.com/office/word/2012/wordml" xmlns:w16cex="http://schemas.microsoft.com/office/word/2018/wordml/cex" xmlns:w16cid="http://schemas.microsoft.com/office/word/2016/wordml/cid" xmlns:w16="http://schemas.microsoft.com/office/word/2018/wordml" xmlns:w16sdtdh="http://schemas.microsoft.com/office/word/2020/wordml/sdtdatahash" xmlns:w16se="http://schemas.microsoft.com/office/word/2015/wordml/symex" xmlns:wpg="http://schemas.microsoft.com/office/word/2010/wordprocessingGroup" xmlns:wpi="http://schemas.microsoft.com/office/word/2010/wordprocessingInk" xmlns:wne="http://schemas.microsoft.com/office/word/2006/wordml" xmlns:wps="http://schemas.microsoft.com/office/word/2010/wordprocessingShape" mc:Ignorable="w14 w15 w16se w16cid w16 w16cex w16sdtdh wp14">
   <w:p>
     <w:pPr>
       <w:pStyle w:val="a8"/>
@@ -17378,7 +15083,7 @@
 </file>
 
 <file path=word/footer2.xml><?xml version="1.0" encoding="utf-8"?>
-<w:ftr xmlns:wpc="http://schemas.microsoft.com/office/word/2010/wordprocessingCanvas" xmlns:cx="http://schemas.microsoft.com/office/drawing/2014/chartex" xmlns:cx1="http://schemas.microsoft.com/office/drawing/2015/9/8/chartex" xmlns:cx2="http://schemas.microsoft.com/office/drawing/2015/10/21/chartex" xmlns:cx3="http://schemas.microsoft.com/office/drawing/2016/5/9/chartex" xmlns:cx4="http://schemas.microsoft.com/office/drawing/2016/5/10/chartex" xmlns:cx5="http://schemas.microsoft.com/office/drawing/2016/5/11/chartex" xmlns:cx6="http://schemas.microsoft.com/office/drawing/2016/5/12/chartex" xmlns:cx7="http://schemas.microsoft.com/office/drawing/2016/5/13/chartex" xmlns:cx8="http://schemas.microsoft.com/office/drawing/2016/5/14/chartex" xmlns:mc="http://schemas.openxmlformats.org/markup-compatibility/2006" xmlns:aink="http://schemas.microsoft.com/office/drawing/2016/ink" xmlns:am3d="http://schemas.microsoft.com/office/drawing/2017/model3d" xmlns:o="urn:schemas-microsoft-com:office:office" xmlns:oel="http://schemas.microsoft.com/office/2019/extlst" xmlns:r="http://schemas.openxmlformats.org/officeDocument/2006/relationships" xmlns:m="http://schemas.openxmlformats.org/officeDocument/2006/math" xmlns:v="urn:schemas-microsoft-com:vml" xmlns:wp14="http://schemas.microsoft.com/office/word/2010/wordprocessingDrawing" xmlns:wp="http://schemas.openxmlformats.org/drawingml/2006/wordprocessingDrawing" xmlns:w10="urn:schemas-microsoft-com:office:word" xmlns:w="http://schemas.openxmlformats.org/wordprocessingml/2006/main" xmlns:w14="http://schemas.microsoft.com/office/word/2010/wordml" xmlns:w15="http://schemas.microsoft.com/office/word/2012/wordml" xmlns:w16cex="http://schemas.microsoft.com/office/word/2018/wordml/cex" xmlns:w16cid="http://schemas.microsoft.com/office/word/2016/wordml/cid" xmlns:w16="http://schemas.microsoft.com/office/word/2018/wordml" xmlns:w16du="http://schemas.microsoft.com/office/word/2023/wordml/word16du" xmlns:w16sdtdh="http://schemas.microsoft.com/office/word/2020/wordml/sdtdatahash" xmlns:w16sdtfl="http://schemas.microsoft.com/office/word/2024/wordml/sdtformatlock" xmlns:w16se="http://schemas.microsoft.com/office/word/2015/wordml/symex" xmlns:wpg="http://schemas.microsoft.com/office/word/2010/wordprocessingGroup" xmlns:wpi="http://schemas.microsoft.com/office/word/2010/wordprocessingInk" xmlns:wne="http://schemas.microsoft.com/office/word/2006/wordml" xmlns:wps="http://schemas.microsoft.com/office/word/2010/wordprocessingShape" mc:Ignorable="w14 w15 w16se w16cid w16 w16cex w16sdtdh w16sdtfl w16du wp14">
+<w:ftr xmlns:wpc="http://schemas.microsoft.com/office/word/2010/wordprocessingCanvas" xmlns:cx="http://schemas.microsoft.com/office/drawing/2014/chartex" xmlns:cx1="http://schemas.microsoft.com/office/drawing/2015/9/8/chartex" xmlns:cx2="http://schemas.microsoft.com/office/drawing/2015/10/21/chartex" xmlns:cx3="http://schemas.microsoft.com/office/drawing/2016/5/9/chartex" xmlns:cx4="http://schemas.microsoft.com/office/drawing/2016/5/10/chartex" xmlns:cx5="http://schemas.microsoft.com/office/drawing/2016/5/11/chartex" xmlns:cx6="http://schemas.microsoft.com/office/drawing/2016/5/12/chartex" xmlns:cx7="http://schemas.microsoft.com/office/drawing/2016/5/13/chartex" xmlns:cx8="http://schemas.microsoft.com/office/drawing/2016/5/14/chartex" xmlns:mc="http://schemas.openxmlformats.org/markup-compatibility/2006" xmlns:aink="http://schemas.microsoft.com/office/drawing/2016/ink" xmlns:am3d="http://schemas.microsoft.com/office/drawing/2017/model3d" xmlns:o="urn:schemas-microsoft-com:office:office" xmlns:r="http://schemas.openxmlformats.org/officeDocument/2006/relationships" xmlns:m="http://schemas.openxmlformats.org/officeDocument/2006/math" xmlns:v="urn:schemas-microsoft-com:vml" xmlns:wp14="http://schemas.microsoft.com/office/word/2010/wordprocessingDrawing" xmlns:wp="http://schemas.openxmlformats.org/drawingml/2006/wordprocessingDrawing" xmlns:w10="urn:schemas-microsoft-com:office:word" xmlns:w="http://schemas.openxmlformats.org/wordprocessingml/2006/main" xmlns:w14="http://schemas.microsoft.com/office/word/2010/wordml" xmlns:w15="http://schemas.microsoft.com/office/word/2012/wordml" xmlns:w16cex="http://schemas.microsoft.com/office/word/2018/wordml/cex" xmlns:w16cid="http://schemas.microsoft.com/office/word/2016/wordml/cid" xmlns:w16="http://schemas.microsoft.com/office/word/2018/wordml" xmlns:w16sdtdh="http://schemas.microsoft.com/office/word/2020/wordml/sdtdatahash" xmlns:w16se="http://schemas.microsoft.com/office/word/2015/wordml/symex" xmlns:wpg="http://schemas.microsoft.com/office/word/2010/wordprocessingGroup" xmlns:wpi="http://schemas.microsoft.com/office/word/2010/wordprocessingInk" xmlns:wne="http://schemas.microsoft.com/office/word/2006/wordml" xmlns:wps="http://schemas.microsoft.com/office/word/2010/wordprocessingShape" mc:Ignorable="w14 w15 w16se w16cid w16 w16cex w16sdtdh wp14">
   <w:sdt>
     <w:sdtPr>
       <w:id w:val="-755892202"/>
@@ -17426,7 +15131,7 @@
 </file>
 
 <file path=word/footer3.xml><?xml version="1.0" encoding="utf-8"?>
-<w:ftr xmlns:wpc="http://schemas.microsoft.com/office/word/2010/wordprocessingCanvas" xmlns:cx="http://schemas.microsoft.com/office/drawing/2014/chartex" xmlns:cx1="http://schemas.microsoft.com/office/drawing/2015/9/8/chartex" xmlns:cx2="http://schemas.microsoft.com/office/drawing/2015/10/21/chartex" xmlns:cx3="http://schemas.microsoft.com/office/drawing/2016/5/9/chartex" xmlns:cx4="http://schemas.microsoft.com/office/drawing/2016/5/10/chartex" xmlns:cx5="http://schemas.microsoft.com/office/drawing/2016/5/11/chartex" xmlns:cx6="http://schemas.microsoft.com/office/drawing/2016/5/12/chartex" xmlns:cx7="http://schemas.microsoft.com/office/drawing/2016/5/13/chartex" xmlns:cx8="http://schemas.microsoft.com/office/drawing/2016/5/14/chartex" xmlns:mc="http://schemas.openxmlformats.org/markup-compatibility/2006" xmlns:aink="http://schemas.microsoft.com/office/drawing/2016/ink" xmlns:am3d="http://schemas.microsoft.com/office/drawing/2017/model3d" xmlns:o="urn:schemas-microsoft-com:office:office" xmlns:oel="http://schemas.microsoft.com/office/2019/extlst" xmlns:r="http://schemas.openxmlformats.org/officeDocument/2006/relationships" xmlns:m="http://schemas.openxmlformats.org/officeDocument/2006/math" xmlns:v="urn:schemas-microsoft-com:vml" xmlns:wp14="http://schemas.microsoft.com/office/word/2010/wordprocessingDrawing" xmlns:wp="http://schemas.openxmlformats.org/drawingml/2006/wordprocessingDrawing" xmlns:w10="urn:schemas-microsoft-com:office:word" xmlns:w="http://schemas.openxmlformats.org/wordprocessingml/2006/main" xmlns:w14="http://schemas.microsoft.com/office/word/2010/wordml" xmlns:w15="http://schemas.microsoft.com/office/word/2012/wordml" xmlns:w16cex="http://schemas.microsoft.com/office/word/2018/wordml/cex" xmlns:w16cid="http://schemas.microsoft.com/office/word/2016/wordml/cid" xmlns:w16="http://schemas.microsoft.com/office/word/2018/wordml" xmlns:w16du="http://schemas.microsoft.com/office/word/2023/wordml/word16du" xmlns:w16sdtdh="http://schemas.microsoft.com/office/word/2020/wordml/sdtdatahash" xmlns:w16sdtfl="http://schemas.microsoft.com/office/word/2024/wordml/sdtformatlock" xmlns:w16se="http://schemas.microsoft.com/office/word/2015/wordml/symex" xmlns:wpg="http://schemas.microsoft.com/office/word/2010/wordprocessingGroup" xmlns:wpi="http://schemas.microsoft.com/office/word/2010/wordprocessingInk" xmlns:wne="http://schemas.microsoft.com/office/word/2006/wordml" xmlns:wps="http://schemas.microsoft.com/office/word/2010/wordprocessingShape" mc:Ignorable="w14 w15 w16se w16cid w16 w16cex w16sdtdh w16sdtfl w16du wp14">
+<w:ftr xmlns:wpc="http://schemas.microsoft.com/office/word/2010/wordprocessingCanvas" xmlns:cx="http://schemas.microsoft.com/office/drawing/2014/chartex" xmlns:cx1="http://schemas.microsoft.com/office/drawing/2015/9/8/chartex" xmlns:cx2="http://schemas.microsoft.com/office/drawing/2015/10/21/chartex" xmlns:cx3="http://schemas.microsoft.com/office/drawing/2016/5/9/chartex" xmlns:cx4="http://schemas.microsoft.com/office/drawing/2016/5/10/chartex" xmlns:cx5="http://schemas.microsoft.com/office/drawing/2016/5/11/chartex" xmlns:cx6="http://schemas.microsoft.com/office/drawing/2016/5/12/chartex" xmlns:cx7="http://schemas.microsoft.com/office/drawing/2016/5/13/chartex" xmlns:cx8="http://schemas.microsoft.com/office/drawing/2016/5/14/chartex" xmlns:mc="http://schemas.openxmlformats.org/markup-compatibility/2006" xmlns:aink="http://schemas.microsoft.com/office/drawing/2016/ink" xmlns:am3d="http://schemas.microsoft.com/office/drawing/2017/model3d" xmlns:o="urn:schemas-microsoft-com:office:office" xmlns:r="http://schemas.openxmlformats.org/officeDocument/2006/relationships" xmlns:m="http://schemas.openxmlformats.org/officeDocument/2006/math" xmlns:v="urn:schemas-microsoft-com:vml" xmlns:wp14="http://schemas.microsoft.com/office/word/2010/wordprocessingDrawing" xmlns:wp="http://schemas.openxmlformats.org/drawingml/2006/wordprocessingDrawing" xmlns:w10="urn:schemas-microsoft-com:office:word" xmlns:w="http://schemas.openxmlformats.org/wordprocessingml/2006/main" xmlns:w14="http://schemas.microsoft.com/office/word/2010/wordml" xmlns:w15="http://schemas.microsoft.com/office/word/2012/wordml" xmlns:w16cex="http://schemas.microsoft.com/office/word/2018/wordml/cex" xmlns:w16cid="http://schemas.microsoft.com/office/word/2016/wordml/cid" xmlns:w16="http://schemas.microsoft.com/office/word/2018/wordml" xmlns:w16sdtdh="http://schemas.microsoft.com/office/word/2020/wordml/sdtdatahash" xmlns:w16se="http://schemas.microsoft.com/office/word/2015/wordml/symex" xmlns:wpg="http://schemas.microsoft.com/office/word/2010/wordprocessingGroup" xmlns:wpi="http://schemas.microsoft.com/office/word/2010/wordprocessingInk" xmlns:wne="http://schemas.microsoft.com/office/word/2006/wordml" xmlns:wps="http://schemas.microsoft.com/office/word/2010/wordprocessingShape" mc:Ignorable="w14 w15 w16se w16cid w16 w16cex w16sdtdh wp14">
   <w:sdt>
     <w:sdtPr>
       <w:id w:val="-1196850302"/>
@@ -17474,7 +15179,7 @@
 </file>
 
 <file path=word/footer4.xml><?xml version="1.0" encoding="utf-8"?>
-<w:ftr xmlns:wpc="http://schemas.microsoft.com/office/word/2010/wordprocessingCanvas" xmlns:cx="http://schemas.microsoft.com/office/drawing/2014/chartex" xmlns:cx1="http://schemas.microsoft.com/office/drawing/2015/9/8/chartex" xmlns:cx2="http://schemas.microsoft.com/office/drawing/2015/10/21/chartex" xmlns:cx3="http://schemas.microsoft.com/office/drawing/2016/5/9/chartex" xmlns:cx4="http://schemas.microsoft.com/office/drawing/2016/5/10/chartex" xmlns:cx5="http://schemas.microsoft.com/office/drawing/2016/5/11/chartex" xmlns:cx6="http://schemas.microsoft.com/office/drawing/2016/5/12/chartex" xmlns:cx7="http://schemas.microsoft.com/office/drawing/2016/5/13/chartex" xmlns:cx8="http://schemas.microsoft.com/office/drawing/2016/5/14/chartex" xmlns:mc="http://schemas.openxmlformats.org/markup-compatibility/2006" xmlns:aink="http://schemas.microsoft.com/office/drawing/2016/ink" xmlns:am3d="http://schemas.microsoft.com/office/drawing/2017/model3d" xmlns:o="urn:schemas-microsoft-com:office:office" xmlns:oel="http://schemas.microsoft.com/office/2019/extlst" xmlns:r="http://schemas.openxmlformats.org/officeDocument/2006/relationships" xmlns:m="http://schemas.openxmlformats.org/officeDocument/2006/math" xmlns:v="urn:schemas-microsoft-com:vml" xmlns:wp14="http://schemas.microsoft.com/office/word/2010/wordprocessingDrawing" xmlns:wp="http://schemas.openxmlformats.org/drawingml/2006/wordprocessingDrawing" xmlns:w10="urn:schemas-microsoft-com:office:word" xmlns:w="http://schemas.openxmlformats.org/wordprocessingml/2006/main" xmlns:w14="http://schemas.microsoft.com/office/word/2010/wordml" xmlns:w15="http://schemas.microsoft.com/office/word/2012/wordml" xmlns:w16cex="http://schemas.microsoft.com/office/word/2018/wordml/cex" xmlns:w16cid="http://schemas.microsoft.com/office/word/2016/wordml/cid" xmlns:w16="http://schemas.microsoft.com/office/word/2018/wordml" xmlns:w16du="http://schemas.microsoft.com/office/word/2023/wordml/word16du" xmlns:w16sdtdh="http://schemas.microsoft.com/office/word/2020/wordml/sdtdatahash" xmlns:w16sdtfl="http://schemas.microsoft.com/office/word/2024/wordml/sdtformatlock" xmlns:w16se="http://schemas.microsoft.com/office/word/2015/wordml/symex" xmlns:wpg="http://schemas.microsoft.com/office/word/2010/wordprocessingGroup" xmlns:wpi="http://schemas.microsoft.com/office/word/2010/wordprocessingInk" xmlns:wne="http://schemas.microsoft.com/office/word/2006/wordml" xmlns:wps="http://schemas.microsoft.com/office/word/2010/wordprocessingShape" mc:Ignorable="w14 w15 w16se w16cid w16 w16cex w16sdtdh w16sdtfl w16du wp14">
+<w:ftr xmlns:wpc="http://schemas.microsoft.com/office/word/2010/wordprocessingCanvas" xmlns:cx="http://schemas.microsoft.com/office/drawing/2014/chartex" xmlns:cx1="http://schemas.microsoft.com/office/drawing/2015/9/8/chartex" xmlns:cx2="http://schemas.microsoft.com/office/drawing/2015/10/21/chartex" xmlns:cx3="http://schemas.microsoft.com/office/drawing/2016/5/9/chartex" xmlns:cx4="http://schemas.microsoft.com/office/drawing/2016/5/10/chartex" xmlns:cx5="http://schemas.microsoft.com/office/drawing/2016/5/11/chartex" xmlns:cx6="http://schemas.microsoft.com/office/drawing/2016/5/12/chartex" xmlns:cx7="http://schemas.microsoft.com/office/drawing/2016/5/13/chartex" xmlns:cx8="http://schemas.microsoft.com/office/drawing/2016/5/14/chartex" xmlns:mc="http://schemas.openxmlformats.org/markup-compatibility/2006" xmlns:aink="http://schemas.microsoft.com/office/drawing/2016/ink" xmlns:am3d="http://schemas.microsoft.com/office/drawing/2017/model3d" xmlns:o="urn:schemas-microsoft-com:office:office" xmlns:r="http://schemas.openxmlformats.org/officeDocument/2006/relationships" xmlns:m="http://schemas.openxmlformats.org/officeDocument/2006/math" xmlns:v="urn:schemas-microsoft-com:vml" xmlns:wp14="http://schemas.microsoft.com/office/word/2010/wordprocessingDrawing" xmlns:wp="http://schemas.openxmlformats.org/drawingml/2006/wordprocessingDrawing" xmlns:w10="urn:schemas-microsoft-com:office:word" xmlns:w="http://schemas.openxmlformats.org/wordprocessingml/2006/main" xmlns:w14="http://schemas.microsoft.com/office/word/2010/wordml" xmlns:w15="http://schemas.microsoft.com/office/word/2012/wordml" xmlns:w16cex="http://schemas.microsoft.com/office/word/2018/wordml/cex" xmlns:w16cid="http://schemas.microsoft.com/office/word/2016/wordml/cid" xmlns:w16="http://schemas.microsoft.com/office/word/2018/wordml" xmlns:w16sdtdh="http://schemas.microsoft.com/office/word/2020/wordml/sdtdatahash" xmlns:w16se="http://schemas.microsoft.com/office/word/2015/wordml/symex" xmlns:wpg="http://schemas.microsoft.com/office/word/2010/wordprocessingGroup" xmlns:wpi="http://schemas.microsoft.com/office/word/2010/wordprocessingInk" xmlns:wne="http://schemas.microsoft.com/office/word/2006/wordml" xmlns:wps="http://schemas.microsoft.com/office/word/2010/wordprocessingShape" mc:Ignorable="w14 w15 w16se w16cid w16 w16cex w16sdtdh wp14">
   <w:sdt>
     <w:sdtPr>
       <w:id w:val="1056203392"/>
@@ -17501,7 +15206,7 @@
 </file>
 
 <file path=word/footnotes.xml><?xml version="1.0" encoding="utf-8"?>
-<w:footnotes xmlns:wpc="http://schemas.microsoft.com/office/word/2010/wordprocessingCanvas" xmlns:cx="http://schemas.microsoft.com/office/drawing/2014/chartex" xmlns:cx1="http://schemas.microsoft.com/office/drawing/2015/9/8/chartex" xmlns:cx2="http://schemas.microsoft.com/office/drawing/2015/10/21/chartex" xmlns:cx3="http://schemas.microsoft.com/office/drawing/2016/5/9/chartex" xmlns:cx4="http://schemas.microsoft.com/office/drawing/2016/5/10/chartex" xmlns:cx5="http://schemas.microsoft.com/office/drawing/2016/5/11/chartex" xmlns:cx6="http://schemas.microsoft.com/office/drawing/2016/5/12/chartex" xmlns:cx7="http://schemas.microsoft.com/office/drawing/2016/5/13/chartex" xmlns:cx8="http://schemas.microsoft.com/office/drawing/2016/5/14/chartex" xmlns:mc="http://schemas.openxmlformats.org/markup-compatibility/2006" xmlns:aink="http://schemas.microsoft.com/office/drawing/2016/ink" xmlns:am3d="http://schemas.microsoft.com/office/drawing/2017/model3d" xmlns:o="urn:schemas-microsoft-com:office:office" xmlns:oel="http://schemas.microsoft.com/office/2019/extlst" xmlns:r="http://schemas.openxmlformats.org/officeDocument/2006/relationships" xmlns:m="http://schemas.openxmlformats.org/officeDocument/2006/math" xmlns:v="urn:schemas-microsoft-com:vml" xmlns:wp14="http://schemas.microsoft.com/office/word/2010/wordprocessingDrawing" xmlns:wp="http://schemas.openxmlformats.org/drawingml/2006/wordprocessingDrawing" xmlns:w10="urn:schemas-microsoft-com:office:word" xmlns:w="http://schemas.openxmlformats.org/wordprocessingml/2006/main" xmlns:w14="http://schemas.microsoft.com/office/word/2010/wordml" xmlns:w15="http://schemas.microsoft.com/office/word/2012/wordml" xmlns:w16cex="http://schemas.microsoft.com/office/word/2018/wordml/cex" xmlns:w16cid="http://schemas.microsoft.com/office/word/2016/wordml/cid" xmlns:w16="http://schemas.microsoft.com/office/word/2018/wordml" xmlns:w16du="http://schemas.microsoft.com/office/word/2023/wordml/word16du" xmlns:w16sdtdh="http://schemas.microsoft.com/office/word/2020/wordml/sdtdatahash" xmlns:w16sdtfl="http://schemas.microsoft.com/office/word/2024/wordml/sdtformatlock" xmlns:w16se="http://schemas.microsoft.com/office/word/2015/wordml/symex" xmlns:wpg="http://schemas.microsoft.com/office/word/2010/wordprocessingGroup" xmlns:wpi="http://schemas.microsoft.com/office/word/2010/wordprocessingInk" xmlns:wne="http://schemas.microsoft.com/office/word/2006/wordml" xmlns:wps="http://schemas.microsoft.com/office/word/2010/wordprocessingShape" mc:Ignorable="w14 w15 w16se w16cid w16 w16cex w16sdtdh w16sdtfl w16du wp14">
+<w:footnotes xmlns:wpc="http://schemas.microsoft.com/office/word/2010/wordprocessingCanvas" xmlns:cx="http://schemas.microsoft.com/office/drawing/2014/chartex" xmlns:cx1="http://schemas.microsoft.com/office/drawing/2015/9/8/chartex" xmlns:cx2="http://schemas.microsoft.com/office/drawing/2015/10/21/chartex" xmlns:cx3="http://schemas.microsoft.com/office/drawing/2016/5/9/chartex" xmlns:cx4="http://schemas.microsoft.com/office/drawing/2016/5/10/chartex" xmlns:cx5="http://schemas.microsoft.com/office/drawing/2016/5/11/chartex" xmlns:cx6="http://schemas.microsoft.com/office/drawing/2016/5/12/chartex" xmlns:cx7="http://schemas.microsoft.com/office/drawing/2016/5/13/chartex" xmlns:cx8="http://schemas.microsoft.com/office/drawing/2016/5/14/chartex" xmlns:mc="http://schemas.openxmlformats.org/markup-compatibility/2006" xmlns:aink="http://schemas.microsoft.com/office/drawing/2016/ink" xmlns:am3d="http://schemas.microsoft.com/office/drawing/2017/model3d" xmlns:o="urn:schemas-microsoft-com:office:office" xmlns:r="http://schemas.openxmlformats.org/officeDocument/2006/relationships" xmlns:m="http://schemas.openxmlformats.org/officeDocument/2006/math" xmlns:v="urn:schemas-microsoft-com:vml" xmlns:wp14="http://schemas.microsoft.com/office/word/2010/wordprocessingDrawing" xmlns:wp="http://schemas.openxmlformats.org/drawingml/2006/wordprocessingDrawing" xmlns:w10="urn:schemas-microsoft-com:office:word" xmlns:w="http://schemas.openxmlformats.org/wordprocessingml/2006/main" xmlns:w14="http://schemas.microsoft.com/office/word/2010/wordml" xmlns:w15="http://schemas.microsoft.com/office/word/2012/wordml" xmlns:w16cex="http://schemas.microsoft.com/office/word/2018/wordml/cex" xmlns:w16cid="http://schemas.microsoft.com/office/word/2016/wordml/cid" xmlns:w16="http://schemas.microsoft.com/office/word/2018/wordml" xmlns:w16sdtdh="http://schemas.microsoft.com/office/word/2020/wordml/sdtdatahash" xmlns:w16se="http://schemas.microsoft.com/office/word/2015/wordml/symex" xmlns:wpg="http://schemas.microsoft.com/office/word/2010/wordprocessingGroup" xmlns:wpi="http://schemas.microsoft.com/office/word/2010/wordprocessingInk" xmlns:wne="http://schemas.microsoft.com/office/word/2006/wordml" xmlns:wps="http://schemas.microsoft.com/office/word/2010/wordprocessingShape" mc:Ignorable="w14 w15 w16se w16cid w16 w16cex w16sdtdh wp14">
   <w:footnote w:type="separator" w:id="-1">
     <w:p>
       <w:pPr>
@@ -17526,7 +15231,7 @@
 </file>
 
 <file path=word/header1.xml><?xml version="1.0" encoding="utf-8"?>
-<w:hdr xmlns:wpc="http://schemas.microsoft.com/office/word/2010/wordprocessingCanvas" xmlns:cx="http://schemas.microsoft.com/office/drawing/2014/chartex" xmlns:cx1="http://schemas.microsoft.com/office/drawing/2015/9/8/chartex" xmlns:cx2="http://schemas.microsoft.com/office/drawing/2015/10/21/chartex" xmlns:cx3="http://schemas.microsoft.com/office/drawing/2016/5/9/chartex" xmlns:cx4="http://schemas.microsoft.com/office/drawing/2016/5/10/chartex" xmlns:cx5="http://schemas.microsoft.com/office/drawing/2016/5/11/chartex" xmlns:cx6="http://schemas.microsoft.com/office/drawing/2016/5/12/chartex" xmlns:cx7="http://schemas.microsoft.com/office/drawing/2016/5/13/chartex" xmlns:cx8="http://schemas.microsoft.com/office/drawing/2016/5/14/chartex" xmlns:mc="http://schemas.openxmlformats.org/markup-compatibility/2006" xmlns:aink="http://schemas.microsoft.com/office/drawing/2016/ink" xmlns:am3d="http://schemas.microsoft.com/office/drawing/2017/model3d" xmlns:o="urn:schemas-microsoft-com:office:office" xmlns:oel="http://schemas.microsoft.com/office/2019/extlst" xmlns:r="http://schemas.openxmlformats.org/officeDocument/2006/relationships" xmlns:m="http://schemas.openxmlformats.org/officeDocument/2006/math" xmlns:v="urn:schemas-microsoft-com:vml" xmlns:wp14="http://schemas.microsoft.com/office/word/2010/wordprocessingDrawing" xmlns:wp="http://schemas.openxmlformats.org/drawingml/2006/wordprocessingDrawing" xmlns:w10="urn:schemas-microsoft-com:office:word" xmlns:w="http://schemas.openxmlformats.org/wordprocessingml/2006/main" xmlns:w14="http://schemas.microsoft.com/office/word/2010/wordml" xmlns:w15="http://schemas.microsoft.com/office/word/2012/wordml" xmlns:w16cex="http://schemas.microsoft.com/office/word/2018/wordml/cex" xmlns:w16cid="http://schemas.microsoft.com/office/word/2016/wordml/cid" xmlns:w16="http://schemas.microsoft.com/office/word/2018/wordml" xmlns:w16du="http://schemas.microsoft.com/office/word/2023/wordml/word16du" xmlns:w16sdtdh="http://schemas.microsoft.com/office/word/2020/wordml/sdtdatahash" xmlns:w16sdtfl="http://schemas.microsoft.com/office/word/2024/wordml/sdtformatlock" xmlns:w16se="http://schemas.microsoft.com/office/word/2015/wordml/symex" xmlns:wpg="http://schemas.microsoft.com/office/word/2010/wordprocessingGroup" xmlns:wpi="http://schemas.microsoft.com/office/word/2010/wordprocessingInk" xmlns:wne="http://schemas.microsoft.com/office/word/2006/wordml" xmlns:wps="http://schemas.microsoft.com/office/word/2010/wordprocessingShape" mc:Ignorable="w14 w15 w16se w16cid w16 w16cex w16sdtdh w16sdtfl w16du wp14">
+<w:hdr xmlns:wpc="http://schemas.microsoft.com/office/word/2010/wordprocessingCanvas" xmlns:cx="http://schemas.microsoft.com/office/drawing/2014/chartex" xmlns:cx1="http://schemas.microsoft.com/office/drawing/2015/9/8/chartex" xmlns:cx2="http://schemas.microsoft.com/office/drawing/2015/10/21/chartex" xmlns:cx3="http://schemas.microsoft.com/office/drawing/2016/5/9/chartex" xmlns:cx4="http://schemas.microsoft.com/office/drawing/2016/5/10/chartex" xmlns:cx5="http://schemas.microsoft.com/office/drawing/2016/5/11/chartex" xmlns:cx6="http://schemas.microsoft.com/office/drawing/2016/5/12/chartex" xmlns:cx7="http://schemas.microsoft.com/office/drawing/2016/5/13/chartex" xmlns:cx8="http://schemas.microsoft.com/office/drawing/2016/5/14/chartex" xmlns:mc="http://schemas.openxmlformats.org/markup-compatibility/2006" xmlns:aink="http://schemas.microsoft.com/office/drawing/2016/ink" xmlns:am3d="http://schemas.microsoft.com/office/drawing/2017/model3d" xmlns:o="urn:schemas-microsoft-com:office:office" xmlns:r="http://schemas.openxmlformats.org/officeDocument/2006/relationships" xmlns:m="http://schemas.openxmlformats.org/officeDocument/2006/math" xmlns:v="urn:schemas-microsoft-com:vml" xmlns:wp14="http://schemas.microsoft.com/office/word/2010/wordprocessingDrawing" xmlns:wp="http://schemas.openxmlformats.org/drawingml/2006/wordprocessingDrawing" xmlns:w10="urn:schemas-microsoft-com:office:word" xmlns:w="http://schemas.openxmlformats.org/wordprocessingml/2006/main" xmlns:w14="http://schemas.microsoft.com/office/word/2010/wordml" xmlns:w15="http://schemas.microsoft.com/office/word/2012/wordml" xmlns:w16cex="http://schemas.microsoft.com/office/word/2018/wordml/cex" xmlns:w16cid="http://schemas.microsoft.com/office/word/2016/wordml/cid" xmlns:w16="http://schemas.microsoft.com/office/word/2018/wordml" xmlns:w16sdtdh="http://schemas.microsoft.com/office/word/2020/wordml/sdtdatahash" xmlns:w16se="http://schemas.microsoft.com/office/word/2015/wordml/symex" xmlns:wpg="http://schemas.microsoft.com/office/word/2010/wordprocessingGroup" xmlns:wpi="http://schemas.microsoft.com/office/word/2010/wordprocessingInk" xmlns:wne="http://schemas.microsoft.com/office/word/2006/wordml" xmlns:wps="http://schemas.microsoft.com/office/word/2010/wordprocessingShape" mc:Ignorable="w14 w15 w16se w16cid w16 w16cex w16sdtdh wp14">
   <w:p>
     <w:pPr>
       <w:spacing w:after="0" w:line="240" w:lineRule="auto"/>
@@ -17681,7 +15386,7 @@
 </file>
 
 <file path=word/header2.xml><?xml version="1.0" encoding="utf-8"?>
-<w:hdr xmlns:wpc="http://schemas.microsoft.com/office/word/2010/wordprocessingCanvas" xmlns:cx="http://schemas.microsoft.com/office/drawing/2014/chartex" xmlns:cx1="http://schemas.microsoft.com/office/drawing/2015/9/8/chartex" xmlns:cx2="http://schemas.microsoft.com/office/drawing/2015/10/21/chartex" xmlns:cx3="http://schemas.microsoft.com/office/drawing/2016/5/9/chartex" xmlns:cx4="http://schemas.microsoft.com/office/drawing/2016/5/10/chartex" xmlns:cx5="http://schemas.microsoft.com/office/drawing/2016/5/11/chartex" xmlns:cx6="http://schemas.microsoft.com/office/drawing/2016/5/12/chartex" xmlns:cx7="http://schemas.microsoft.com/office/drawing/2016/5/13/chartex" xmlns:cx8="http://schemas.microsoft.com/office/drawing/2016/5/14/chartex" xmlns:mc="http://schemas.openxmlformats.org/markup-compatibility/2006" xmlns:aink="http://schemas.microsoft.com/office/drawing/2016/ink" xmlns:am3d="http://schemas.microsoft.com/office/drawing/2017/model3d" xmlns:o="urn:schemas-microsoft-com:office:office" xmlns:oel="http://schemas.microsoft.com/office/2019/extlst" xmlns:r="http://schemas.openxmlformats.org/officeDocument/2006/relationships" xmlns:m="http://schemas.openxmlformats.org/officeDocument/2006/math" xmlns:v="urn:schemas-microsoft-com:vml" xmlns:wp14="http://schemas.microsoft.com/office/word/2010/wordprocessingDrawing" xmlns:wp="http://schemas.openxmlformats.org/drawingml/2006/wordprocessingDrawing" xmlns:w10="urn:schemas-microsoft-com:office:word" xmlns:w="http://schemas.openxmlformats.org/wordprocessingml/2006/main" xmlns:w14="http://schemas.microsoft.com/office/word/2010/wordml" xmlns:w15="http://schemas.microsoft.com/office/word/2012/wordml" xmlns:w16cex="http://schemas.microsoft.com/office/word/2018/wordml/cex" xmlns:w16cid="http://schemas.microsoft.com/office/word/2016/wordml/cid" xmlns:w16="http://schemas.microsoft.com/office/word/2018/wordml" xmlns:w16du="http://schemas.microsoft.com/office/word/2023/wordml/word16du" xmlns:w16sdtdh="http://schemas.microsoft.com/office/word/2020/wordml/sdtdatahash" xmlns:w16sdtfl="http://schemas.microsoft.com/office/word/2024/wordml/sdtformatlock" xmlns:w16se="http://schemas.microsoft.com/office/word/2015/wordml/symex" xmlns:wpg="http://schemas.microsoft.com/office/word/2010/wordprocessingGroup" xmlns:wpi="http://schemas.microsoft.com/office/word/2010/wordprocessingInk" xmlns:wne="http://schemas.microsoft.com/office/word/2006/wordml" xmlns:wps="http://schemas.microsoft.com/office/word/2010/wordprocessingShape" mc:Ignorable="w14 w15 w16se w16cid w16 w16cex w16sdtdh w16sdtfl w16du wp14">
+<w:hdr xmlns:wpc="http://schemas.microsoft.com/office/word/2010/wordprocessingCanvas" xmlns:cx="http://schemas.microsoft.com/office/drawing/2014/chartex" xmlns:cx1="http://schemas.microsoft.com/office/drawing/2015/9/8/chartex" xmlns:cx2="http://schemas.microsoft.com/office/drawing/2015/10/21/chartex" xmlns:cx3="http://schemas.microsoft.com/office/drawing/2016/5/9/chartex" xmlns:cx4="http://schemas.microsoft.com/office/drawing/2016/5/10/chartex" xmlns:cx5="http://schemas.microsoft.com/office/drawing/2016/5/11/chartex" xmlns:cx6="http://schemas.microsoft.com/office/drawing/2016/5/12/chartex" xmlns:cx7="http://schemas.microsoft.com/office/drawing/2016/5/13/chartex" xmlns:cx8="http://schemas.microsoft.com/office/drawing/2016/5/14/chartex" xmlns:mc="http://schemas.openxmlformats.org/markup-compatibility/2006" xmlns:aink="http://schemas.microsoft.com/office/drawing/2016/ink" xmlns:am3d="http://schemas.microsoft.com/office/drawing/2017/model3d" xmlns:o="urn:schemas-microsoft-com:office:office" xmlns:r="http://schemas.openxmlformats.org/officeDocument/2006/relationships" xmlns:m="http://schemas.openxmlformats.org/officeDocument/2006/math" xmlns:v="urn:schemas-microsoft-com:vml" xmlns:wp14="http://schemas.microsoft.com/office/word/2010/wordprocessingDrawing" xmlns:wp="http://schemas.openxmlformats.org/drawingml/2006/wordprocessingDrawing" xmlns:w10="urn:schemas-microsoft-com:office:word" xmlns:w="http://schemas.openxmlformats.org/wordprocessingml/2006/main" xmlns:w14="http://schemas.microsoft.com/office/word/2010/wordml" xmlns:w15="http://schemas.microsoft.com/office/word/2012/wordml" xmlns:w16cex="http://schemas.microsoft.com/office/word/2018/wordml/cex" xmlns:w16cid="http://schemas.microsoft.com/office/word/2016/wordml/cid" xmlns:w16="http://schemas.microsoft.com/office/word/2018/wordml" xmlns:w16sdtdh="http://schemas.microsoft.com/office/word/2020/wordml/sdtdatahash" xmlns:w16se="http://schemas.microsoft.com/office/word/2015/wordml/symex" xmlns:wpg="http://schemas.microsoft.com/office/word/2010/wordprocessingGroup" xmlns:wpi="http://schemas.microsoft.com/office/word/2010/wordprocessingInk" xmlns:wne="http://schemas.microsoft.com/office/word/2006/wordml" xmlns:wps="http://schemas.microsoft.com/office/word/2010/wordprocessingShape" mc:Ignorable="w14 w15 w16se w16cid w16 w16cex w16sdtdh wp14">
   <w:p>
     <w:pPr>
       <w:pStyle w:val="a6"/>
@@ -17692,7 +15397,7 @@
 </file>
 
 <file path=word/header3.xml><?xml version="1.0" encoding="utf-8"?>
-<w:hdr xmlns:wpc="http://schemas.microsoft.com/office/word/2010/wordprocessingCanvas" xmlns:cx="http://schemas.microsoft.com/office/drawing/2014/chartex" xmlns:cx1="http://schemas.microsoft.com/office/drawing/2015/9/8/chartex" xmlns:cx2="http://schemas.microsoft.com/office/drawing/2015/10/21/chartex" xmlns:cx3="http://schemas.microsoft.com/office/drawing/2016/5/9/chartex" xmlns:cx4="http://schemas.microsoft.com/office/drawing/2016/5/10/chartex" xmlns:cx5="http://schemas.microsoft.com/office/drawing/2016/5/11/chartex" xmlns:cx6="http://schemas.microsoft.com/office/drawing/2016/5/12/chartex" xmlns:cx7="http://schemas.microsoft.com/office/drawing/2016/5/13/chartex" xmlns:cx8="http://schemas.microsoft.com/office/drawing/2016/5/14/chartex" xmlns:mc="http://schemas.openxmlformats.org/markup-compatibility/2006" xmlns:aink="http://schemas.microsoft.com/office/drawing/2016/ink" xmlns:am3d="http://schemas.microsoft.com/office/drawing/2017/model3d" xmlns:o="urn:schemas-microsoft-com:office:office" xmlns:oel="http://schemas.microsoft.com/office/2019/extlst" xmlns:r="http://schemas.openxmlformats.org/officeDocument/2006/relationships" xmlns:m="http://schemas.openxmlformats.org/officeDocument/2006/math" xmlns:v="urn:schemas-microsoft-com:vml" xmlns:wp14="http://schemas.microsoft.com/office/word/2010/wordprocessingDrawing" xmlns:wp="http://schemas.openxmlformats.org/drawingml/2006/wordprocessingDrawing" xmlns:w10="urn:schemas-microsoft-com:office:word" xmlns:w="http://schemas.openxmlformats.org/wordprocessingml/2006/main" xmlns:w14="http://schemas.microsoft.com/office/word/2010/wordml" xmlns:w15="http://schemas.microsoft.com/office/word/2012/wordml" xmlns:w16cex="http://schemas.microsoft.com/office/word/2018/wordml/cex" xmlns:w16cid="http://schemas.microsoft.com/office/word/2016/wordml/cid" xmlns:w16="http://schemas.microsoft.com/office/word/2018/wordml" xmlns:w16du="http://schemas.microsoft.com/office/word/2023/wordml/word16du" xmlns:w16sdtdh="http://schemas.microsoft.com/office/word/2020/wordml/sdtdatahash" xmlns:w16sdtfl="http://schemas.microsoft.com/office/word/2024/wordml/sdtformatlock" xmlns:w16se="http://schemas.microsoft.com/office/word/2015/wordml/symex" xmlns:wpg="http://schemas.microsoft.com/office/word/2010/wordprocessingGroup" xmlns:wpi="http://schemas.microsoft.com/office/word/2010/wordprocessingInk" xmlns:wne="http://schemas.microsoft.com/office/word/2006/wordml" xmlns:wps="http://schemas.microsoft.com/office/word/2010/wordprocessingShape" mc:Ignorable="w14 w15 w16se w16cid w16 w16cex w16sdtdh w16sdtfl w16du wp14">
+<w:hdr xmlns:wpc="http://schemas.microsoft.com/office/word/2010/wordprocessingCanvas" xmlns:cx="http://schemas.microsoft.com/office/drawing/2014/chartex" xmlns:cx1="http://schemas.microsoft.com/office/drawing/2015/9/8/chartex" xmlns:cx2="http://schemas.microsoft.com/office/drawing/2015/10/21/chartex" xmlns:cx3="http://schemas.microsoft.com/office/drawing/2016/5/9/chartex" xmlns:cx4="http://schemas.microsoft.com/office/drawing/2016/5/10/chartex" xmlns:cx5="http://schemas.microsoft.com/office/drawing/2016/5/11/chartex" xmlns:cx6="http://schemas.microsoft.com/office/drawing/2016/5/12/chartex" xmlns:cx7="http://schemas.microsoft.com/office/drawing/2016/5/13/chartex" xmlns:cx8="http://schemas.microsoft.com/office/drawing/2016/5/14/chartex" xmlns:mc="http://schemas.openxmlformats.org/markup-compatibility/2006" xmlns:aink="http://schemas.microsoft.com/office/drawing/2016/ink" xmlns:am3d="http://schemas.microsoft.com/office/drawing/2017/model3d" xmlns:o="urn:schemas-microsoft-com:office:office" xmlns:r="http://schemas.openxmlformats.org/officeDocument/2006/relationships" xmlns:m="http://schemas.openxmlformats.org/officeDocument/2006/math" xmlns:v="urn:schemas-microsoft-com:vml" xmlns:wp14="http://schemas.microsoft.com/office/word/2010/wordprocessingDrawing" xmlns:wp="http://schemas.openxmlformats.org/drawingml/2006/wordprocessingDrawing" xmlns:w10="urn:schemas-microsoft-com:office:word" xmlns:w="http://schemas.openxmlformats.org/wordprocessingml/2006/main" xmlns:w14="http://schemas.microsoft.com/office/word/2010/wordml" xmlns:w15="http://schemas.microsoft.com/office/word/2012/wordml" xmlns:w16cex="http://schemas.microsoft.com/office/word/2018/wordml/cex" xmlns:w16cid="http://schemas.microsoft.com/office/word/2016/wordml/cid" xmlns:w16="http://schemas.microsoft.com/office/word/2018/wordml" xmlns:w16sdtdh="http://schemas.microsoft.com/office/word/2020/wordml/sdtdatahash" xmlns:w16se="http://schemas.microsoft.com/office/word/2015/wordml/symex" xmlns:wpg="http://schemas.microsoft.com/office/word/2010/wordprocessingGroup" xmlns:wpi="http://schemas.microsoft.com/office/word/2010/wordprocessingInk" xmlns:wne="http://schemas.microsoft.com/office/word/2006/wordml" xmlns:wps="http://schemas.microsoft.com/office/word/2010/wordprocessingShape" mc:Ignorable="w14 w15 w16se w16cid w16 w16cex w16sdtdh wp14">
   <w:p>
     <w:pPr>
       <w:pStyle w:val="a6"/>
@@ -17703,7 +15408,7 @@
 </file>
 
 <file path=word/header4.xml><?xml version="1.0" encoding="utf-8"?>
-<w:hdr xmlns:wpc="http://schemas.microsoft.com/office/word/2010/wordprocessingCanvas" xmlns:cx="http://schemas.microsoft.com/office/drawing/2014/chartex" xmlns:cx1="http://schemas.microsoft.com/office/drawing/2015/9/8/chartex" xmlns:cx2="http://schemas.microsoft.com/office/drawing/2015/10/21/chartex" xmlns:cx3="http://schemas.microsoft.com/office/drawing/2016/5/9/chartex" xmlns:cx4="http://schemas.microsoft.com/office/drawing/2016/5/10/chartex" xmlns:cx5="http://schemas.microsoft.com/office/drawing/2016/5/11/chartex" xmlns:cx6="http://schemas.microsoft.com/office/drawing/2016/5/12/chartex" xmlns:cx7="http://schemas.microsoft.com/office/drawing/2016/5/13/chartex" xmlns:cx8="http://schemas.microsoft.com/office/drawing/2016/5/14/chartex" xmlns:mc="http://schemas.openxmlformats.org/markup-compatibility/2006" xmlns:aink="http://schemas.microsoft.com/office/drawing/2016/ink" xmlns:am3d="http://schemas.microsoft.com/office/drawing/2017/model3d" xmlns:o="urn:schemas-microsoft-com:office:office" xmlns:oel="http://schemas.microsoft.com/office/2019/extlst" xmlns:r="http://schemas.openxmlformats.org/officeDocument/2006/relationships" xmlns:m="http://schemas.openxmlformats.org/officeDocument/2006/math" xmlns:v="urn:schemas-microsoft-com:vml" xmlns:wp14="http://schemas.microsoft.com/office/word/2010/wordprocessingDrawing" xmlns:wp="http://schemas.openxmlformats.org/drawingml/2006/wordprocessingDrawing" xmlns:w10="urn:schemas-microsoft-com:office:word" xmlns:w="http://schemas.openxmlformats.org/wordprocessingml/2006/main" xmlns:w14="http://schemas.microsoft.com/office/word/2010/wordml" xmlns:w15="http://schemas.microsoft.com/office/word/2012/wordml" xmlns:w16cex="http://schemas.microsoft.com/office/word/2018/wordml/cex" xmlns:w16cid="http://schemas.microsoft.com/office/word/2016/wordml/cid" xmlns:w16="http://schemas.microsoft.com/office/word/2018/wordml" xmlns:w16du="http://schemas.microsoft.com/office/word/2023/wordml/word16du" xmlns:w16sdtdh="http://schemas.microsoft.com/office/word/2020/wordml/sdtdatahash" xmlns:w16sdtfl="http://schemas.microsoft.com/office/word/2024/wordml/sdtformatlock" xmlns:w16se="http://schemas.microsoft.com/office/word/2015/wordml/symex" xmlns:wpg="http://schemas.microsoft.com/office/word/2010/wordprocessingGroup" xmlns:wpi="http://schemas.microsoft.com/office/word/2010/wordprocessingInk" xmlns:wne="http://schemas.microsoft.com/office/word/2006/wordml" xmlns:wps="http://schemas.microsoft.com/office/word/2010/wordprocessingShape" mc:Ignorable="w14 w15 w16se w16cid w16 w16cex w16sdtdh w16sdtfl w16du wp14">
+<w:hdr xmlns:wpc="http://schemas.microsoft.com/office/word/2010/wordprocessingCanvas" xmlns:cx="http://schemas.microsoft.com/office/drawing/2014/chartex" xmlns:cx1="http://schemas.microsoft.com/office/drawing/2015/9/8/chartex" xmlns:cx2="http://schemas.microsoft.com/office/drawing/2015/10/21/chartex" xmlns:cx3="http://schemas.microsoft.com/office/drawing/2016/5/9/chartex" xmlns:cx4="http://schemas.microsoft.com/office/drawing/2016/5/10/chartex" xmlns:cx5="http://schemas.microsoft.com/office/drawing/2016/5/11/chartex" xmlns:cx6="http://schemas.microsoft.com/office/drawing/2016/5/12/chartex" xmlns:cx7="http://schemas.microsoft.com/office/drawing/2016/5/13/chartex" xmlns:cx8="http://schemas.microsoft.com/office/drawing/2016/5/14/chartex" xmlns:mc="http://schemas.openxmlformats.org/markup-compatibility/2006" xmlns:aink="http://schemas.microsoft.com/office/drawing/2016/ink" xmlns:am3d="http://schemas.microsoft.com/office/drawing/2017/model3d" xmlns:o="urn:schemas-microsoft-com:office:office" xmlns:r="http://schemas.openxmlformats.org/officeDocument/2006/relationships" xmlns:m="http://schemas.openxmlformats.org/officeDocument/2006/math" xmlns:v="urn:schemas-microsoft-com:vml" xmlns:wp14="http://schemas.microsoft.com/office/word/2010/wordprocessingDrawing" xmlns:wp="http://schemas.openxmlformats.org/drawingml/2006/wordprocessingDrawing" xmlns:w10="urn:schemas-microsoft-com:office:word" xmlns:w="http://schemas.openxmlformats.org/wordprocessingml/2006/main" xmlns:w14="http://schemas.microsoft.com/office/word/2010/wordml" xmlns:w15="http://schemas.microsoft.com/office/word/2012/wordml" xmlns:w16cex="http://schemas.microsoft.com/office/word/2018/wordml/cex" xmlns:w16cid="http://schemas.microsoft.com/office/word/2016/wordml/cid" xmlns:w16="http://schemas.microsoft.com/office/word/2018/wordml" xmlns:w16sdtdh="http://schemas.microsoft.com/office/word/2020/wordml/sdtdatahash" xmlns:w16se="http://schemas.microsoft.com/office/word/2015/wordml/symex" xmlns:wpg="http://schemas.microsoft.com/office/word/2010/wordprocessingGroup" xmlns:wpi="http://schemas.microsoft.com/office/word/2010/wordprocessingInk" xmlns:wne="http://schemas.microsoft.com/office/word/2006/wordml" xmlns:wps="http://schemas.microsoft.com/office/word/2010/wordprocessingShape" mc:Ignorable="w14 w15 w16se w16cid w16 w16cex w16sdtdh wp14">
   <w:p>
     <w:pPr>
       <w:pStyle w:val="a6"/>
@@ -17714,7 +15419,7 @@
 </file>
 
 <file path=word/numbering.xml><?xml version="1.0" encoding="utf-8"?>
-<w:numbering xmlns:wpc="http://schemas.microsoft.com/office/word/2010/wordprocessingCanvas" xmlns:cx="http://schemas.microsoft.com/office/drawing/2014/chartex" xmlns:cx1="http://schemas.microsoft.com/office/drawing/2015/9/8/chartex" xmlns:cx2="http://schemas.microsoft.com/office/drawing/2015/10/21/chartex" xmlns:cx3="http://schemas.microsoft.com/office/drawing/2016/5/9/chartex" xmlns:cx4="http://schemas.microsoft.com/office/drawing/2016/5/10/chartex" xmlns:cx5="http://schemas.microsoft.com/office/drawing/2016/5/11/chartex" xmlns:cx6="http://schemas.microsoft.com/office/drawing/2016/5/12/chartex" xmlns:cx7="http://schemas.microsoft.com/office/drawing/2016/5/13/chartex" xmlns:cx8="http://schemas.microsoft.com/office/drawing/2016/5/14/chartex" xmlns:mc="http://schemas.openxmlformats.org/markup-compatibility/2006" xmlns:aink="http://schemas.microsoft.com/office/drawing/2016/ink" xmlns:am3d="http://schemas.microsoft.com/office/drawing/2017/model3d" xmlns:o="urn:schemas-microsoft-com:office:office" xmlns:oel="http://schemas.microsoft.com/office/2019/extlst" xmlns:r="http://schemas.openxmlformats.org/officeDocument/2006/relationships" xmlns:m="http://schemas.openxmlformats.org/officeDocument/2006/math" xmlns:v="urn:schemas-microsoft-com:vml" xmlns:wp14="http://schemas.microsoft.com/office/word/2010/wordprocessingDrawing" xmlns:wp="http://schemas.openxmlformats.org/drawingml/2006/wordprocessingDrawing" xmlns:w10="urn:schemas-microsoft-com:office:word" xmlns:w="http://schemas.openxmlformats.org/wordprocessingml/2006/main" xmlns:w14="http://schemas.microsoft.com/office/word/2010/wordml" xmlns:w15="http://schemas.microsoft.com/office/word/2012/wordml" xmlns:w16cex="http://schemas.microsoft.com/office/word/2018/wordml/cex" xmlns:w16cid="http://schemas.microsoft.com/office/word/2016/wordml/cid" xmlns:w16="http://schemas.microsoft.com/office/word/2018/wordml" xmlns:w16du="http://schemas.microsoft.com/office/word/2023/wordml/word16du" xmlns:w16sdtdh="http://schemas.microsoft.com/office/word/2020/wordml/sdtdatahash" xmlns:w16sdtfl="http://schemas.microsoft.com/office/word/2024/wordml/sdtformatlock" xmlns:w16se="http://schemas.microsoft.com/office/word/2015/wordml/symex" xmlns:wpg="http://schemas.microsoft.com/office/word/2010/wordprocessingGroup" xmlns:wpi="http://schemas.microsoft.com/office/word/2010/wordprocessingInk" xmlns:wne="http://schemas.microsoft.com/office/word/2006/wordml" xmlns:wps="http://schemas.microsoft.com/office/word/2010/wordprocessingShape" mc:Ignorable="w14 w15 w16se w16cid w16 w16cex w16sdtdh w16sdtfl w16du wp14">
+<w:numbering xmlns:wpc="http://schemas.microsoft.com/office/word/2010/wordprocessingCanvas" xmlns:cx="http://schemas.microsoft.com/office/drawing/2014/chartex" xmlns:cx1="http://schemas.microsoft.com/office/drawing/2015/9/8/chartex" xmlns:cx2="http://schemas.microsoft.com/office/drawing/2015/10/21/chartex" xmlns:cx3="http://schemas.microsoft.com/office/drawing/2016/5/9/chartex" xmlns:cx4="http://schemas.microsoft.com/office/drawing/2016/5/10/chartex" xmlns:cx5="http://schemas.microsoft.com/office/drawing/2016/5/11/chartex" xmlns:cx6="http://schemas.microsoft.com/office/drawing/2016/5/12/chartex" xmlns:cx7="http://schemas.microsoft.com/office/drawing/2016/5/13/chartex" xmlns:cx8="http://schemas.microsoft.com/office/drawing/2016/5/14/chartex" xmlns:mc="http://schemas.openxmlformats.org/markup-compatibility/2006" xmlns:aink="http://schemas.microsoft.com/office/drawing/2016/ink" xmlns:am3d="http://schemas.microsoft.com/office/drawing/2017/model3d" xmlns:o="urn:schemas-microsoft-com:office:office" xmlns:r="http://schemas.openxmlformats.org/officeDocument/2006/relationships" xmlns:m="http://schemas.openxmlformats.org/officeDocument/2006/math" xmlns:v="urn:schemas-microsoft-com:vml" xmlns:wp14="http://schemas.microsoft.com/office/word/2010/wordprocessingDrawing" xmlns:wp="http://schemas.openxmlformats.org/drawingml/2006/wordprocessingDrawing" xmlns:w10="urn:schemas-microsoft-com:office:word" xmlns:w="http://schemas.openxmlformats.org/wordprocessingml/2006/main" xmlns:w14="http://schemas.microsoft.com/office/word/2010/wordml" xmlns:w15="http://schemas.microsoft.com/office/word/2012/wordml" xmlns:w16cex="http://schemas.microsoft.com/office/word/2018/wordml/cex" xmlns:w16cid="http://schemas.microsoft.com/office/word/2016/wordml/cid" xmlns:w16="http://schemas.microsoft.com/office/word/2018/wordml" xmlns:w16sdtdh="http://schemas.microsoft.com/office/word/2020/wordml/sdtdatahash" xmlns:w16se="http://schemas.microsoft.com/office/word/2015/wordml/symex" xmlns:wpg="http://schemas.microsoft.com/office/word/2010/wordprocessingGroup" xmlns:wpi="http://schemas.microsoft.com/office/word/2010/wordprocessingInk" xmlns:wne="http://schemas.microsoft.com/office/word/2006/wordml" xmlns:wps="http://schemas.microsoft.com/office/word/2010/wordprocessingShape" mc:Ignorable="w14 w15 w16se w16cid w16 w16cex w16sdtdh wp14">
   <w:abstractNum w:abstractNumId="0" w15:restartNumberingAfterBreak="0">
     <w:nsid w:val="00000003"/>
     <w:multiLevelType w:val="singleLevel"/>
@@ -20765,6 +18470,92 @@
     </w:lvl>
   </w:abstractNum>
   <w:abstractNum w:abstractNumId="30" w15:restartNumberingAfterBreak="0">
+    <w:nsid w:val="61C93178"/>
+    <w:multiLevelType w:val="hybridMultilevel"/>
+    <w:tmpl w:val="EFA428B0"/>
+    <w:lvl w:ilvl="0" w:tplc="0419000F">
+      <w:start w:val="1"/>
+      <w:numFmt w:val="decimal"/>
+      <w:lvlText w:val="%1."/>
+      <w:lvlJc w:val="left"/>
+      <w:pPr>
+        <w:ind w:left="1429" w:hanging="360"/>
+      </w:pPr>
+    </w:lvl>
+    <w:lvl w:ilvl="1" w:tplc="04190019" w:tentative="1">
+      <w:start w:val="1"/>
+      <w:numFmt w:val="lowerLetter"/>
+      <w:lvlText w:val="%2."/>
+      <w:lvlJc w:val="left"/>
+      <w:pPr>
+        <w:ind w:left="2149" w:hanging="360"/>
+      </w:pPr>
+    </w:lvl>
+    <w:lvl w:ilvl="2" w:tplc="0419001B" w:tentative="1">
+      <w:start w:val="1"/>
+      <w:numFmt w:val="lowerRoman"/>
+      <w:lvlText w:val="%3."/>
+      <w:lvlJc w:val="right"/>
+      <w:pPr>
+        <w:ind w:left="2869" w:hanging="180"/>
+      </w:pPr>
+    </w:lvl>
+    <w:lvl w:ilvl="3" w:tplc="0419000F" w:tentative="1">
+      <w:start w:val="1"/>
+      <w:numFmt w:val="decimal"/>
+      <w:lvlText w:val="%4."/>
+      <w:lvlJc w:val="left"/>
+      <w:pPr>
+        <w:ind w:left="3589" w:hanging="360"/>
+      </w:pPr>
+    </w:lvl>
+    <w:lvl w:ilvl="4" w:tplc="04190019" w:tentative="1">
+      <w:start w:val="1"/>
+      <w:numFmt w:val="lowerLetter"/>
+      <w:lvlText w:val="%5."/>
+      <w:lvlJc w:val="left"/>
+      <w:pPr>
+        <w:ind w:left="4309" w:hanging="360"/>
+      </w:pPr>
+    </w:lvl>
+    <w:lvl w:ilvl="5" w:tplc="0419001B" w:tentative="1">
+      <w:start w:val="1"/>
+      <w:numFmt w:val="lowerRoman"/>
+      <w:lvlText w:val="%6."/>
+      <w:lvlJc w:val="right"/>
+      <w:pPr>
+        <w:ind w:left="5029" w:hanging="180"/>
+      </w:pPr>
+    </w:lvl>
+    <w:lvl w:ilvl="6" w:tplc="0419000F" w:tentative="1">
+      <w:start w:val="1"/>
+      <w:numFmt w:val="decimal"/>
+      <w:lvlText w:val="%7."/>
+      <w:lvlJc w:val="left"/>
+      <w:pPr>
+        <w:ind w:left="5749" w:hanging="360"/>
+      </w:pPr>
+    </w:lvl>
+    <w:lvl w:ilvl="7" w:tplc="04190019" w:tentative="1">
+      <w:start w:val="1"/>
+      <w:numFmt w:val="lowerLetter"/>
+      <w:lvlText w:val="%8."/>
+      <w:lvlJc w:val="left"/>
+      <w:pPr>
+        <w:ind w:left="6469" w:hanging="360"/>
+      </w:pPr>
+    </w:lvl>
+    <w:lvl w:ilvl="8" w:tplc="0419001B" w:tentative="1">
+      <w:start w:val="1"/>
+      <w:numFmt w:val="lowerRoman"/>
+      <w:lvlText w:val="%9."/>
+      <w:lvlJc w:val="right"/>
+      <w:pPr>
+        <w:ind w:left="7189" w:hanging="180"/>
+      </w:pPr>
+    </w:lvl>
+  </w:abstractNum>
+  <w:abstractNum w:abstractNumId="31" w15:restartNumberingAfterBreak="0">
     <w:nsid w:val="690A6C4E"/>
     <w:multiLevelType w:val="multilevel"/>
     <w:tmpl w:val="7E4A4F38"/>
@@ -20909,7 +18700,7 @@
       </w:rPr>
     </w:lvl>
   </w:abstractNum>
-  <w:abstractNum w:abstractNumId="31" w15:restartNumberingAfterBreak="0">
+  <w:abstractNum w:abstractNumId="32" w15:restartNumberingAfterBreak="0">
     <w:nsid w:val="699A7C14"/>
     <w:multiLevelType w:val="hybridMultilevel"/>
     <w:tmpl w:val="ABA6A1C2"/>
@@ -21022,7 +18813,7 @@
       </w:rPr>
     </w:lvl>
   </w:abstractNum>
-  <w:abstractNum w:abstractNumId="32" w15:restartNumberingAfterBreak="0">
+  <w:abstractNum w:abstractNumId="33" w15:restartNumberingAfterBreak="0">
     <w:nsid w:val="69F950F8"/>
     <w:multiLevelType w:val="hybridMultilevel"/>
     <w:tmpl w:val="E0641A4C"/>
@@ -21135,7 +18926,7 @@
       </w:rPr>
     </w:lvl>
   </w:abstractNum>
-  <w:abstractNum w:abstractNumId="33" w15:restartNumberingAfterBreak="0">
+  <w:abstractNum w:abstractNumId="34" w15:restartNumberingAfterBreak="0">
     <w:nsid w:val="6FD459FC"/>
     <w:multiLevelType w:val="hybridMultilevel"/>
     <w:tmpl w:val="DA9AD63C"/>
@@ -21248,7 +19039,7 @@
       </w:rPr>
     </w:lvl>
   </w:abstractNum>
-  <w:abstractNum w:abstractNumId="34" w15:restartNumberingAfterBreak="0">
+  <w:abstractNum w:abstractNumId="35" w15:restartNumberingAfterBreak="0">
     <w:nsid w:val="709B39A0"/>
     <w:multiLevelType w:val="multilevel"/>
     <w:tmpl w:val="74AA3EA6"/>
@@ -21366,7 +19157,7 @@
       </w:rPr>
     </w:lvl>
   </w:abstractNum>
-  <w:abstractNum w:abstractNumId="35" w15:restartNumberingAfterBreak="0">
+  <w:abstractNum w:abstractNumId="36" w15:restartNumberingAfterBreak="0">
     <w:nsid w:val="719B13A1"/>
     <w:multiLevelType w:val="hybridMultilevel"/>
     <w:tmpl w:val="54F2632A"/>
@@ -21479,7 +19270,7 @@
       </w:rPr>
     </w:lvl>
   </w:abstractNum>
-  <w:abstractNum w:abstractNumId="36" w15:restartNumberingAfterBreak="0">
+  <w:abstractNum w:abstractNumId="37" w15:restartNumberingAfterBreak="0">
     <w:nsid w:val="72AD36FE"/>
     <w:multiLevelType w:val="hybridMultilevel"/>
     <w:tmpl w:val="F6745CD8"/>
@@ -21592,7 +19383,7 @@
       </w:rPr>
     </w:lvl>
   </w:abstractNum>
-  <w:abstractNum w:abstractNumId="37" w15:restartNumberingAfterBreak="0">
+  <w:abstractNum w:abstractNumId="38" w15:restartNumberingAfterBreak="0">
     <w:nsid w:val="74D42931"/>
     <w:multiLevelType w:val="multilevel"/>
     <w:tmpl w:val="0409001D"/>
@@ -21678,7 +19469,7 @@
       </w:pPr>
     </w:lvl>
   </w:abstractNum>
-  <w:abstractNum w:abstractNumId="38" w15:restartNumberingAfterBreak="0">
+  <w:abstractNum w:abstractNumId="39" w15:restartNumberingAfterBreak="0">
     <w:nsid w:val="77653729"/>
     <w:multiLevelType w:val="multilevel"/>
     <w:tmpl w:val="9EFA4822"/>
@@ -21791,7 +19582,7 @@
       </w:rPr>
     </w:lvl>
   </w:abstractNum>
-  <w:abstractNum w:abstractNumId="39" w15:restartNumberingAfterBreak="0">
+  <w:abstractNum w:abstractNumId="40" w15:restartNumberingAfterBreak="0">
     <w:nsid w:val="7B28773D"/>
     <w:multiLevelType w:val="multilevel"/>
     <w:tmpl w:val="9EFA4822"/>
@@ -21904,7 +19695,7 @@
       </w:rPr>
     </w:lvl>
   </w:abstractNum>
-  <w:abstractNum w:abstractNumId="40" w15:restartNumberingAfterBreak="0">
+  <w:abstractNum w:abstractNumId="41" w15:restartNumberingAfterBreak="0">
     <w:nsid w:val="7C854863"/>
     <w:multiLevelType w:val="multilevel"/>
     <w:tmpl w:val="0409001D"/>
@@ -21990,7 +19781,7 @@
       </w:pPr>
     </w:lvl>
   </w:abstractNum>
-  <w:abstractNum w:abstractNumId="41" w15:restartNumberingAfterBreak="0">
+  <w:abstractNum w:abstractNumId="42" w15:restartNumberingAfterBreak="0">
     <w:nsid w:val="7D4C100C"/>
     <w:multiLevelType w:val="multilevel"/>
     <w:tmpl w:val="9EFA4822"/>
@@ -22103,130 +19894,133 @@
       </w:rPr>
     </w:lvl>
   </w:abstractNum>
-  <w:num w:numId="1" w16cid:durableId="701782308">
+  <w:num w:numId="1">
     <w:abstractNumId w:val="9"/>
   </w:num>
-  <w:num w:numId="2" w16cid:durableId="1229538037">
+  <w:num w:numId="2">
+    <w:abstractNumId w:val="32"/>
+  </w:num>
+  <w:num w:numId="3">
+    <w:abstractNumId w:val="35"/>
+  </w:num>
+  <w:num w:numId="4">
+    <w:abstractNumId w:val="34"/>
+  </w:num>
+  <w:num w:numId="5">
+    <w:abstractNumId w:val="25"/>
+  </w:num>
+  <w:num w:numId="6">
+    <w:abstractNumId w:val="7"/>
+  </w:num>
+  <w:num w:numId="7">
+    <w:abstractNumId w:val="13"/>
+  </w:num>
+  <w:num w:numId="8">
+    <w:abstractNumId w:val="4"/>
+  </w:num>
+  <w:num w:numId="9">
+    <w:abstractNumId w:val="29"/>
+  </w:num>
+  <w:num w:numId="10">
+    <w:abstractNumId w:val="36"/>
+  </w:num>
+  <w:num w:numId="11">
+    <w:abstractNumId w:val="26"/>
+  </w:num>
+  <w:num w:numId="12">
+    <w:abstractNumId w:val="10"/>
+  </w:num>
+  <w:num w:numId="13">
+    <w:abstractNumId w:val="37"/>
+  </w:num>
+  <w:num w:numId="14">
+    <w:abstractNumId w:val="5"/>
+  </w:num>
+  <w:num w:numId="15">
+    <w:abstractNumId w:val="40"/>
+  </w:num>
+  <w:num w:numId="16">
+    <w:abstractNumId w:val="22"/>
+  </w:num>
+  <w:num w:numId="17">
+    <w:abstractNumId w:val="14"/>
+  </w:num>
+  <w:num w:numId="18">
+    <w:abstractNumId w:val="6"/>
+  </w:num>
+  <w:num w:numId="19">
+    <w:abstractNumId w:val="42"/>
+  </w:num>
+  <w:num w:numId="20">
+    <w:abstractNumId w:val="39"/>
+  </w:num>
+  <w:num w:numId="21">
+    <w:abstractNumId w:val="15"/>
+  </w:num>
+  <w:num w:numId="22">
+    <w:abstractNumId w:val="27"/>
+  </w:num>
+  <w:num w:numId="23">
+    <w:abstractNumId w:val="33"/>
+  </w:num>
+  <w:num w:numId="24">
+    <w:abstractNumId w:val="23"/>
+  </w:num>
+  <w:num w:numId="25">
+    <w:abstractNumId w:val="19"/>
+  </w:num>
+  <w:num w:numId="26">
+    <w:abstractNumId w:val="41"/>
+  </w:num>
+  <w:num w:numId="27">
+    <w:abstractNumId w:val="38"/>
+  </w:num>
+  <w:num w:numId="28">
+    <w:abstractNumId w:val="11"/>
+  </w:num>
+  <w:num w:numId="29">
+    <w:abstractNumId w:val="18"/>
+  </w:num>
+  <w:num w:numId="30">
+    <w:abstractNumId w:val="0"/>
+  </w:num>
+  <w:num w:numId="31">
+    <w:abstractNumId w:val="2"/>
+  </w:num>
+  <w:num w:numId="32">
+    <w:abstractNumId w:val="28"/>
+  </w:num>
+  <w:num w:numId="33">
+    <w:abstractNumId w:val="1"/>
+  </w:num>
+  <w:num w:numId="34">
+    <w:abstractNumId w:val="8"/>
+  </w:num>
+  <w:num w:numId="35">
+    <w:abstractNumId w:val="21"/>
+  </w:num>
+  <w:num w:numId="36">
+    <w:abstractNumId w:val="3"/>
+  </w:num>
+  <w:num w:numId="37">
+    <w:abstractNumId w:val="20"/>
+  </w:num>
+  <w:num w:numId="38">
+    <w:abstractNumId w:val="17"/>
+  </w:num>
+  <w:num w:numId="39">
+    <w:abstractNumId w:val="12"/>
+  </w:num>
+  <w:num w:numId="40">
+    <w:abstractNumId w:val="24"/>
+  </w:num>
+  <w:num w:numId="41">
+    <w:abstractNumId w:val="16"/>
+  </w:num>
+  <w:num w:numId="42">
     <w:abstractNumId w:val="31"/>
   </w:num>
-  <w:num w:numId="3" w16cid:durableId="68582860">
-    <w:abstractNumId w:val="34"/>
-  </w:num>
-  <w:num w:numId="4" w16cid:durableId="803154861">
-    <w:abstractNumId w:val="33"/>
-  </w:num>
-  <w:num w:numId="5" w16cid:durableId="141778076">
-    <w:abstractNumId w:val="25"/>
-  </w:num>
-  <w:num w:numId="6" w16cid:durableId="1401950020">
-    <w:abstractNumId w:val="7"/>
-  </w:num>
-  <w:num w:numId="7" w16cid:durableId="433206693">
-    <w:abstractNumId w:val="13"/>
-  </w:num>
-  <w:num w:numId="8" w16cid:durableId="89352526">
-    <w:abstractNumId w:val="4"/>
-  </w:num>
-  <w:num w:numId="9" w16cid:durableId="760369360">
-    <w:abstractNumId w:val="29"/>
-  </w:num>
-  <w:num w:numId="10" w16cid:durableId="293946139">
-    <w:abstractNumId w:val="35"/>
-  </w:num>
-  <w:num w:numId="11" w16cid:durableId="1401515572">
-    <w:abstractNumId w:val="26"/>
-  </w:num>
-  <w:num w:numId="12" w16cid:durableId="1517505064">
-    <w:abstractNumId w:val="10"/>
-  </w:num>
-  <w:num w:numId="13" w16cid:durableId="471600612">
-    <w:abstractNumId w:val="36"/>
-  </w:num>
-  <w:num w:numId="14" w16cid:durableId="1879007326">
-    <w:abstractNumId w:val="5"/>
-  </w:num>
-  <w:num w:numId="15" w16cid:durableId="1927375687">
-    <w:abstractNumId w:val="39"/>
-  </w:num>
-  <w:num w:numId="16" w16cid:durableId="1914973236">
-    <w:abstractNumId w:val="22"/>
-  </w:num>
-  <w:num w:numId="17" w16cid:durableId="1510438378">
-    <w:abstractNumId w:val="14"/>
-  </w:num>
-  <w:num w:numId="18" w16cid:durableId="132874132">
-    <w:abstractNumId w:val="6"/>
-  </w:num>
-  <w:num w:numId="19" w16cid:durableId="1810973159">
-    <w:abstractNumId w:val="41"/>
-  </w:num>
-  <w:num w:numId="20" w16cid:durableId="1293630721">
-    <w:abstractNumId w:val="38"/>
-  </w:num>
-  <w:num w:numId="21" w16cid:durableId="763191107">
-    <w:abstractNumId w:val="15"/>
-  </w:num>
-  <w:num w:numId="22" w16cid:durableId="18749378">
-    <w:abstractNumId w:val="27"/>
-  </w:num>
-  <w:num w:numId="23" w16cid:durableId="310792780">
-    <w:abstractNumId w:val="32"/>
-  </w:num>
-  <w:num w:numId="24" w16cid:durableId="261500451">
-    <w:abstractNumId w:val="23"/>
-  </w:num>
-  <w:num w:numId="25" w16cid:durableId="760180248">
-    <w:abstractNumId w:val="19"/>
-  </w:num>
-  <w:num w:numId="26" w16cid:durableId="1614364357">
-    <w:abstractNumId w:val="40"/>
-  </w:num>
-  <w:num w:numId="27" w16cid:durableId="302319942">
-    <w:abstractNumId w:val="37"/>
-  </w:num>
-  <w:num w:numId="28" w16cid:durableId="1877112189">
-    <w:abstractNumId w:val="11"/>
-  </w:num>
-  <w:num w:numId="29" w16cid:durableId="269314985">
-    <w:abstractNumId w:val="18"/>
-  </w:num>
-  <w:num w:numId="30" w16cid:durableId="2045447011">
-    <w:abstractNumId w:val="0"/>
-  </w:num>
-  <w:num w:numId="31" w16cid:durableId="1762872938">
-    <w:abstractNumId w:val="2"/>
-  </w:num>
-  <w:num w:numId="32" w16cid:durableId="2074691304">
-    <w:abstractNumId w:val="28"/>
-  </w:num>
-  <w:num w:numId="33" w16cid:durableId="788354489">
-    <w:abstractNumId w:val="1"/>
-  </w:num>
-  <w:num w:numId="34" w16cid:durableId="1622876065">
-    <w:abstractNumId w:val="8"/>
-  </w:num>
-  <w:num w:numId="35" w16cid:durableId="1927766962">
-    <w:abstractNumId w:val="21"/>
-  </w:num>
-  <w:num w:numId="36" w16cid:durableId="2007126284">
-    <w:abstractNumId w:val="3"/>
-  </w:num>
-  <w:num w:numId="37" w16cid:durableId="1244609250">
-    <w:abstractNumId w:val="20"/>
-  </w:num>
-  <w:num w:numId="38" w16cid:durableId="591940513">
-    <w:abstractNumId w:val="17"/>
-  </w:num>
-  <w:num w:numId="39" w16cid:durableId="1904827071">
-    <w:abstractNumId w:val="12"/>
-  </w:num>
-  <w:num w:numId="40" w16cid:durableId="1851286404">
-    <w:abstractNumId w:val="24"/>
-  </w:num>
-  <w:num w:numId="41" w16cid:durableId="1979721365">
-    <w:abstractNumId w:val="16"/>
-  </w:num>
-  <w:num w:numId="42" w16cid:durableId="469396384">
+  <w:num w:numId="43">
     <w:abstractNumId w:val="30"/>
   </w:num>
   <w:numIdMacAtCleanup w:val="25"/>
@@ -22234,7 +20028,7 @@
 </file>
 
 <file path=word/styles.xml><?xml version="1.0" encoding="utf-8"?>
-<w:styles xmlns:mc="http://schemas.openxmlformats.org/markup-compatibility/2006" xmlns:r="http://schemas.openxmlformats.org/officeDocument/2006/relationships" xmlns:w="http://schemas.openxmlformats.org/wordprocessingml/2006/main" xmlns:w14="http://schemas.microsoft.com/office/word/2010/wordml" xmlns:w15="http://schemas.microsoft.com/office/word/2012/wordml" xmlns:w16cex="http://schemas.microsoft.com/office/word/2018/wordml/cex" xmlns:w16cid="http://schemas.microsoft.com/office/word/2016/wordml/cid" xmlns:w16="http://schemas.microsoft.com/office/word/2018/wordml" xmlns:w16du="http://schemas.microsoft.com/office/word/2023/wordml/word16du" xmlns:w16sdtdh="http://schemas.microsoft.com/office/word/2020/wordml/sdtdatahash" xmlns:w16sdtfl="http://schemas.microsoft.com/office/word/2024/wordml/sdtformatlock" xmlns:w16se="http://schemas.microsoft.com/office/word/2015/wordml/symex" mc:Ignorable="w14 w15 w16se w16cid w16 w16cex w16sdtdh w16sdtfl w16du">
+<w:styles xmlns:mc="http://schemas.openxmlformats.org/markup-compatibility/2006" xmlns:r="http://schemas.openxmlformats.org/officeDocument/2006/relationships" xmlns:w="http://schemas.openxmlformats.org/wordprocessingml/2006/main" xmlns:w14="http://schemas.microsoft.com/office/word/2010/wordml" xmlns:w15="http://schemas.microsoft.com/office/word/2012/wordml" xmlns:w16cex="http://schemas.microsoft.com/office/word/2018/wordml/cex" xmlns:w16cid="http://schemas.microsoft.com/office/word/2016/wordml/cid" xmlns:w16="http://schemas.microsoft.com/office/word/2018/wordml" xmlns:w16sdtdh="http://schemas.microsoft.com/office/word/2020/wordml/sdtdatahash" xmlns:w16se="http://schemas.microsoft.com/office/word/2015/wordml/symex" mc:Ignorable="w14 w15 w16se w16cid w16 w16cex w16sdtdh">
   <w:docDefaults>
     <w:rPrDefault>
       <w:rPr>
@@ -22812,9 +20606,9 @@
     <w:basedOn w:val="1"/>
     <w:link w:val="HeaderDefaultChar"/>
     <w:qFormat/>
-    <w:rsid w:val="007329FF"/>
+    <w:rsid w:val="00301A76"/>
     <w:pPr>
-      <w:spacing w:before="120" w:after="120" w:line="240" w:lineRule="auto"/>
+      <w:spacing w:before="0" w:line="360" w:lineRule="auto"/>
       <w:ind w:firstLine="0"/>
       <w:jc w:val="center"/>
     </w:pPr>
@@ -22831,7 +20625,7 @@
     <w:name w:val="HeaderDefault Char"/>
     <w:basedOn w:val="10"/>
     <w:link w:val="HeaderDefault"/>
-    <w:rsid w:val="007329FF"/>
+    <w:rsid w:val="00301A76"/>
     <w:rPr>
       <w:rFonts w:ascii="Times New Roman" w:eastAsiaTheme="majorEastAsia" w:hAnsi="Times New Roman" w:cstheme="majorBidi"/>
       <w:b/>
@@ -23451,7 +21245,7 @@
 </file>
 
 <file path=word/glossary/document.xml><?xml version="1.0" encoding="utf-8"?>
-<w:glossaryDocument xmlns:wpc="http://schemas.microsoft.com/office/word/2010/wordprocessingCanvas" xmlns:cx="http://schemas.microsoft.com/office/drawing/2014/chartex" xmlns:cx1="http://schemas.microsoft.com/office/drawing/2015/9/8/chartex" xmlns:cx2="http://schemas.microsoft.com/office/drawing/2015/10/21/chartex" xmlns:cx3="http://schemas.microsoft.com/office/drawing/2016/5/9/chartex" xmlns:cx4="http://schemas.microsoft.com/office/drawing/2016/5/10/chartex" xmlns:cx5="http://schemas.microsoft.com/office/drawing/2016/5/11/chartex" xmlns:cx6="http://schemas.microsoft.com/office/drawing/2016/5/12/chartex" xmlns:cx7="http://schemas.microsoft.com/office/drawing/2016/5/13/chartex" xmlns:cx8="http://schemas.microsoft.com/office/drawing/2016/5/14/chartex" xmlns:mc="http://schemas.openxmlformats.org/markup-compatibility/2006" xmlns:aink="http://schemas.microsoft.com/office/drawing/2016/ink" xmlns:am3d="http://schemas.microsoft.com/office/drawing/2017/model3d" xmlns:o="urn:schemas-microsoft-com:office:office" xmlns:oel="http://schemas.microsoft.com/office/2019/extlst" xmlns:r="http://schemas.openxmlformats.org/officeDocument/2006/relationships" xmlns:m="http://schemas.openxmlformats.org/officeDocument/2006/math" xmlns:v="urn:schemas-microsoft-com:vml" xmlns:wp14="http://schemas.microsoft.com/office/word/2010/wordprocessingDrawing" xmlns:wp="http://schemas.openxmlformats.org/drawingml/2006/wordprocessingDrawing" xmlns:w10="urn:schemas-microsoft-com:office:word" xmlns:w="http://schemas.openxmlformats.org/wordprocessingml/2006/main" xmlns:w14="http://schemas.microsoft.com/office/word/2010/wordml" xmlns:w15="http://schemas.microsoft.com/office/word/2012/wordml" xmlns:w16cex="http://schemas.microsoft.com/office/word/2018/wordml/cex" xmlns:w16cid="http://schemas.microsoft.com/office/word/2016/wordml/cid" xmlns:w16="http://schemas.microsoft.com/office/word/2018/wordml" xmlns:w16du="http://schemas.microsoft.com/office/word/2023/wordml/word16du" xmlns:w16sdtdh="http://schemas.microsoft.com/office/word/2020/wordml/sdtdatahash" xmlns:w16sdtfl="http://schemas.microsoft.com/office/word/2024/wordml/sdtformatlock" xmlns:w16se="http://schemas.microsoft.com/office/word/2015/wordml/symex" xmlns:wpg="http://schemas.microsoft.com/office/word/2010/wordprocessingGroup" xmlns:wpi="http://schemas.microsoft.com/office/word/2010/wordprocessingInk" xmlns:wne="http://schemas.microsoft.com/office/word/2006/wordml" xmlns:wps="http://schemas.microsoft.com/office/word/2010/wordprocessingShape" mc:Ignorable="w14 w15 w16se w16cid w16 w16cex w16sdtdh w16sdtfl w16du wp14">
+<w:glossaryDocument xmlns:wpc="http://schemas.microsoft.com/office/word/2010/wordprocessingCanvas" xmlns:cx="http://schemas.microsoft.com/office/drawing/2014/chartex" xmlns:cx1="http://schemas.microsoft.com/office/drawing/2015/9/8/chartex" xmlns:cx2="http://schemas.microsoft.com/office/drawing/2015/10/21/chartex" xmlns:cx3="http://schemas.microsoft.com/office/drawing/2016/5/9/chartex" xmlns:cx4="http://schemas.microsoft.com/office/drawing/2016/5/10/chartex" xmlns:cx5="http://schemas.microsoft.com/office/drawing/2016/5/11/chartex" xmlns:cx6="http://schemas.microsoft.com/office/drawing/2016/5/12/chartex" xmlns:cx7="http://schemas.microsoft.com/office/drawing/2016/5/13/chartex" xmlns:cx8="http://schemas.microsoft.com/office/drawing/2016/5/14/chartex" xmlns:mc="http://schemas.openxmlformats.org/markup-compatibility/2006" xmlns:aink="http://schemas.microsoft.com/office/drawing/2016/ink" xmlns:am3d="http://schemas.microsoft.com/office/drawing/2017/model3d" xmlns:o="urn:schemas-microsoft-com:office:office" xmlns:r="http://schemas.openxmlformats.org/officeDocument/2006/relationships" xmlns:m="http://schemas.openxmlformats.org/officeDocument/2006/math" xmlns:v="urn:schemas-microsoft-com:vml" xmlns:wp14="http://schemas.microsoft.com/office/word/2010/wordprocessingDrawing" xmlns:wp="http://schemas.openxmlformats.org/drawingml/2006/wordprocessingDrawing" xmlns:w10="urn:schemas-microsoft-com:office:word" xmlns:w="http://schemas.openxmlformats.org/wordprocessingml/2006/main" xmlns:w14="http://schemas.microsoft.com/office/word/2010/wordml" xmlns:w15="http://schemas.microsoft.com/office/word/2012/wordml" xmlns:w16cex="http://schemas.microsoft.com/office/word/2018/wordml/cex" xmlns:w16cid="http://schemas.microsoft.com/office/word/2016/wordml/cid" xmlns:w16="http://schemas.microsoft.com/office/word/2018/wordml" xmlns:w16sdtdh="http://schemas.microsoft.com/office/word/2020/wordml/sdtdatahash" xmlns:w16se="http://schemas.microsoft.com/office/word/2015/wordml/symex" xmlns:wpg="http://schemas.microsoft.com/office/word/2010/wordprocessingGroup" xmlns:wpi="http://schemas.microsoft.com/office/word/2010/wordprocessingInk" xmlns:wne="http://schemas.microsoft.com/office/word/2006/wordml" xmlns:wps="http://schemas.microsoft.com/office/word/2010/wordprocessingShape" mc:Ignorable="w14 w15 w16se w16cid w16 w16cex w16sdtdh wp14">
   <w:docParts>
     <w:docPart>
       <w:docPartPr>
@@ -23851,7 +21645,7 @@
 </file>
 
 <file path=word/glossary/fontTable.xml><?xml version="1.0" encoding="utf-8"?>
-<w:fonts xmlns:mc="http://schemas.openxmlformats.org/markup-compatibility/2006" xmlns:r="http://schemas.openxmlformats.org/officeDocument/2006/relationships" xmlns:w="http://schemas.openxmlformats.org/wordprocessingml/2006/main" xmlns:w14="http://schemas.microsoft.com/office/word/2010/wordml" xmlns:w15="http://schemas.microsoft.com/office/word/2012/wordml" xmlns:w16cex="http://schemas.microsoft.com/office/word/2018/wordml/cex" xmlns:w16cid="http://schemas.microsoft.com/office/word/2016/wordml/cid" xmlns:w16="http://schemas.microsoft.com/office/word/2018/wordml" xmlns:w16du="http://schemas.microsoft.com/office/word/2023/wordml/word16du" xmlns:w16sdtdh="http://schemas.microsoft.com/office/word/2020/wordml/sdtdatahash" xmlns:w16sdtfl="http://schemas.microsoft.com/office/word/2024/wordml/sdtformatlock" xmlns:w16se="http://schemas.microsoft.com/office/word/2015/wordml/symex" mc:Ignorable="w14 w15 w16se w16cid w16 w16cex w16sdtdh w16sdtfl w16du">
+<w:fonts xmlns:mc="http://schemas.openxmlformats.org/markup-compatibility/2006" xmlns:r="http://schemas.openxmlformats.org/officeDocument/2006/relationships" xmlns:w="http://schemas.openxmlformats.org/wordprocessingml/2006/main" xmlns:w14="http://schemas.microsoft.com/office/word/2010/wordml" xmlns:w15="http://schemas.microsoft.com/office/word/2012/wordml" xmlns:w16cex="http://schemas.microsoft.com/office/word/2018/wordml/cex" xmlns:w16cid="http://schemas.microsoft.com/office/word/2016/wordml/cid" xmlns:w16="http://schemas.microsoft.com/office/word/2018/wordml" xmlns:w16sdtdh="http://schemas.microsoft.com/office/word/2020/wordml/sdtdatahash" xmlns:w16se="http://schemas.microsoft.com/office/word/2015/wordml/symex" mc:Ignorable="w14 w15 w16se w16cid w16 w16cex w16sdtdh">
   <w:font w:name="Times New Roman">
     <w:panose1 w:val="02020603050405020304"/>
     <w:charset w:val="00"/>
@@ -23905,7 +21699,7 @@
 </file>
 
 <file path=word/glossary/settings.xml><?xml version="1.0" encoding="utf-8"?>
-<w:settings xmlns:mc="http://schemas.openxmlformats.org/markup-compatibility/2006" xmlns:o="urn:schemas-microsoft-com:office:office" xmlns:r="http://schemas.openxmlformats.org/officeDocument/2006/relationships" xmlns:m="http://schemas.openxmlformats.org/officeDocument/2006/math" xmlns:v="urn:schemas-microsoft-com:vml" xmlns:w10="urn:schemas-microsoft-com:office:word" xmlns:w="http://schemas.openxmlformats.org/wordprocessingml/2006/main" xmlns:w14="http://schemas.microsoft.com/office/word/2010/wordml" xmlns:w15="http://schemas.microsoft.com/office/word/2012/wordml" xmlns:w16cex="http://schemas.microsoft.com/office/word/2018/wordml/cex" xmlns:w16cid="http://schemas.microsoft.com/office/word/2016/wordml/cid" xmlns:w16="http://schemas.microsoft.com/office/word/2018/wordml" xmlns:w16du="http://schemas.microsoft.com/office/word/2023/wordml/word16du" xmlns:w16sdtdh="http://schemas.microsoft.com/office/word/2020/wordml/sdtdatahash" xmlns:w16sdtfl="http://schemas.microsoft.com/office/word/2024/wordml/sdtformatlock" xmlns:w16se="http://schemas.microsoft.com/office/word/2015/wordml/symex" xmlns:sl="http://schemas.openxmlformats.org/schemaLibrary/2006/main" mc:Ignorable="w14 w15 w16se w16cid w16 w16cex w16sdtdh w16sdtfl w16du">
+<w:settings xmlns:mc="http://schemas.openxmlformats.org/markup-compatibility/2006" xmlns:o="urn:schemas-microsoft-com:office:office" xmlns:r="http://schemas.openxmlformats.org/officeDocument/2006/relationships" xmlns:m="http://schemas.openxmlformats.org/officeDocument/2006/math" xmlns:v="urn:schemas-microsoft-com:vml" xmlns:w10="urn:schemas-microsoft-com:office:word" xmlns:w="http://schemas.openxmlformats.org/wordprocessingml/2006/main" xmlns:w14="http://schemas.microsoft.com/office/word/2010/wordml" xmlns:w15="http://schemas.microsoft.com/office/word/2012/wordml" xmlns:w16cex="http://schemas.microsoft.com/office/word/2018/wordml/cex" xmlns:w16cid="http://schemas.microsoft.com/office/word/2016/wordml/cid" xmlns:w16="http://schemas.microsoft.com/office/word/2018/wordml" xmlns:w16sdtdh="http://schemas.microsoft.com/office/word/2020/wordml/sdtdatahash" xmlns:w16se="http://schemas.microsoft.com/office/word/2015/wordml/symex" xmlns:sl="http://schemas.openxmlformats.org/schemaLibrary/2006/main" mc:Ignorable="w14 w15 w16se w16cid w16 w16cex w16sdtdh">
   <w:view w:val="normal"/>
   <w:defaultTabStop w:val="720"/>
   <w:characterSpacingControl w:val="doNotCompress"/>
@@ -23924,6 +21718,7 @@
     <w:rsid w:val="001C3F3A"/>
     <w:rsid w:val="00207311"/>
     <w:rsid w:val="00250605"/>
+    <w:rsid w:val="00352EFC"/>
     <w:rsid w:val="004864AF"/>
     <w:rsid w:val="00524E3C"/>
     <w:rsid w:val="00620703"/>
@@ -23963,7 +21758,7 @@
 </file>
 
 <file path=word/glossary/styles.xml><?xml version="1.0" encoding="utf-8"?>
-<w:styles xmlns:mc="http://schemas.openxmlformats.org/markup-compatibility/2006" xmlns:r="http://schemas.openxmlformats.org/officeDocument/2006/relationships" xmlns:w="http://schemas.openxmlformats.org/wordprocessingml/2006/main" xmlns:w14="http://schemas.microsoft.com/office/word/2010/wordml" xmlns:w15="http://schemas.microsoft.com/office/word/2012/wordml" xmlns:w16cex="http://schemas.microsoft.com/office/word/2018/wordml/cex" xmlns:w16cid="http://schemas.microsoft.com/office/word/2016/wordml/cid" xmlns:w16="http://schemas.microsoft.com/office/word/2018/wordml" xmlns:w16du="http://schemas.microsoft.com/office/word/2023/wordml/word16du" xmlns:w16sdtdh="http://schemas.microsoft.com/office/word/2020/wordml/sdtdatahash" xmlns:w16sdtfl="http://schemas.microsoft.com/office/word/2024/wordml/sdtformatlock" xmlns:w16se="http://schemas.microsoft.com/office/word/2015/wordml/symex" mc:Ignorable="w14 w15 w16se w16cid w16 w16cex w16sdtdh w16sdtfl w16du">
+<w:styles xmlns:mc="http://schemas.openxmlformats.org/markup-compatibility/2006" xmlns:r="http://schemas.openxmlformats.org/officeDocument/2006/relationships" xmlns:w="http://schemas.openxmlformats.org/wordprocessingml/2006/main" xmlns:w14="http://schemas.microsoft.com/office/word/2010/wordml" xmlns:w15="http://schemas.microsoft.com/office/word/2012/wordml" xmlns:w16cex="http://schemas.microsoft.com/office/word/2018/wordml/cex" xmlns:w16cid="http://schemas.microsoft.com/office/word/2016/wordml/cid" xmlns:w16="http://schemas.microsoft.com/office/word/2018/wordml" xmlns:w16sdtdh="http://schemas.microsoft.com/office/word/2020/wordml/sdtdatahash" xmlns:w16se="http://schemas.microsoft.com/office/word/2015/wordml/symex" mc:Ignorable="w14 w15 w16se w16cid w16 w16cex w16sdtdh">
   <w:docDefaults>
     <w:rPrDefault>
       <w:rPr>
@@ -24402,7 +22197,7 @@
 </file>
 
 <file path=word/glossary/webSettings.xml><?xml version="1.0" encoding="utf-8"?>
-<w:webSettings xmlns:mc="http://schemas.openxmlformats.org/markup-compatibility/2006" xmlns:r="http://schemas.openxmlformats.org/officeDocument/2006/relationships" xmlns:w="http://schemas.openxmlformats.org/wordprocessingml/2006/main" xmlns:w14="http://schemas.microsoft.com/office/word/2010/wordml" xmlns:w15="http://schemas.microsoft.com/office/word/2012/wordml" xmlns:w16cex="http://schemas.microsoft.com/office/word/2018/wordml/cex" xmlns:w16cid="http://schemas.microsoft.com/office/word/2016/wordml/cid" xmlns:w16="http://schemas.microsoft.com/office/word/2018/wordml" xmlns:w16du="http://schemas.microsoft.com/office/word/2023/wordml/word16du" xmlns:w16sdtdh="http://schemas.microsoft.com/office/word/2020/wordml/sdtdatahash" xmlns:w16sdtfl="http://schemas.microsoft.com/office/word/2024/wordml/sdtformatlock" xmlns:w16se="http://schemas.microsoft.com/office/word/2015/wordml/symex" mc:Ignorable="w14 w15 w16se w16cid w16 w16cex w16sdtdh w16sdtfl w16du">
+<w:webSettings xmlns:mc="http://schemas.openxmlformats.org/markup-compatibility/2006" xmlns:r="http://schemas.openxmlformats.org/officeDocument/2006/relationships" xmlns:w="http://schemas.openxmlformats.org/wordprocessingml/2006/main" xmlns:w14="http://schemas.microsoft.com/office/word/2010/wordml" xmlns:w15="http://schemas.microsoft.com/office/word/2012/wordml" xmlns:w16cex="http://schemas.microsoft.com/office/word/2018/wordml/cex" xmlns:w16cid="http://schemas.microsoft.com/office/word/2016/wordml/cid" xmlns:w16="http://schemas.microsoft.com/office/word/2018/wordml" xmlns:w16sdtdh="http://schemas.microsoft.com/office/word/2020/wordml/sdtdatahash" xmlns:w16se="http://schemas.microsoft.com/office/word/2015/wordml/symex" mc:Ignorable="w14 w15 w16se w16cid w16 w16cex w16sdtdh">
   <w:optimizeForBrowser/>
   <w:allowPNG/>
 </w:webSettings>
